--- a/Documents/User/Annunciator_Caution_Warning_Reference.docx
+++ b/Documents/User/Annunciator_Caution_Warning_Reference.docx
@@ -4582,7 +4582,7 @@
           <wp:inline distT="0" distB="0" distL="0" distR="0">
             <wp:extent cx="8782050" cy="5143500"/>
             <wp:effectExtent t="0" r="0" b="0" l="0"/>
-            <wp:docPr id="1" name="Main screen, nominal orbit" descr="Main screen, nominal orbit" title="Main screen, nominal orbit"/>
+            <wp:docPr id="2" name="Main screen, nominal orbit" descr="Main screen, nominal orbit" title="Main screen, nominal orbit"/>
             <wp:cNvGraphicFramePr>
               <a:graphicFrameLocks xmlns:a="http://schemas.openxmlformats.org/drawingml/2006/main" noChangeAspect="1"/>
             </wp:cNvGraphicFramePr>
@@ -9801,7 +9801,7 @@
           <wp:inline distT="0" distB="0" distL="0" distR="0">
             <wp:extent cx="8782050" cy="5143500"/>
             <wp:effectExtent t="0" r="0" b="0" l="0"/>
-            <wp:docPr id="1" name="SOI screen for Kerbin" descr="SOI screen for Kerbin" title="SOI screen for Kerbin"/>
+            <wp:docPr id="3" name="SOI screen for Kerbin" descr="SOI screen for Kerbin" title="SOI screen for Kerbin"/>
             <wp:cNvGraphicFramePr>
               <a:graphicFrameLocks xmlns:a="http://schemas.openxmlformats.org/drawingml/2006/main" noChangeAspect="1"/>
             </wp:cNvGraphicFramePr>
@@ -18696,10 +18696,6 @@
 </w:document>
 </file>
 
-<file path=word/comments.xml><?xml version="1.0" encoding="utf-8"?>
-<w:comments xmlns:cx="http://schemas.microsoft.com/office/drawing/2014/chartex" xmlns:cx1="http://schemas.microsoft.com/office/drawing/2015/9/8/chartex" xmlns:cx2="http://schemas.microsoft.com/office/drawing/2015/10/21/chartex" xmlns:cx3="http://schemas.microsoft.com/office/drawing/2016/5/9/chartex" xmlns:cx4="http://schemas.microsoft.com/office/drawing/2016/5/10/chartex" xmlns:cx5="http://schemas.microsoft.com/office/drawing/2016/5/11/chartex" xmlns:cx6="http://schemas.microsoft.com/office/drawing/2016/5/12/chartex" xmlns:cx7="http://schemas.microsoft.com/office/drawing/2016/5/13/chartex" xmlns:cx8="http://schemas.microsoft.com/office/drawing/2016/5/14/chartex" xmlns:mc="http://schemas.openxmlformats.org/markup-compatibility/2006" xmlns:aink="http://schemas.microsoft.com/office/drawing/2016/ink" xmlns:am3d="http://schemas.microsoft.com/office/drawing/2017/model3d" xmlns:o="urn:schemas-microsoft-com:office:office" xmlns:r="http://schemas.openxmlformats.org/officeDocument/2006/relationships" xmlns:m="http://schemas.openxmlformats.org/officeDocument/2006/math" xmlns:v="urn:schemas-microsoft-com:vml" xmlns:wp14="http://schemas.microsoft.com/office/word/2010/wordprocessingDrawing" xmlns:wp="http://schemas.openxmlformats.org/drawingml/2006/wordprocessingDrawing" xmlns:w10="urn:schemas-microsoft-com:office:word" xmlns:w="http://schemas.openxmlformats.org/wordprocessingml/2006/main" xmlns:w14="http://schemas.microsoft.com/office/word/2010/wordml" xmlns:w15="http://schemas.microsoft.com/office/word/2012/wordml" xmlns:w16cex="http://schemas.microsoft.com/office/word/2018/wordml/cex" xmlns:w16cid="http://schemas.microsoft.com/office/word/2016/wordml/cid" xmlns:w16="http://schemas.microsoft.com/office/word/2018/wordml" xmlns:w16sdtdh="http://schemas.microsoft.com/office/word/2020/wordml/sdtdatahash" xmlns:w16se="http://schemas.microsoft.com/office/word/2015/wordml/symex" xmlns:wpg="http://schemas.microsoft.com/office/word/2010/wordprocessingGroup" xmlns:wpi="http://schemas.microsoft.com/office/word/2010/wordprocessingInk" xmlns:wne="http://schemas.microsoft.com/office/word/2006/wordml" xmlns:wps="http://schemas.microsoft.com/office/word/2010/wordprocessingShape"/>
-</file>
-
 <file path=word/endnotes.xml><?xml version="1.0" encoding="utf-8"?>
 <w:endnotes xmlns:wpc="http://schemas.microsoft.com/office/word/2010/wordprocessingCanvas" xmlns:mc="http://schemas.openxmlformats.org/markup-compatibility/2006" xmlns:o="urn:schemas-microsoft-com:office:office" xmlns:r="http://schemas.openxmlformats.org/officeDocument/2006/relationships" xmlns:m="http://schemas.openxmlformats.org/officeDocument/2006/math" xmlns:v="urn:schemas-microsoft-com:vml" xmlns:wp14="http://schemas.microsoft.com/office/word/2010/wordprocessingDrawing" xmlns:wp="http://schemas.openxmlformats.org/drawingml/2006/wordprocessingDrawing" xmlns:w10="urn:schemas-microsoft-com:office:word" xmlns:w="http://schemas.openxmlformats.org/wordprocessingml/2006/main" xmlns:w14="http://schemas.microsoft.com/office/word/2010/wordml" xmlns:w15="http://schemas.microsoft.com/office/word/2012/wordml" xmlns:wpg="http://schemas.microsoft.com/office/word/2010/wordprocessingGroup" xmlns:wpi="http://schemas.microsoft.com/office/word/2010/wordprocessingInk" xmlns:wne="http://schemas.microsoft.com/office/word/2006/wordml" xmlns:wps="http://schemas.microsoft.com/office/word/2010/wordprocessingShape" mc:Ignorable="w14 w15 wp14">
   <w:endnote w:type="separator" w:id="-1">
@@ -18778,7 +18774,7 @@
 <w:numbering xmlns:wpc="http://schemas.microsoft.com/office/word/2010/wordprocessingCanvas" xmlns:mc="http://schemas.openxmlformats.org/markup-compatibility/2006" xmlns:o="urn:schemas-microsoft-com:office:office" xmlns:r="http://schemas.openxmlformats.org/officeDocument/2006/relationships" xmlns:m="http://schemas.openxmlformats.org/officeDocument/2006/math" xmlns:v="urn:schemas-microsoft-com:vml" xmlns:wp14="http://schemas.microsoft.com/office/word/2010/wordprocessingDrawing" xmlns:wp="http://schemas.openxmlformats.org/drawingml/2006/wordprocessingDrawing" xmlns:w10="urn:schemas-microsoft-com:office:word" xmlns:w="http://schemas.openxmlformats.org/wordprocessingml/2006/main" xmlns:w14="http://schemas.microsoft.com/office/word/2010/wordml" xmlns:w15="http://schemas.microsoft.com/office/word/2012/wordml" xmlns:wpg="http://schemas.microsoft.com/office/word/2010/wordprocessingGroup" xmlns:wpi="http://schemas.microsoft.com/office/word/2010/wordprocessingInk" xmlns:wne="http://schemas.microsoft.com/office/word/2006/wordml" xmlns:wps="http://schemas.microsoft.com/office/word/2010/wordprocessingShape" mc:Ignorable="w14 w15 wp14">
   <w:abstractNum w:abstractNumId="1" w15:restartNumberingAfterBreak="0">
     <w:multiLevelType w:val="hybridMultilevel"/>
-    <w:lvl w:ilvl="0" w15:tentative="1">
+    <w:lvl w:ilvl="0" w:tentative="1">
       <w:start w:val="1"/>
       <w:numFmt w:val="bullet"/>
       <w:lvlText w:val="●"/>
@@ -18787,7 +18783,7 @@
         <w:ind w:left="720" w:hanging="360"/>
       </w:pPr>
     </w:lvl>
-    <w:lvl w:ilvl="1" w15:tentative="1">
+    <w:lvl w:ilvl="1" w:tentative="1">
       <w:start w:val="1"/>
       <w:numFmt w:val="bullet"/>
       <w:lvlText w:val="○"/>
@@ -18796,7 +18792,7 @@
         <w:ind w:left="1440" w:hanging="360"/>
       </w:pPr>
     </w:lvl>
-    <w:lvl w:ilvl="2" w15:tentative="1">
+    <w:lvl w:ilvl="2" w:tentative="1">
       <w:start w:val="1"/>
       <w:numFmt w:val="bullet"/>
       <w:lvlText w:val="■"/>
@@ -18805,7 +18801,7 @@
         <w:ind w:left="2160" w:hanging="360"/>
       </w:pPr>
     </w:lvl>
-    <w:lvl w:ilvl="3" w15:tentative="1">
+    <w:lvl w:ilvl="3" w:tentative="1">
       <w:start w:val="1"/>
       <w:numFmt w:val="bullet"/>
       <w:lvlText w:val="●"/>
@@ -18814,7 +18810,7 @@
         <w:ind w:left="2880" w:hanging="360"/>
       </w:pPr>
     </w:lvl>
-    <w:lvl w:ilvl="4" w15:tentative="1">
+    <w:lvl w:ilvl="4" w:tentative="1">
       <w:start w:val="1"/>
       <w:numFmt w:val="bullet"/>
       <w:lvlText w:val="○"/>
@@ -18823,7 +18819,7 @@
         <w:ind w:left="3600" w:hanging="360"/>
       </w:pPr>
     </w:lvl>
-    <w:lvl w:ilvl="5" w15:tentative="1">
+    <w:lvl w:ilvl="5" w:tentative="1">
       <w:start w:val="1"/>
       <w:numFmt w:val="bullet"/>
       <w:lvlText w:val="■"/>
@@ -18832,7 +18828,7 @@
         <w:ind w:left="4320" w:hanging="360"/>
       </w:pPr>
     </w:lvl>
-    <w:lvl w:ilvl="6" w15:tentative="1">
+    <w:lvl w:ilvl="6" w:tentative="1">
       <w:start w:val="1"/>
       <w:numFmt w:val="bullet"/>
       <w:lvlText w:val="●"/>
@@ -18841,7 +18837,7 @@
         <w:ind w:left="5040" w:hanging="360"/>
       </w:pPr>
     </w:lvl>
-    <w:lvl w:ilvl="7" w15:tentative="1">
+    <w:lvl w:ilvl="7" w:tentative="1">
       <w:start w:val="1"/>
       <w:numFmt w:val="bullet"/>
       <w:lvlText w:val="●"/>
@@ -18850,7 +18846,7 @@
         <w:ind w:left="5760" w:hanging="360"/>
       </w:pPr>
     </w:lvl>
-    <w:lvl w:ilvl="8" w15:tentative="1">
+    <w:lvl w:ilvl="8" w:tentative="1">
       <w:start w:val="1"/>
       <w:numFmt w:val="bullet"/>
       <w:lvlText w:val="●"/>
@@ -18862,13 +18858,43 @@
   </w:abstractNum>
   <w:abstractNum w:abstractNumId="2" w15:restartNumberingAfterBreak="0">
     <w:multiLevelType w:val="hybridMultilevel"/>
-    <w:lvl w:ilvl="0" w15:tentative="1">
+    <w:lvl w:ilvl="0" w:tentative="1">
       <w:start w:val="1"/>
       <w:numFmt w:val="bullet"/>
       <w:lvlText w:val="•"/>
       <w:lvlJc w:val="left"/>
       <w:pPr>
         <w:ind w:left="567" w:hanging="283"/>
+      </w:pPr>
+    </w:lvl>
+    <w:lvl w:ilvl="1" w:tentative="1">
+      <w:start w:val="1"/>
+      <w:numFmt w:val="bullet"/>
+      <w:lvlText w:val="–"/>
+      <w:lvlJc w:val="left"/>
+      <w:pPr>
+        <w:ind w:left="1134" w:hanging="283"/>
+      </w:pPr>
+    </w:lvl>
+  </w:abstractNum>
+  <w:abstractNum w:abstractNumId="3" w15:restartNumberingAfterBreak="0">
+    <w:multiLevelType w:val="hybridMultilevel"/>
+    <w:lvl w:ilvl="0" w:tentative="1">
+      <w:start w:val="1"/>
+      <w:numFmt w:val="decimal"/>
+      <w:lvlText w:val="%1."/>
+      <w:lvlJc w:val="left"/>
+      <w:pPr>
+        <w:ind w:left="567" w:hanging="340"/>
+      </w:pPr>
+    </w:lvl>
+    <w:lvl w:ilvl="1" w:tentative="1">
+      <w:start w:val="1"/>
+      <w:numFmt w:val="lowerLetter"/>
+      <w:lvlText w:val="%2."/>
+      <w:lvlJc w:val="left"/>
+      <w:pPr>
+        <w:ind w:left="1134" w:hanging="340"/>
       </w:pPr>
     </w:lvl>
   </w:abstractNum>
@@ -18881,6 +18907,9 @@
   <w:num w:numId="2">
     <w:abstractNumId w:val="2"/>
     <w:lvlOverride w:ilvl="0">
+      <w:startOverride w:val="1"/>
+    </w:lvlOverride>
+    <w:lvlOverride w:ilvl="1">
       <w:startOverride w:val="1"/>
     </w:lvlOverride>
   </w:num>
@@ -18899,6 +18928,25 @@
     </w:rPrDefault>
     <w:pPrDefault/>
   </w:docDefaults>
+  <w:style w:type="paragraph" w:styleId="Normal" w:default="1">
+    <w:name w:val="Normal"/>
+    <w:qFormat/>
+  </w:style>
+  <w:style w:type="table" w:styleId="TableNormal" w:default="true">
+    <w:name w:val="Normal Table"/>
+    <w:uiPriority w:val="99"/>
+    <w:semiHidden/>
+    <w:unhideWhenUsed/>
+    <w:tblPr>
+      <w:tblInd w:type="dxa" w:w="0"/>
+      <w:tblCellMar>
+        <w:top w:type="dxa" w:w="0"/>
+        <w:left w:type="dxa" w:w="108"/>
+        <w:bottom w:type="dxa" w:w="0"/>
+        <w:right w:type="dxa" w:w="108"/>
+      </w:tblCellMar>
+    </w:tblPr>
+  </w:style>
   <w:style w:type="paragraph" w:styleId="Title">
     <w:name w:val="Title"/>
     <w:basedOn w:val="Normal"/>
@@ -18986,6 +19034,139 @@
     <w:basedOn w:val="Normal"/>
     <w:qFormat/>
   </w:style>
+  <w:style w:type="paragraph" w:styleId="Caption">
+    <w:name w:val="caption"/>
+    <w:basedOn w:val="Normal"/>
+    <w:next w:val="Normal"/>
+    <w:uiPriority w:val="35"/>
+    <w:semiHidden/>
+    <w:unhideWhenUsed/>
+    <w:qFormat/>
+    <w:pPr>
+      <w:spacing w:after="200"/>
+    </w:pPr>
+    <w:rPr>
+      <w:i/>
+      <w:iCs/>
+      <w:color w:val="44546A" w:themeColor="dark2"/>
+      <w:sz w:val="18"/>
+      <w:szCs w:val="18"/>
+    </w:rPr>
+  </w:style>
+  <w:style w:type="paragraph" w:styleId="Bibliography">
+    <w:name w:val="Bibliography"/>
+    <w:basedOn w:val="Normal"/>
+    <w:next w:val="Normal"/>
+    <w:uiPriority w:val="37"/>
+    <w:unhideWhenUsed/>
+  </w:style>
+  <w:style w:type="paragraph" w:styleId="TOC1">
+    <w:name w:val="toc 1"/>
+    <w:basedOn w:val="Normal"/>
+    <w:next w:val="Normal"/>
+    <w:uiPriority w:val="39"/>
+    <w:semiHidden/>
+    <w:unhideWhenUsed/>
+    <w:pPr>
+      <w:spacing w:after="100"/>
+    </w:pPr>
+  </w:style>
+  <w:style w:type="paragraph" w:styleId="TOC2">
+    <w:name w:val="toc 2"/>
+    <w:basedOn w:val="Normal"/>
+    <w:next w:val="Normal"/>
+    <w:uiPriority w:val="39"/>
+    <w:semiHidden/>
+    <w:unhideWhenUsed/>
+    <w:pPr>
+      <w:spacing w:after="100"/>
+      <w:ind w:left="210"/>
+    </w:pPr>
+  </w:style>
+  <w:style w:type="paragraph" w:styleId="TOC3">
+    <w:name w:val="toc 3"/>
+    <w:basedOn w:val="Normal"/>
+    <w:next w:val="Normal"/>
+    <w:uiPriority w:val="39"/>
+    <w:semiHidden/>
+    <w:unhideWhenUsed/>
+    <w:pPr>
+      <w:spacing w:after="100"/>
+      <w:ind w:left="420"/>
+    </w:pPr>
+  </w:style>
+  <w:style w:type="paragraph" w:styleId="TOC4">
+    <w:name w:val="toc 4"/>
+    <w:basedOn w:val="Normal"/>
+    <w:next w:val="Normal"/>
+    <w:uiPriority w:val="39"/>
+    <w:semiHidden/>
+    <w:unhideWhenUsed/>
+    <w:pPr>
+      <w:spacing w:after="100"/>
+      <w:ind w:left="630"/>
+    </w:pPr>
+  </w:style>
+  <w:style w:type="paragraph" w:styleId="TOC5">
+    <w:name w:val="toc 5"/>
+    <w:basedOn w:val="Normal"/>
+    <w:next w:val="Normal"/>
+    <w:uiPriority w:val="39"/>
+    <w:semiHidden/>
+    <w:unhideWhenUsed/>
+    <w:pPr>
+      <w:spacing w:after="100"/>
+      <w:ind w:left="840"/>
+    </w:pPr>
+  </w:style>
+  <w:style w:type="paragraph" w:styleId="TOC6">
+    <w:name w:val="toc 6"/>
+    <w:basedOn w:val="Normal"/>
+    <w:next w:val="Normal"/>
+    <w:uiPriority w:val="39"/>
+    <w:semiHidden/>
+    <w:unhideWhenUsed/>
+    <w:pPr>
+      <w:spacing w:after="100"/>
+      <w:ind w:left="1050"/>
+    </w:pPr>
+  </w:style>
+  <w:style w:type="paragraph" w:styleId="TOC7">
+    <w:name w:val="toc 7"/>
+    <w:basedOn w:val="Normal"/>
+    <w:next w:val="Normal"/>
+    <w:uiPriority w:val="39"/>
+    <w:semiHidden/>
+    <w:unhideWhenUsed/>
+    <w:pPr>
+      <w:spacing w:after="100"/>
+      <w:ind w:left="1260"/>
+    </w:pPr>
+  </w:style>
+  <w:style w:type="paragraph" w:styleId="TOC8">
+    <w:name w:val="toc 8"/>
+    <w:basedOn w:val="Normal"/>
+    <w:next w:val="Normal"/>
+    <w:uiPriority w:val="39"/>
+    <w:semiHidden/>
+    <w:unhideWhenUsed/>
+    <w:pPr>
+      <w:spacing w:after="100"/>
+      <w:ind w:left="1470"/>
+    </w:pPr>
+  </w:style>
+  <w:style w:type="paragraph" w:styleId="TOC9">
+    <w:name w:val="toc 9"/>
+    <w:basedOn w:val="Normal"/>
+    <w:next w:val="Normal"/>
+    <w:uiPriority w:val="39"/>
+    <w:semiHidden/>
+    <w:unhideWhenUsed/>
+    <w:pPr>
+      <w:spacing w:after="100"/>
+      <w:ind w:left="1680"/>
+    </w:pPr>
+  </w:style>
   <w:style w:type="character" w:styleId="Hyperlink">
     <w:name w:val="Hyperlink"/>
     <w:basedOn w:val="DefaultParagraphFont"/>
@@ -19070,5 +19251,302 @@
       <w:szCs w:val="20"/>
     </w:rPr>
   </w:style>
+  <w:style w:type="character" w:styleId="LineNumber">
+    <w:name w:val="line number"/>
+    <w:basedOn w:val="DefaultParagraphFont"/>
+    <w:uiPriority w:val="99"/>
+    <w:semiHidden/>
+    <w:unhideWhenUsed/>
+  </w:style>
 </w:styles>
+</file>
+
+<file path=word/theme/theme1.xml><?xml version="1.0" encoding="utf-8"?>
+<a:theme xmlns:a="http://schemas.openxmlformats.org/drawingml/2006/main" name="Office Theme">
+  <a:themeElements>
+    <a:clrScheme name="Office">
+      <a:dk1>
+        <a:sysClr val="windowText" lastClr="000000"/>
+      </a:dk1>
+      <a:lt1>
+        <a:sysClr val="window" lastClr="FFFFFF"/>
+      </a:lt1>
+      <a:dk2>
+        <a:srgbClr val="44546A"/>
+      </a:dk2>
+      <a:lt2>
+        <a:srgbClr val="E7E6E6"/>
+      </a:lt2>
+      <a:accent1>
+        <a:srgbClr val="4472C4"/>
+      </a:accent1>
+      <a:accent2>
+        <a:srgbClr val="ED7D31"/>
+      </a:accent2>
+      <a:accent3>
+        <a:srgbClr val="A5A5A5"/>
+      </a:accent3>
+      <a:accent4>
+        <a:srgbClr val="FFC000"/>
+      </a:accent4>
+      <a:accent5>
+        <a:srgbClr val="5B9BD5"/>
+      </a:accent5>
+      <a:accent6>
+        <a:srgbClr val="70AD47"/>
+      </a:accent6>
+      <a:hlink>
+        <a:srgbClr val="0563C1"/>
+      </a:hlink>
+      <a:folHlink>
+        <a:srgbClr val="954F72"/>
+      </a:folHlink>
+    </a:clrScheme>
+    <a:fontScheme name="Office">
+      <a:majorFont>
+        <a:latin typeface="Calibri Light" panose="020F0302020204030204"/>
+        <a:ea typeface=""/>
+        <a:cs typeface=""/>
+        <a:font script="Jpan" typeface="游ゴシック Light"/>
+        <a:font script="Hang" typeface="맑은 고딕"/>
+        <a:font script="Hans" typeface="等线 Light"/>
+        <a:font script="Hant" typeface="新細明體"/>
+        <a:font script="Arab" typeface="Times New Roman"/>
+        <a:font script="Hebr" typeface="Times New Roman"/>
+        <a:font script="Thai" typeface="Angsana New"/>
+        <a:font script="Ethi" typeface="Nyala"/>
+        <a:font script="Beng" typeface="Vrinda"/>
+        <a:font script="Gujr" typeface="Shruti"/>
+        <a:font script="Khmr" typeface="MoolBoran"/>
+        <a:font script="Knda" typeface="Tunga"/>
+        <a:font script="Guru" typeface="Raavi"/>
+        <a:font script="Cans" typeface="Euphemia"/>
+        <a:font script="Cher" typeface="Plantagenet Cherokee"/>
+        <a:font script="Yiii" typeface="Microsoft Yi Baiti"/>
+        <a:font script="Tibt" typeface="Microsoft Himalaya"/>
+        <a:font script="Thaa" typeface="MV Boli"/>
+        <a:font script="Deva" typeface="Mangal"/>
+        <a:font script="Telu" typeface="Gautami"/>
+        <a:font script="Taml" typeface="Latha"/>
+        <a:font script="Syrc" typeface="Estrangelo Edessa"/>
+        <a:font script="Orya" typeface="Kalinga"/>
+        <a:font script="Mlym" typeface="Kartika"/>
+        <a:font script="Laoo" typeface="DokChampa"/>
+        <a:font script="Sinh" typeface="Iskoola Pota"/>
+        <a:font script="Mong" typeface="Mongolian Baiti"/>
+        <a:font script="Viet" typeface="Times New Roman"/>
+        <a:font script="Uigh" typeface="Microsoft Uighur"/>
+        <a:font script="Geor" typeface="Sylfaen"/>
+        <a:font script="Armn" typeface="Arial"/>
+        <a:font script="Bugi" typeface="Leelawadee UI"/>
+        <a:font script="Bopo" typeface="Microsoft JhengHei"/>
+        <a:font script="Java" typeface="Javanese Text"/>
+        <a:font script="Lisu" typeface="Segoe UI"/>
+        <a:font script="Mymr" typeface="Myanmar Text"/>
+        <a:font script="Nkoo" typeface="Ebrima"/>
+        <a:font script="Olck" typeface="Nirmala UI"/>
+        <a:font script="Osma" typeface="Ebrima"/>
+        <a:font script="Phag" typeface="Phagspa"/>
+        <a:font script="Syrn" typeface="Estrangelo Edessa"/>
+        <a:font script="Syrj" typeface="Estrangelo Edessa"/>
+        <a:font script="Syre" typeface="Estrangelo Edessa"/>
+        <a:font script="Sora" typeface="Nirmala UI"/>
+        <a:font script="Tale" typeface="Microsoft Tai Le"/>
+        <a:font script="Talu" typeface="Microsoft New Tai Lue"/>
+        <a:font script="Tfng" typeface="Ebrima"/>
+      </a:majorFont>
+      <a:minorFont>
+        <a:latin typeface="Calibri" panose="020F0502020204030204"/>
+        <a:ea typeface=""/>
+        <a:cs typeface=""/>
+        <a:font script="Jpan" typeface="游明朝"/>
+        <a:font script="Hang" typeface="맑은 고딕"/>
+        <a:font script="Hans" typeface="等线"/>
+        <a:font script="Hant" typeface="新細明體"/>
+        <a:font script="Arab" typeface="Arial"/>
+        <a:font script="Hebr" typeface="Arial"/>
+        <a:font script="Thai" typeface="Cordia New"/>
+        <a:font script="Ethi" typeface="Nyala"/>
+        <a:font script="Beng" typeface="Vrinda"/>
+        <a:font script="Gujr" typeface="Shruti"/>
+        <a:font script="Khmr" typeface="DaunPenh"/>
+        <a:font script="Knda" typeface="Tunga"/>
+        <a:font script="Guru" typeface="Raavi"/>
+        <a:font script="Cans" typeface="Euphemia"/>
+        <a:font script="Cher" typeface="Plantagenet Cherokee"/>
+        <a:font script="Yiii" typeface="Microsoft Yi Baiti"/>
+        <a:font script="Tibt" typeface="Microsoft Himalaya"/>
+        <a:font script="Thaa" typeface="MV Boli"/>
+        <a:font script="Deva" typeface="Mangal"/>
+        <a:font script="Telu" typeface="Gautami"/>
+        <a:font script="Taml" typeface="Latha"/>
+        <a:font script="Syrc" typeface="Estrangelo Edessa"/>
+        <a:font script="Orya" typeface="Kalinga"/>
+        <a:font script="Mlym" typeface="Kartika"/>
+        <a:font script="Laoo" typeface="DokChampa"/>
+        <a:font script="Sinh" typeface="Iskoola Pota"/>
+        <a:font script="Mong" typeface="Mongolian Baiti"/>
+        <a:font script="Viet" typeface="Arial"/>
+        <a:font script="Uigh" typeface="Microsoft Uighur"/>
+        <a:font script="Geor" typeface="Sylfaen"/>
+        <a:font script="Armn" typeface="Arial"/>
+        <a:font script="Bugi" typeface="Leelawadee UI"/>
+        <a:font script="Bopo" typeface="Microsoft JhengHei"/>
+        <a:font script="Java" typeface="Javanese Text"/>
+        <a:font script="Lisu" typeface="Segoe UI"/>
+        <a:font script="Mymr" typeface="Myanmar Text"/>
+        <a:font script="Nkoo" typeface="Ebrima"/>
+        <a:font script="Olck" typeface="Nirmala UI"/>
+        <a:font script="Osma" typeface="Ebrima"/>
+        <a:font script="Phag" typeface="Phagspa"/>
+        <a:font script="Syrn" typeface="Estrangelo Edessa"/>
+        <a:font script="Syrj" typeface="Estrangelo Edessa"/>
+        <a:font script="Syre" typeface="Estrangelo Edessa"/>
+        <a:font script="Sora" typeface="Nirmala UI"/>
+        <a:font script="Tale" typeface="Microsoft Tai Le"/>
+        <a:font script="Talu" typeface="Microsoft New Tai Lue"/>
+        <a:font script="Tfng" typeface="Ebrima"/>
+      </a:minorFont>
+    </a:fontScheme>
+    <a:fmtScheme name="Office">
+      <a:fillStyleLst>
+        <a:solidFill>
+          <a:schemeClr val="phClr"/>
+        </a:solidFill>
+        <a:gradFill rotWithShape="true">
+          <a:gsLst>
+            <a:gs pos="0">
+              <a:schemeClr val="phClr">
+                <a:lumMod val="110000"/>
+                <a:satMod val="105000"/>
+                <a:tint val="67000"/>
+              </a:schemeClr>
+            </a:gs>
+            <a:gs pos="50000">
+              <a:schemeClr val="phClr">
+                <a:lumMod val="105000"/>
+                <a:satMod val="103000"/>
+                <a:tint val="73000"/>
+              </a:schemeClr>
+            </a:gs>
+            <a:gs pos="100000">
+              <a:schemeClr val="phClr">
+                <a:lumMod val="105000"/>
+                <a:satMod val="109000"/>
+                <a:tint val="81000"/>
+              </a:schemeClr>
+            </a:gs>
+          </a:gsLst>
+          <a:lin ang="5400000" scaled="false"/>
+        </a:gradFill>
+        <a:gradFill rotWithShape="true">
+          <a:gsLst>
+            <a:gs pos="0">
+              <a:schemeClr val="phClr">
+                <a:satMod val="103000"/>
+                <a:lumMod val="102000"/>
+                <a:tint val="94000"/>
+              </a:schemeClr>
+            </a:gs>
+            <a:gs pos="50000">
+              <a:schemeClr val="phClr">
+                <a:satMod val="110000"/>
+                <a:lumMod val="100000"/>
+                <a:shade val="100000"/>
+              </a:schemeClr>
+            </a:gs>
+            <a:gs pos="100000">
+              <a:schemeClr val="phClr">
+                <a:lumMod val="99000"/>
+                <a:satMod val="120000"/>
+                <a:shade val="78000"/>
+              </a:schemeClr>
+            </a:gs>
+          </a:gsLst>
+          <a:lin ang="5400000" scaled="false"/>
+        </a:gradFill>
+      </a:fillStyleLst>
+      <a:lnStyleLst>
+        <a:ln w="6350" cap="flat" cmpd="sng" algn="ctr">
+          <a:solidFill>
+            <a:schemeClr val="phClr"/>
+          </a:solidFill>
+          <a:prstDash val="solid"/>
+          <a:miter lim="800000"/>
+        </a:ln>
+        <a:ln w="12700" cap="flat" cmpd="sng" algn="ctr">
+          <a:solidFill>
+            <a:schemeClr val="phClr"/>
+          </a:solidFill>
+          <a:prstDash val="solid"/>
+          <a:miter lim="800000"/>
+        </a:ln>
+        <a:ln w="19050" cap="flat" cmpd="sng" algn="ctr">
+          <a:solidFill>
+            <a:schemeClr val="phClr"/>
+          </a:solidFill>
+          <a:prstDash val="solid"/>
+          <a:miter lim="800000"/>
+        </a:ln>
+      </a:lnStyleLst>
+      <a:effectStyleLst>
+        <a:effectStyle>
+          <a:effectLst/>
+        </a:effectStyle>
+        <a:effectStyle>
+          <a:effectLst/>
+        </a:effectStyle>
+        <a:effectStyle>
+          <a:effectLst>
+            <a:outerShdw blurRad="57150" dist="19050" dir="5400000" algn="ctr" rotWithShape="false">
+              <a:srgbClr val="000000">
+                <a:alpha val="63000"/>
+              </a:srgbClr>
+            </a:outerShdw>
+          </a:effectLst>
+        </a:effectStyle>
+      </a:effectStyleLst>
+      <a:bgFillStyleLst>
+        <a:solidFill>
+          <a:schemeClr val="phClr"/>
+        </a:solidFill>
+        <a:solidFill>
+          <a:schemeClr val="phClr">
+            <a:tint val="95000"/>
+            <a:satMod val="170000"/>
+          </a:schemeClr>
+        </a:solidFill>
+        <a:gradFill rotWithShape="true">
+          <a:gsLst>
+            <a:gs pos="0">
+              <a:schemeClr val="phClr">
+                <a:tint val="93000"/>
+                <a:satMod val="150000"/>
+                <a:shade val="98000"/>
+                <a:lumMod val="102000"/>
+              </a:schemeClr>
+            </a:gs>
+            <a:gs pos="50000">
+              <a:schemeClr val="phClr">
+                <a:tint val="98000"/>
+                <a:satMod val="130000"/>
+                <a:shade val="90000"/>
+                <a:lumMod val="103000"/>
+              </a:schemeClr>
+            </a:gs>
+            <a:gs pos="100000">
+              <a:schemeClr val="phClr">
+                <a:shade val="63000"/>
+                <a:satMod val="120000"/>
+              </a:schemeClr>
+            </a:gs>
+          </a:gsLst>
+          <a:lin ang="5400000" scaled="false"/>
+        </a:gradFill>
+      </a:bgFillStyleLst>
+    </a:fmtScheme>
+  </a:themeElements>
+  <a:objectDefaults/>
+  <a:extraClrSchemeLst/>
+</a:theme>
 </file>
--- a/Documents/User/Annunciator_Caution_Warning_Reference.docx
+++ b/Documents/User/Annunciator_Caution_Warning_Reference.docx
@@ -52,7 +52,7 @@
         <w:t xml:space="preserve">Applies to:</w:t>
       </w:r>
       <w:r>
-        <w:t xml:space="preserve"> KCMk1_Annunciator firmware 3.7.0</w:t>
+        <w:t xml:space="preserve"> KCMk1_Annunciator firmware 3.7.1</w:t>
       </w:r>
     </w:p>
     <w:p>
@@ -2486,7 +2486,7 @@
                 <w:sz w:val="17"/>
                 <w:szCs w:val="17"/>
               </w:rPr>
-              <w:t xml:space="preserve"> food &lt; 24 h, water &lt; 4 h, oxygen &lt; 10 min, or any waste tank &gt; 95 % full. Worst resource wins. Crewed vessels only.</w:t>
+              <w:t xml:space="preserve"> food &lt; 24 h, water &lt; 4 h, oxygen &lt; 10 min, or any waste tank &gt; 95 % full. Worst resource wins. Crewed vessels with TAC-LS data only; without the mod the tile stays dark.</w:t>
             </w:r>
           </w:p>
         </w:tc>
@@ -10704,42 +10704,16 @@
         <w:spacing w:after="120"/>
       </w:pPr>
       <w:r>
-        <w:t xml:space="preserve">Two display quirks worth knowing:</w:t>
-      </w:r>
-    </w:p>
-    <w:p>
-      <w:pPr>
-        <w:pStyle w:val="ListParagraph"/>
-        <w:numPr>
-          <w:ilvl w:val="0"/>
-          <w:numId w:val="2"/>
-        </w:numPr>
-        <w:spacing w:after="60"/>
-      </w:pPr>
-      <w:r>
-        <w:t xml:space="preserve">The SURF. GRAVITY unit is written as m/s² in the firmware, but the panel font has no superscript-two glyph, so the screen shows "m/s".</w:t>
-      </w:r>
-    </w:p>
-    <w:p>
-      <w:pPr>
-        <w:pStyle w:val="ListParagraph"/>
-        <w:numPr>
-          <w:ilvl w:val="0"/>
-          <w:numId w:val="2"/>
-        </w:numPr>
-        <w:spacing w:after="60"/>
-      </w:pPr>
-      <w:r>
-        <w:t xml:space="preserve">For Kerbol the SOI radius is unbounded (there is no parent body), which the body table records as an infinite value. The altitude formatter cannot represent that and the row currently prints </w:t>
+        <w:t xml:space="preserve">For Kerbol the SOI radius is unbounded (there is no parent body), so its row shows </w:t>
       </w:r>
       <w:r>
         <w:rPr>
           <w:rFonts w:ascii="Consolas" w:cs="Consolas" w:eastAsia="Consolas" w:hAnsi="Consolas"/>
         </w:rPr>
-        <w:t xml:space="preserve">-9,223,372,036,854,775,808 Gm</w:t>
+        <w:t xml:space="preserve">∞</w:t>
       </w:r>
       <w:r>
-        <w:t xml:space="preserve">. The other seven Kerbol rows are correct.</w:t>
+        <w:t xml:space="preserve">.</w:t>
       </w:r>
     </w:p>
     <w:p>

--- a/Documents/User/Annunciator_Caution_Warning_Reference.docx
+++ b/Documents/User/Annunciator_Caution_Warning_Reference.docx
@@ -52,7 +52,7 @@
         <w:t xml:space="preserve">Applies to:</w:t>
       </w:r>
       <w:r>
-        <w:t xml:space="preserve"> KCMk1_Annunciator firmware 3.7.1</w:t>
+        <w:t xml:space="preserve"> KCMk1_Annunciator firmware 3.7.2</w:t>
       </w:r>
     </w:p>
     <w:p>
@@ -3850,16 +3850,7 @@
                 <w:sz w:val="17"/>
                 <w:szCs w:val="17"/>
               </w:rPr>
-              <w:t xml:space="preserve"> dynamic pressure above the body's calibrated threshold. </w:t>
-            </w:r>
-            <w:r>
-              <w:rPr>
-                <w:i/>
-                <w:iCs/>
-                <w:sz w:val="17"/>
-                <w:szCs w:val="17"/>
-              </w:rPr>
-              <w:t xml:space="preserve">The threshold is currently 0 (suppressed) for every body in the shared body table, so this tile does not light until thresholds are calibrated from flight test.</w:t>
+              <w:t xml:space="preserve"> dynamic pressure q = ½ × air density × surface speed² above 20 kPa, in an atmosphere. The same limit on every body, and the level at which the Info Display's ASCENT Q readout turns yellow. A Kerbin ascent normally peaks near 10–15 kPa.</w:t>
             </w:r>
           </w:p>
         </w:tc>
@@ -18565,7 +18556,7 @@
         <w:spacing w:after="60"/>
       </w:pPr>
       <w:r>
-        <w:t xml:space="preserve">The table also holds a per-body dynamic-pressure threshold for the HIGH Q tile. It is 0 (suppressed) for all seventeen bodies at present, so it is omitted here.</w:t>
+        <w:t xml:space="preserve">The table also holds a per-body dynamic-pressure threshold field. HIGH Q no longer reads it (it uses one 20 kPa limit everywhere), so it is omitted here.</w:t>
       </w:r>
     </w:p>
     <w:p>

--- a/Documents/User/Annunciator_Caution_Warning_Reference.docx
+++ b/Documents/User/Annunciator_Caution_Warning_Reference.docx
@@ -52,7 +52,7 @@
         <w:t xml:space="preserve">Applies to:</w:t>
       </w:r>
       <w:r>
-        <w:t xml:space="preserve"> KCMk1_Annunciator firmware 3.7.2</w:t>
+        <w:t xml:space="preserve"> KCMk1_Annunciator firmware 3.8.0</w:t>
       </w:r>
     </w:p>
     <w:p>
@@ -1416,7 +1416,7 @@
                 <w:sz w:val="17"/>
                 <w:szCs w:val="17"/>
               </w:rPr>
-              <w:t xml:space="preserve"> stage burn time below 60 s, while in flight with the throttle open. Suppressed on the pad, with throttle at zero, and for 1.5 s after throttle-up (burn-time estimate is unreliable at ignition).</w:t>
+              <w:t xml:space="preserve"> stage burn time below 60 s, while in flight with the throttle open. Suppressed on the pad, with throttle at zero, for 1.5 s after throttle-up (burn-time estimate is unreliable at ignition), and on a craft carrying neither liquid fuel nor oxidizer, such as a re-entry capsule (needs the Alternate Resource Panel mod).</w:t>
             </w:r>
           </w:p>
         </w:tc>

--- a/Documents/User/Annunciator_Caution_Warning_Reference.docx
+++ b/Documents/User/Annunciator_Caution_Warning_Reference.docx
@@ -18556,7 +18556,7 @@
         <w:spacing w:after="60"/>
       </w:pPr>
       <w:r>
-        <w:t xml:space="preserve">The table also holds a per-body dynamic-pressure threshold field. HIGH Q no longer reads it (it uses one 20 kPa limit everywhere), so it is omitted here.</w:t>
+        <w:t xml:space="preserve">There is no per-body HIGH Q threshold: HIGH Q uses one 20 kPa dynamic-pressure limit on every body with an atmosphere.</w:t>
       </w:r>
     </w:p>
     <w:p>
@@ -18617,7 +18617,7 @@
         <w:spacing w:after="60"/>
       </w:pPr>
       <w:r>
-        <w:t xml:space="preserve">Thresholds shared with the Info Display (ground-proximity time, g limits, low-ΔV and low-burn-time limits, chute limits) are defined once in </w:t>
+        <w:t xml:space="preserve">Thresholds shared with the Info Display (ground-proximity time, g limits, low-ΔV and low-burn-time limits, chute limits, the 20 kPa HIGH Q limit) are defined once in </w:t>
       </w:r>
       <w:r>
         <w:rPr>

--- a/Documents/User/Annunciator_Caution_Warning_Reference.docx
+++ b/Documents/User/Annunciator_Caution_Warning_Reference.docx
@@ -52,7 +52,7 @@
         <w:t xml:space="preserve">Applies to:</w:t>
       </w:r>
       <w:r>
-        <w:t xml:space="preserve"> KCMk1_Annunciator firmware 3.8.0</w:t>
+        <w:t xml:space="preserve"> KCMk1_Annunciator firmware 3.8.1</w:t>
       </w:r>
     </w:p>
     <w:p>
@@ -1680,7 +1680,7 @@
                 <w:sz w:val="17"/>
                 <w:szCs w:val="17"/>
               </w:rPr>
-              <w:t xml:space="preserve"> skin temperature above 90 % of its limit. (The TMAX / TSKIN readouts turn yellow from 50 % and red at the same 90 % point.)</w:t>
+              <w:t xml:space="preserve"> skin temperature above 90 % of its limit. (The CORE / SKIN readouts turn yellow from 50 % and red at the same 90 % point.)</w:t>
             </w:r>
           </w:p>
         </w:tc>
@@ -4573,7 +4573,7 @@
           <wp:inline distT="0" distB="0" distL="0" distR="0">
             <wp:extent cx="8782050" cy="5143500"/>
             <wp:effectExtent t="0" r="0" b="0" l="0"/>
-            <wp:docPr id="2" name="Main screen, nominal orbit" descr="Main screen, nominal orbit" title="Main screen, nominal orbit"/>
+            <wp:docPr id="1" name="Main screen, nominal orbit" descr="Main screen, nominal orbit" title="Main screen, nominal orbit"/>
             <wp:cNvGraphicFramePr>
               <a:graphicFrameLocks xmlns:a="http://schemas.openxmlformats.org/drawingml/2006/main" noChangeAspect="1"/>
             </wp:cNvGraphicFramePr>
@@ -4622,10 +4622,10 @@
         </w:tblBorders>
       </w:tblPr>
       <w:tblGrid>
-        <w:gridCol w:w="1649"/>
-        <w:gridCol w:w="4713"/>
-        <w:gridCol w:w="2749"/>
-        <w:gridCol w:w="4713"/>
+        <w:gridCol w:w="1510"/>
+        <w:gridCol w:w="4767"/>
+        <w:gridCol w:w="2781"/>
+        <w:gridCol w:w="4766"/>
       </w:tblGrid>
       <w:tr>
         <w:trPr>
@@ -4633,7 +4633,7 @@
         </w:trPr>
         <w:tc>
           <w:tcPr>
-            <w:tcW w:type="dxa" w:w="1649"/>
+            <w:tcW w:type="dxa" w:w="1510"/>
             <w:tcBorders>
               <w:top w:val="single" w:color="999999" w:sz="4"/>
               <w:left w:val="single" w:color="999999" w:sz="4"/>
@@ -4662,7 +4662,7 @@
         </w:tc>
         <w:tc>
           <w:tcPr>
-            <w:tcW w:type="dxa" w:w="4713"/>
+            <w:tcW w:type="dxa" w:w="4767"/>
             <w:tcBorders>
               <w:top w:val="single" w:color="999999" w:sz="4"/>
               <w:left w:val="single" w:color="999999" w:sz="4"/>
@@ -4691,7 +4691,7 @@
         </w:tc>
         <w:tc>
           <w:tcPr>
-            <w:tcW w:type="dxa" w:w="2749"/>
+            <w:tcW w:type="dxa" w:w="2781"/>
             <w:tcBorders>
               <w:top w:val="single" w:color="999999" w:sz="4"/>
               <w:left w:val="single" w:color="999999" w:sz="4"/>
@@ -4720,7 +4720,7 @@
         </w:tc>
         <w:tc>
           <w:tcPr>
-            <w:tcW w:type="dxa" w:w="4713"/>
+            <w:tcW w:type="dxa" w:w="4766"/>
             <w:tcBorders>
               <w:top w:val="single" w:color="999999" w:sz="4"/>
               <w:left w:val="single" w:color="999999" w:sz="4"/>
@@ -4751,7 +4751,7 @@
       <w:tr>
         <w:tc>
           <w:tcPr>
-            <w:tcW w:type="dxa" w:w="1649"/>
+            <w:tcW w:type="dxa" w:w="1510"/>
             <w:tcBorders>
               <w:top w:val="single" w:color="999999" w:sz="4"/>
               <w:left w:val="single" w:color="999999" w:sz="4"/>
@@ -4779,7 +4779,7 @@
         </w:tc>
         <w:tc>
           <w:tcPr>
-            <w:tcW w:type="dxa" w:w="4713"/>
+            <w:tcW w:type="dxa" w:w="4767"/>
             <w:tcBorders>
               <w:top w:val="single" w:color="999999" w:sz="4"/>
               <w:left w:val="single" w:color="999999" w:sz="4"/>
@@ -4805,7 +4805,7 @@
         </w:tc>
         <w:tc>
           <w:tcPr>
-            <w:tcW w:type="dxa" w:w="2749"/>
+            <w:tcW w:type="dxa" w:w="2781"/>
             <w:tcBorders>
               <w:top w:val="single" w:color="999999" w:sz="4"/>
               <w:left w:val="single" w:color="999999" w:sz="4"/>
@@ -4831,7 +4831,7 @@
         </w:tc>
         <w:tc>
           <w:tcPr>
-            <w:tcW w:type="dxa" w:w="4713"/>
+            <w:tcW w:type="dxa" w:w="4766"/>
             <w:tcBorders>
               <w:top w:val="single" w:color="999999" w:sz="4"/>
               <w:left w:val="single" w:color="999999" w:sz="4"/>
@@ -4859,7 +4859,7 @@
       <w:tr>
         <w:tc>
           <w:tcPr>
-            <w:tcW w:type="dxa" w:w="1649"/>
+            <w:tcW w:type="dxa" w:w="1510"/>
             <w:tcBorders>
               <w:top w:val="single" w:color="999999" w:sz="4"/>
               <w:left w:val="single" w:color="999999" w:sz="4"/>
@@ -4887,7 +4887,7 @@
         </w:tc>
         <w:tc>
           <w:tcPr>
-            <w:tcW w:type="dxa" w:w="4713"/>
+            <w:tcW w:type="dxa" w:w="4767"/>
             <w:tcBorders>
               <w:top w:val="single" w:color="999999" w:sz="4"/>
               <w:left w:val="single" w:color="999999" w:sz="4"/>
@@ -5078,7 +5078,7 @@
         </w:tc>
         <w:tc>
           <w:tcPr>
-            <w:tcW w:type="dxa" w:w="2749"/>
+            <w:tcW w:type="dxa" w:w="2781"/>
             <w:tcBorders>
               <w:top w:val="single" w:color="999999" w:sz="4"/>
               <w:left w:val="single" w:color="999999" w:sz="4"/>
@@ -5104,7 +5104,7 @@
         </w:tc>
         <w:tc>
           <w:tcPr>
-            <w:tcW w:type="dxa" w:w="4713"/>
+            <w:tcW w:type="dxa" w:w="4766"/>
             <w:tcBorders>
               <w:top w:val="single" w:color="999999" w:sz="4"/>
               <w:left w:val="single" w:color="999999" w:sz="4"/>
@@ -5132,7 +5132,7 @@
       <w:tr>
         <w:tc>
           <w:tcPr>
-            <w:tcW w:type="dxa" w:w="1649"/>
+            <w:tcW w:type="dxa" w:w="1510"/>
             <w:tcBorders>
               <w:top w:val="single" w:color="999999" w:sz="4"/>
               <w:left w:val="single" w:color="999999" w:sz="4"/>
@@ -5160,7 +5160,7 @@
         </w:tc>
         <w:tc>
           <w:tcPr>
-            <w:tcW w:type="dxa" w:w="4713"/>
+            <w:tcW w:type="dxa" w:w="4767"/>
             <w:tcBorders>
               <w:top w:val="single" w:color="999999" w:sz="4"/>
               <w:left w:val="single" w:color="999999" w:sz="4"/>
@@ -5186,7 +5186,7 @@
         </w:tc>
         <w:tc>
           <w:tcPr>
-            <w:tcW w:type="dxa" w:w="2749"/>
+            <w:tcW w:type="dxa" w:w="2781"/>
             <w:tcBorders>
               <w:top w:val="single" w:color="999999" w:sz="4"/>
               <w:left w:val="single" w:color="999999" w:sz="4"/>
@@ -5212,7 +5212,7 @@
         </w:tc>
         <w:tc>
           <w:tcPr>
-            <w:tcW w:type="dxa" w:w="4713"/>
+            <w:tcW w:type="dxa" w:w="4766"/>
             <w:tcBorders>
               <w:top w:val="single" w:color="999999" w:sz="4"/>
               <w:left w:val="single" w:color="999999" w:sz="4"/>
@@ -5240,35 +5240,35 @@
       <w:tr>
         <w:tc>
           <w:tcPr>
-            <w:tcW w:type="dxa" w:w="1649"/>
-            <w:tcBorders>
-              <w:top w:val="single" w:color="999999" w:sz="4"/>
-              <w:left w:val="single" w:color="999999" w:sz="4"/>
-              <w:bottom w:val="single" w:color="999999" w:sz="4"/>
-              <w:right w:val="single" w:color="999999" w:sz="4"/>
-            </w:tcBorders>
-            <w:tcMar>
-              <w:top w:type="dxa" w:w="40"/>
-              <w:left w:type="dxa" w:w="80"/>
-              <w:bottom w:type="dxa" w:w="40"/>
-              <w:right w:type="dxa" w:w="80"/>
-            </w:tcMar>
-          </w:tcPr>
-          <w:p>
-            <w:r>
-              <w:rPr>
-                <w:b/>
-                <w:bCs/>
-                <w:sz w:val="17"/>
-                <w:szCs w:val="17"/>
-              </w:rPr>
-              <w:t xml:space="preserve">TMAX</w:t>
-            </w:r>
-          </w:p>
-        </w:tc>
-        <w:tc>
-          <w:tcPr>
-            <w:tcW w:type="dxa" w:w="4713"/>
+            <w:tcW w:type="dxa" w:w="1510"/>
+            <w:tcBorders>
+              <w:top w:val="single" w:color="999999" w:sz="4"/>
+              <w:left w:val="single" w:color="999999" w:sz="4"/>
+              <w:bottom w:val="single" w:color="999999" w:sz="4"/>
+              <w:right w:val="single" w:color="999999" w:sz="4"/>
+            </w:tcBorders>
+            <w:tcMar>
+              <w:top w:type="dxa" w:w="40"/>
+              <w:left w:type="dxa" w:w="80"/>
+              <w:bottom w:type="dxa" w:w="40"/>
+              <w:right w:type="dxa" w:w="80"/>
+            </w:tcMar>
+          </w:tcPr>
+          <w:p>
+            <w:r>
+              <w:rPr>
+                <w:b/>
+                <w:bCs/>
+                <w:sz w:val="17"/>
+                <w:szCs w:val="17"/>
+              </w:rPr>
+              <w:t xml:space="preserve">CORE</w:t>
+            </w:r>
+          </w:p>
+        </w:tc>
+        <w:tc>
+          <w:tcPr>
+            <w:tcW w:type="dxa" w:w="4767"/>
             <w:tcBorders>
               <w:top w:val="single" w:color="999999" w:sz="4"/>
               <w:left w:val="single" w:color="999999" w:sz="4"/>
@@ -5294,7 +5294,7 @@
         </w:tc>
         <w:tc>
           <w:tcPr>
-            <w:tcW w:type="dxa" w:w="2749"/>
+            <w:tcW w:type="dxa" w:w="2781"/>
             <w:tcBorders>
               <w:top w:val="single" w:color="999999" w:sz="4"/>
               <w:left w:val="single" w:color="999999" w:sz="4"/>
@@ -5320,7 +5320,7 @@
         </w:tc>
         <w:tc>
           <w:tcPr>
-            <w:tcW w:type="dxa" w:w="4713"/>
+            <w:tcW w:type="dxa" w:w="4766"/>
             <w:tcBorders>
               <w:top w:val="single" w:color="999999" w:sz="4"/>
               <w:left w:val="single" w:color="999999" w:sz="4"/>
@@ -5389,7 +5389,7 @@
       <w:tr>
         <w:tc>
           <w:tcPr>
-            <w:tcW w:type="dxa" w:w="1649"/>
+            <w:tcW w:type="dxa" w:w="1510"/>
             <w:tcBorders>
               <w:top w:val="single" w:color="999999" w:sz="4"/>
               <w:left w:val="single" w:color="999999" w:sz="4"/>
@@ -5417,7 +5417,7 @@
         </w:tc>
         <w:tc>
           <w:tcPr>
-            <w:tcW w:type="dxa" w:w="4713"/>
+            <w:tcW w:type="dxa" w:w="4767"/>
             <w:tcBorders>
               <w:top w:val="single" w:color="999999" w:sz="4"/>
               <w:left w:val="single" w:color="999999" w:sz="4"/>
@@ -5443,7 +5443,7 @@
         </w:tc>
         <w:tc>
           <w:tcPr>
-            <w:tcW w:type="dxa" w:w="2749"/>
+            <w:tcW w:type="dxa" w:w="2781"/>
             <w:tcBorders>
               <w:top w:val="single" w:color="999999" w:sz="4"/>
               <w:left w:val="single" w:color="999999" w:sz="4"/>
@@ -5469,7 +5469,7 @@
         </w:tc>
         <w:tc>
           <w:tcPr>
-            <w:tcW w:type="dxa" w:w="4713"/>
+            <w:tcW w:type="dxa" w:w="4766"/>
             <w:tcBorders>
               <w:top w:val="single" w:color="999999" w:sz="4"/>
               <w:left w:val="single" w:color="999999" w:sz="4"/>
@@ -5497,7 +5497,7 @@
       <w:tr>
         <w:tc>
           <w:tcPr>
-            <w:tcW w:type="dxa" w:w="1649"/>
+            <w:tcW w:type="dxa" w:w="1510"/>
             <w:tcBorders>
               <w:top w:val="single" w:color="999999" w:sz="4"/>
               <w:left w:val="single" w:color="999999" w:sz="4"/>
@@ -5525,7 +5525,7 @@
         </w:tc>
         <w:tc>
           <w:tcPr>
-            <w:tcW w:type="dxa" w:w="4713"/>
+            <w:tcW w:type="dxa" w:w="4767"/>
             <w:tcBorders>
               <w:top w:val="single" w:color="999999" w:sz="4"/>
               <w:left w:val="single" w:color="999999" w:sz="4"/>
@@ -5551,7 +5551,7 @@
         </w:tc>
         <w:tc>
           <w:tcPr>
-            <w:tcW w:type="dxa" w:w="2749"/>
+            <w:tcW w:type="dxa" w:w="2781"/>
             <w:tcBorders>
               <w:top w:val="single" w:color="999999" w:sz="4"/>
               <w:left w:val="single" w:color="999999" w:sz="4"/>
@@ -5577,7 +5577,7 @@
         </w:tc>
         <w:tc>
           <w:tcPr>
-            <w:tcW w:type="dxa" w:w="4713"/>
+            <w:tcW w:type="dxa" w:w="4766"/>
             <w:tcBorders>
               <w:top w:val="single" w:color="999999" w:sz="4"/>
               <w:left w:val="single" w:color="999999" w:sz="4"/>
@@ -5646,35 +5646,35 @@
       <w:tr>
         <w:tc>
           <w:tcPr>
-            <w:tcW w:type="dxa" w:w="1649"/>
-            <w:tcBorders>
-              <w:top w:val="single" w:color="999999" w:sz="4"/>
-              <w:left w:val="single" w:color="999999" w:sz="4"/>
-              <w:bottom w:val="single" w:color="999999" w:sz="4"/>
-              <w:right w:val="single" w:color="999999" w:sz="4"/>
-            </w:tcBorders>
-            <w:tcMar>
-              <w:top w:type="dxa" w:w="40"/>
-              <w:left w:type="dxa" w:w="80"/>
-              <w:bottom w:type="dxa" w:w="40"/>
-              <w:right w:type="dxa" w:w="80"/>
-            </w:tcMar>
-          </w:tcPr>
-          <w:p>
-            <w:r>
-              <w:rPr>
-                <w:b/>
-                <w:bCs/>
-                <w:sz w:val="17"/>
-                <w:szCs w:val="17"/>
-              </w:rPr>
-              <w:t xml:space="preserve">TSKIN</w:t>
-            </w:r>
-          </w:p>
-        </w:tc>
-        <w:tc>
-          <w:tcPr>
-            <w:tcW w:type="dxa" w:w="4713"/>
+            <w:tcW w:type="dxa" w:w="1510"/>
+            <w:tcBorders>
+              <w:top w:val="single" w:color="999999" w:sz="4"/>
+              <w:left w:val="single" w:color="999999" w:sz="4"/>
+              <w:bottom w:val="single" w:color="999999" w:sz="4"/>
+              <w:right w:val="single" w:color="999999" w:sz="4"/>
+            </w:tcBorders>
+            <w:tcMar>
+              <w:top w:type="dxa" w:w="40"/>
+              <w:left w:type="dxa" w:w="80"/>
+              <w:bottom w:type="dxa" w:w="40"/>
+              <w:right w:type="dxa" w:w="80"/>
+            </w:tcMar>
+          </w:tcPr>
+          <w:p>
+            <w:r>
+              <w:rPr>
+                <w:b/>
+                <w:bCs/>
+                <w:sz w:val="17"/>
+                <w:szCs w:val="17"/>
+              </w:rPr>
+              <w:t xml:space="preserve">SKIN</w:t>
+            </w:r>
+          </w:p>
+        </w:tc>
+        <w:tc>
+          <w:tcPr>
+            <w:tcW w:type="dxa" w:w="4767"/>
             <w:tcBorders>
               <w:top w:val="single" w:color="999999" w:sz="4"/>
               <w:left w:val="single" w:color="999999" w:sz="4"/>
@@ -5700,7 +5700,7 @@
         </w:tc>
         <w:tc>
           <w:tcPr>
-            <w:tcW w:type="dxa" w:w="2749"/>
+            <w:tcW w:type="dxa" w:w="2781"/>
             <w:tcBorders>
               <w:top w:val="single" w:color="999999" w:sz="4"/>
               <w:left w:val="single" w:color="999999" w:sz="4"/>
@@ -5726,27 +5726,27 @@
         </w:tc>
         <w:tc>
           <w:tcPr>
-            <w:tcW w:type="dxa" w:w="4713"/>
-            <w:tcBorders>
-              <w:top w:val="single" w:color="999999" w:sz="4"/>
-              <w:left w:val="single" w:color="999999" w:sz="4"/>
-              <w:bottom w:val="single" w:color="999999" w:sz="4"/>
-              <w:right w:val="single" w:color="999999" w:sz="4"/>
-            </w:tcBorders>
-            <w:tcMar>
-              <w:top w:type="dxa" w:w="40"/>
-              <w:left w:type="dxa" w:w="80"/>
-              <w:bottom w:type="dxa" w:w="40"/>
-              <w:right w:type="dxa" w:w="80"/>
-            </w:tcMar>
-          </w:tcPr>
-          <w:p>
-            <w:r>
-              <w:rPr>
-                <w:sz w:val="17"/>
-                <w:szCs w:val="17"/>
-              </w:rPr>
-              <w:t xml:space="preserve">Same as TMAX: </w:t>
+            <w:tcW w:type="dxa" w:w="4766"/>
+            <w:tcBorders>
+              <w:top w:val="single" w:color="999999" w:sz="4"/>
+              <w:left w:val="single" w:color="999999" w:sz="4"/>
+              <w:bottom w:val="single" w:color="999999" w:sz="4"/>
+              <w:right w:val="single" w:color="999999" w:sz="4"/>
+            </w:tcBorders>
+            <w:tcMar>
+              <w:top w:type="dxa" w:w="40"/>
+              <w:left w:type="dxa" w:w="80"/>
+              <w:bottom w:type="dxa" w:w="40"/>
+              <w:right w:type="dxa" w:w="80"/>
+            </w:tcMar>
+          </w:tcPr>
+          <w:p>
+            <w:r>
+              <w:rPr>
+                <w:sz w:val="17"/>
+                <w:szCs w:val="17"/>
+              </w:rPr>
+              <w:t xml:space="preserve">Same as CORE: </w:t>
             </w:r>
             <w:r>
               <w:rPr>
@@ -5802,7 +5802,7 @@
       <w:tr>
         <w:tc>
           <w:tcPr>
-            <w:tcW w:type="dxa" w:w="1649"/>
+            <w:tcW w:type="dxa" w:w="1510"/>
             <w:tcBorders>
               <w:top w:val="single" w:color="999999" w:sz="4"/>
               <w:left w:val="single" w:color="999999" w:sz="4"/>
@@ -5830,7 +5830,7 @@
         </w:tc>
         <w:tc>
           <w:tcPr>
-            <w:tcW w:type="dxa" w:w="4713"/>
+            <w:tcW w:type="dxa" w:w="4767"/>
             <w:tcBorders>
               <w:top w:val="single" w:color="999999" w:sz="4"/>
               <w:left w:val="single" w:color="999999" w:sz="4"/>
@@ -5856,7 +5856,7 @@
         </w:tc>
         <w:tc>
           <w:tcPr>
-            <w:tcW w:type="dxa" w:w="2749"/>
+            <w:tcW w:type="dxa" w:w="2781"/>
             <w:tcBorders>
               <w:top w:val="single" w:color="999999" w:sz="4"/>
               <w:left w:val="single" w:color="999999" w:sz="4"/>
@@ -5882,7 +5882,7 @@
         </w:tc>
         <w:tc>
           <w:tcPr>
-            <w:tcW w:type="dxa" w:w="4713"/>
+            <w:tcW w:type="dxa" w:w="4766"/>
             <w:tcBorders>
               <w:top w:val="single" w:color="999999" w:sz="4"/>
               <w:left w:val="single" w:color="999999" w:sz="4"/>
@@ -5919,7 +5919,7 @@
       <w:tr>
         <w:tc>
           <w:tcPr>
-            <w:tcW w:type="dxa" w:w="1649"/>
+            <w:tcW w:type="dxa" w:w="1510"/>
             <w:tcBorders>
               <w:top w:val="single" w:color="999999" w:sz="4"/>
               <w:left w:val="single" w:color="999999" w:sz="4"/>
@@ -5947,7 +5947,7 @@
         </w:tc>
         <w:tc>
           <w:tcPr>
-            <w:tcW w:type="dxa" w:w="4713"/>
+            <w:tcW w:type="dxa" w:w="4767"/>
             <w:tcBorders>
               <w:top w:val="single" w:color="999999" w:sz="4"/>
               <w:left w:val="single" w:color="999999" w:sz="4"/>
@@ -5973,7 +5973,7 @@
         </w:tc>
         <w:tc>
           <w:tcPr>
-            <w:tcW w:type="dxa" w:w="2749"/>
+            <w:tcW w:type="dxa" w:w="2781"/>
             <w:tcBorders>
               <w:top w:val="single" w:color="999999" w:sz="4"/>
               <w:left w:val="single" w:color="999999" w:sz="4"/>
@@ -5999,7 +5999,7 @@
         </w:tc>
         <w:tc>
           <w:tcPr>
-            <w:tcW w:type="dxa" w:w="4713"/>
+            <w:tcW w:type="dxa" w:w="4766"/>
             <w:tcBorders>
               <w:top w:val="single" w:color="999999" w:sz="4"/>
               <w:left w:val="single" w:color="999999" w:sz="4"/>
@@ -6027,61 +6027,61 @@
       <w:tr>
         <w:tc>
           <w:tcPr>
-            <w:tcW w:type="dxa" w:w="1649"/>
-            <w:tcBorders>
-              <w:top w:val="single" w:color="999999" w:sz="4"/>
-              <w:left w:val="single" w:color="999999" w:sz="4"/>
-              <w:bottom w:val="single" w:color="999999" w:sz="4"/>
-              <w:right w:val="single" w:color="999999" w:sz="4"/>
-            </w:tcBorders>
-            <w:tcMar>
-              <w:top w:type="dxa" w:w="40"/>
-              <w:left w:type="dxa" w:w="80"/>
-              <w:bottom w:type="dxa" w:w="40"/>
-              <w:right w:type="dxa" w:w="80"/>
-            </w:tcMar>
-          </w:tcPr>
-          <w:p>
-            <w:r>
-              <w:rPr>
-                <w:b/>
-                <w:bCs/>
-                <w:sz w:val="17"/>
-                <w:szCs w:val="17"/>
-              </w:rPr>
-              <w:t xml:space="preserve">SPCFT / PLN / RVR</w:t>
-            </w:r>
-          </w:p>
-        </w:tc>
-        <w:tc>
-          <w:tcPr>
-            <w:tcW w:type="dxa" w:w="4713"/>
-            <w:tcBorders>
-              <w:top w:val="single" w:color="999999" w:sz="4"/>
-              <w:left w:val="single" w:color="999999" w:sz="4"/>
-              <w:bottom w:val="single" w:color="999999" w:sz="4"/>
-              <w:right w:val="single" w:color="999999" w:sz="4"/>
-            </w:tcBorders>
-            <w:tcMar>
-              <w:top w:type="dxa" w:w="40"/>
-              <w:left w:type="dxa" w:w="80"/>
-              <w:bottom w:type="dxa" w:w="40"/>
-              <w:right w:type="dxa" w:w="80"/>
-            </w:tcMar>
-          </w:tcPr>
-          <w:p>
-            <w:r>
-              <w:rPr>
-                <w:sz w:val="17"/>
-                <w:szCs w:val="17"/>
-              </w:rPr>
-              <w:t xml:space="preserve">Control mode selected on the master's control-mode switch — Spacecraft, Plane or Rover — with the active vessel's type icon beside it.</w:t>
-            </w:r>
-          </w:p>
-        </w:tc>
-        <w:tc>
-          <w:tcPr>
-            <w:tcW w:type="dxa" w:w="2749"/>
+            <w:tcW w:type="dxa" w:w="1510"/>
+            <w:tcBorders>
+              <w:top w:val="single" w:color="999999" w:sz="4"/>
+              <w:left w:val="single" w:color="999999" w:sz="4"/>
+              <w:bottom w:val="single" w:color="999999" w:sz="4"/>
+              <w:right w:val="single" w:color="999999" w:sz="4"/>
+            </w:tcBorders>
+            <w:tcMar>
+              <w:top w:type="dxa" w:w="40"/>
+              <w:left w:type="dxa" w:w="80"/>
+              <w:bottom w:type="dxa" w:w="40"/>
+              <w:right w:type="dxa" w:w="80"/>
+            </w:tcMar>
+          </w:tcPr>
+          <w:p>
+            <w:r>
+              <w:rPr>
+                <w:b/>
+                <w:bCs/>
+                <w:sz w:val="17"/>
+                <w:szCs w:val="17"/>
+              </w:rPr>
+              <w:t xml:space="preserve">SPC / PLN / RVR</w:t>
+            </w:r>
+          </w:p>
+        </w:tc>
+        <w:tc>
+          <w:tcPr>
+            <w:tcW w:type="dxa" w:w="4767"/>
+            <w:tcBorders>
+              <w:top w:val="single" w:color="999999" w:sz="4"/>
+              <w:left w:val="single" w:color="999999" w:sz="4"/>
+              <w:bottom w:val="single" w:color="999999" w:sz="4"/>
+              <w:right w:val="single" w:color="999999" w:sz="4"/>
+            </w:tcBorders>
+            <w:tcMar>
+              <w:top w:type="dxa" w:w="40"/>
+              <w:left w:type="dxa" w:w="80"/>
+              <w:bottom w:type="dxa" w:w="40"/>
+              <w:right w:type="dxa" w:w="80"/>
+            </w:tcMar>
+          </w:tcPr>
+          <w:p>
+            <w:r>
+              <w:rPr>
+                <w:sz w:val="17"/>
+                <w:szCs w:val="17"/>
+              </w:rPr>
+              <w:t xml:space="preserve">Control mode selected on the master's control-mode switch (the switch's own legends) — Spacecraft, Plane or Rover — with the active vessel's type icon beside it.</w:t>
+            </w:r>
+          </w:p>
+        </w:tc>
+        <w:tc>
+          <w:tcPr>
+            <w:tcW w:type="dxa" w:w="2781"/>
             <w:tcBorders>
               <w:top w:val="single" w:color="999999" w:sz="4"/>
               <w:left w:val="single" w:color="999999" w:sz="4"/>
@@ -6107,7 +6107,7 @@
         </w:tc>
         <w:tc>
           <w:tcPr>
-            <w:tcW w:type="dxa" w:w="4713"/>
+            <w:tcW w:type="dxa" w:w="4766"/>
             <w:tcBorders>
               <w:top w:val="single" w:color="999999" w:sz="4"/>
               <w:left w:val="single" w:color="999999" w:sz="4"/>
@@ -6136,7 +6136,7 @@
                 <w:sz w:val="17"/>
                 <w:szCs w:val="17"/>
               </w:rPr>
-              <w:t xml:space="preserve"> when the mode suits the vessel type: SPCFT for probe, relay, lander, ship or station; PLN for a plane; RVR for a rover. </w:t>
+              <w:t xml:space="preserve"> when the mode suits the vessel type: SPC for probe, relay, lander, ship or station; PLN for a plane; RVR for a rover. </w:t>
             </w:r>
             <w:r>
               <w:rPr>
@@ -6168,7 +6168,7 @@
         <w:spacing w:after="120"/>
       </w:pPr>
       <w:r>
-        <w:t xml:space="preserve">TMAX, TSKIN and COMM use the panel's three-band threshold colouring. The temperature bands are anchored to the same </w:t>
+        <w:t xml:space="preserve">CORE, SKIN and COMM use the panel's three-band threshold colouring. The temperature bands are anchored to the same </w:t>
       </w:r>
       <w:r>
         <w:rPr>
@@ -9792,7 +9792,7 @@
           <wp:inline distT="0" distB="0" distL="0" distR="0">
             <wp:extent cx="8782050" cy="5143500"/>
             <wp:effectExtent t="0" r="0" b="0" l="0"/>
-            <wp:docPr id="3" name="SOI screen for Kerbin" descr="SOI screen for Kerbin" title="SOI screen for Kerbin"/>
+            <wp:docPr id="1" name="SOI screen for Kerbin" descr="SOI screen for Kerbin" title="SOI screen for Kerbin"/>
             <wp:cNvGraphicFramePr>
               <a:graphicFrameLocks xmlns:a="http://schemas.openxmlformats.org/drawingml/2006/main" noChangeAspect="1"/>
             </wp:cNvGraphicFramePr>
@@ -18661,6 +18661,10 @@
 </w:document>
 </file>
 
+<file path=word/comments.xml><?xml version="1.0" encoding="utf-8"?>
+<w:comments xmlns:cx="http://schemas.microsoft.com/office/drawing/2014/chartex" xmlns:cx1="http://schemas.microsoft.com/office/drawing/2015/9/8/chartex" xmlns:cx2="http://schemas.microsoft.com/office/drawing/2015/10/21/chartex" xmlns:cx3="http://schemas.microsoft.com/office/drawing/2016/5/9/chartex" xmlns:cx4="http://schemas.microsoft.com/office/drawing/2016/5/10/chartex" xmlns:cx5="http://schemas.microsoft.com/office/drawing/2016/5/11/chartex" xmlns:cx6="http://schemas.microsoft.com/office/drawing/2016/5/12/chartex" xmlns:cx7="http://schemas.microsoft.com/office/drawing/2016/5/13/chartex" xmlns:cx8="http://schemas.microsoft.com/office/drawing/2016/5/14/chartex" xmlns:mc="http://schemas.openxmlformats.org/markup-compatibility/2006" xmlns:aink="http://schemas.microsoft.com/office/drawing/2016/ink" xmlns:am3d="http://schemas.microsoft.com/office/drawing/2017/model3d" xmlns:o="urn:schemas-microsoft-com:office:office" xmlns:r="http://schemas.openxmlformats.org/officeDocument/2006/relationships" xmlns:m="http://schemas.openxmlformats.org/officeDocument/2006/math" xmlns:v="urn:schemas-microsoft-com:vml" xmlns:wp14="http://schemas.microsoft.com/office/word/2010/wordprocessingDrawing" xmlns:wp="http://schemas.openxmlformats.org/drawingml/2006/wordprocessingDrawing" xmlns:w10="urn:schemas-microsoft-com:office:word" xmlns:w="http://schemas.openxmlformats.org/wordprocessingml/2006/main" xmlns:w14="http://schemas.microsoft.com/office/word/2010/wordml" xmlns:w15="http://schemas.microsoft.com/office/word/2012/wordml" xmlns:w16cex="http://schemas.microsoft.com/office/word/2018/wordml/cex" xmlns:w16cid="http://schemas.microsoft.com/office/word/2016/wordml/cid" xmlns:w16="http://schemas.microsoft.com/office/word/2018/wordml" xmlns:w16sdtdh="http://schemas.microsoft.com/office/word/2020/wordml/sdtdatahash" xmlns:w16se="http://schemas.microsoft.com/office/word/2015/wordml/symex" xmlns:wpg="http://schemas.microsoft.com/office/word/2010/wordprocessingGroup" xmlns:wpi="http://schemas.microsoft.com/office/word/2010/wordprocessingInk" xmlns:wne="http://schemas.microsoft.com/office/word/2006/wordml" xmlns:wps="http://schemas.microsoft.com/office/word/2010/wordprocessingShape"/>
+</file>
+
 <file path=word/endnotes.xml><?xml version="1.0" encoding="utf-8"?>
 <w:endnotes xmlns:wpc="http://schemas.microsoft.com/office/word/2010/wordprocessingCanvas" xmlns:mc="http://schemas.openxmlformats.org/markup-compatibility/2006" xmlns:o="urn:schemas-microsoft-com:office:office" xmlns:r="http://schemas.openxmlformats.org/officeDocument/2006/relationships" xmlns:m="http://schemas.openxmlformats.org/officeDocument/2006/math" xmlns:v="urn:schemas-microsoft-com:vml" xmlns:wp14="http://schemas.microsoft.com/office/word/2010/wordprocessingDrawing" xmlns:wp="http://schemas.openxmlformats.org/drawingml/2006/wordprocessingDrawing" xmlns:w10="urn:schemas-microsoft-com:office:word" xmlns:w="http://schemas.openxmlformats.org/wordprocessingml/2006/main" xmlns:w14="http://schemas.microsoft.com/office/word/2010/wordml" xmlns:w15="http://schemas.microsoft.com/office/word/2012/wordml" xmlns:wpg="http://schemas.microsoft.com/office/word/2010/wordprocessingGroup" xmlns:wpi="http://schemas.microsoft.com/office/word/2010/wordprocessingInk" xmlns:wne="http://schemas.microsoft.com/office/word/2006/wordml" xmlns:wps="http://schemas.microsoft.com/office/word/2010/wordprocessingShape" mc:Ignorable="w14 w15 wp14">
   <w:endnote w:type="separator" w:id="-1">
@@ -18739,7 +18743,7 @@
 <w:numbering xmlns:wpc="http://schemas.microsoft.com/office/word/2010/wordprocessingCanvas" xmlns:mc="http://schemas.openxmlformats.org/markup-compatibility/2006" xmlns:o="urn:schemas-microsoft-com:office:office" xmlns:r="http://schemas.openxmlformats.org/officeDocument/2006/relationships" xmlns:m="http://schemas.openxmlformats.org/officeDocument/2006/math" xmlns:v="urn:schemas-microsoft-com:vml" xmlns:wp14="http://schemas.microsoft.com/office/word/2010/wordprocessingDrawing" xmlns:wp="http://schemas.openxmlformats.org/drawingml/2006/wordprocessingDrawing" xmlns:w10="urn:schemas-microsoft-com:office:word" xmlns:w="http://schemas.openxmlformats.org/wordprocessingml/2006/main" xmlns:w14="http://schemas.microsoft.com/office/word/2010/wordml" xmlns:w15="http://schemas.microsoft.com/office/word/2012/wordml" xmlns:wpg="http://schemas.microsoft.com/office/word/2010/wordprocessingGroup" xmlns:wpi="http://schemas.microsoft.com/office/word/2010/wordprocessingInk" xmlns:wne="http://schemas.microsoft.com/office/word/2006/wordml" xmlns:wps="http://schemas.microsoft.com/office/word/2010/wordprocessingShape" mc:Ignorable="w14 w15 wp14">
   <w:abstractNum w:abstractNumId="1" w15:restartNumberingAfterBreak="0">
     <w:multiLevelType w:val="hybridMultilevel"/>
-    <w:lvl w:ilvl="0" w:tentative="1">
+    <w:lvl w:ilvl="0" w15:tentative="1">
       <w:start w:val="1"/>
       <w:numFmt w:val="bullet"/>
       <w:lvlText w:val="●"/>
@@ -18748,7 +18752,7 @@
         <w:ind w:left="720" w:hanging="360"/>
       </w:pPr>
     </w:lvl>
-    <w:lvl w:ilvl="1" w:tentative="1">
+    <w:lvl w:ilvl="1" w15:tentative="1">
       <w:start w:val="1"/>
       <w:numFmt w:val="bullet"/>
       <w:lvlText w:val="○"/>
@@ -18757,7 +18761,7 @@
         <w:ind w:left="1440" w:hanging="360"/>
       </w:pPr>
     </w:lvl>
-    <w:lvl w:ilvl="2" w:tentative="1">
+    <w:lvl w:ilvl="2" w15:tentative="1">
       <w:start w:val="1"/>
       <w:numFmt w:val="bullet"/>
       <w:lvlText w:val="■"/>
@@ -18766,7 +18770,7 @@
         <w:ind w:left="2160" w:hanging="360"/>
       </w:pPr>
     </w:lvl>
-    <w:lvl w:ilvl="3" w:tentative="1">
+    <w:lvl w:ilvl="3" w15:tentative="1">
       <w:start w:val="1"/>
       <w:numFmt w:val="bullet"/>
       <w:lvlText w:val="●"/>
@@ -18775,7 +18779,7 @@
         <w:ind w:left="2880" w:hanging="360"/>
       </w:pPr>
     </w:lvl>
-    <w:lvl w:ilvl="4" w:tentative="1">
+    <w:lvl w:ilvl="4" w15:tentative="1">
       <w:start w:val="1"/>
       <w:numFmt w:val="bullet"/>
       <w:lvlText w:val="○"/>
@@ -18784,7 +18788,7 @@
         <w:ind w:left="3600" w:hanging="360"/>
       </w:pPr>
     </w:lvl>
-    <w:lvl w:ilvl="5" w:tentative="1">
+    <w:lvl w:ilvl="5" w15:tentative="1">
       <w:start w:val="1"/>
       <w:numFmt w:val="bullet"/>
       <w:lvlText w:val="■"/>
@@ -18793,7 +18797,7 @@
         <w:ind w:left="4320" w:hanging="360"/>
       </w:pPr>
     </w:lvl>
-    <w:lvl w:ilvl="6" w:tentative="1">
+    <w:lvl w:ilvl="6" w15:tentative="1">
       <w:start w:val="1"/>
       <w:numFmt w:val="bullet"/>
       <w:lvlText w:val="●"/>
@@ -18802,7 +18806,7 @@
         <w:ind w:left="5040" w:hanging="360"/>
       </w:pPr>
     </w:lvl>
-    <w:lvl w:ilvl="7" w:tentative="1">
+    <w:lvl w:ilvl="7" w15:tentative="1">
       <w:start w:val="1"/>
       <w:numFmt w:val="bullet"/>
       <w:lvlText w:val="●"/>
@@ -18811,7 +18815,7 @@
         <w:ind w:left="5760" w:hanging="360"/>
       </w:pPr>
     </w:lvl>
-    <w:lvl w:ilvl="8" w:tentative="1">
+    <w:lvl w:ilvl="8" w15:tentative="1">
       <w:start w:val="1"/>
       <w:numFmt w:val="bullet"/>
       <w:lvlText w:val="●"/>
@@ -18823,7 +18827,7 @@
   </w:abstractNum>
   <w:abstractNum w:abstractNumId="2" w15:restartNumberingAfterBreak="0">
     <w:multiLevelType w:val="hybridMultilevel"/>
-    <w:lvl w:ilvl="0" w:tentative="1">
+    <w:lvl w:ilvl="0" w15:tentative="1">
       <w:start w:val="1"/>
       <w:numFmt w:val="bullet"/>
       <w:lvlText w:val="•"/>
@@ -18832,7 +18836,7 @@
         <w:ind w:left="567" w:hanging="283"/>
       </w:pPr>
     </w:lvl>
-    <w:lvl w:ilvl="1" w:tentative="1">
+    <w:lvl w:ilvl="1" w15:tentative="1">
       <w:start w:val="1"/>
       <w:numFmt w:val="bullet"/>
       <w:lvlText w:val="–"/>
@@ -18844,7 +18848,7 @@
   </w:abstractNum>
   <w:abstractNum w:abstractNumId="3" w15:restartNumberingAfterBreak="0">
     <w:multiLevelType w:val="hybridMultilevel"/>
-    <w:lvl w:ilvl="0" w:tentative="1">
+    <w:lvl w:ilvl="0" w15:tentative="1">
       <w:start w:val="1"/>
       <w:numFmt w:val="decimal"/>
       <w:lvlText w:val="%1."/>
@@ -18853,7 +18857,7 @@
         <w:ind w:left="567" w:hanging="340"/>
       </w:pPr>
     </w:lvl>
-    <w:lvl w:ilvl="1" w:tentative="1">
+    <w:lvl w:ilvl="1" w15:tentative="1">
       <w:start w:val="1"/>
       <w:numFmt w:val="lowerLetter"/>
       <w:lvlText w:val="%2."/>
@@ -18874,9 +18878,6 @@
     <w:lvlOverride w:ilvl="0">
       <w:startOverride w:val="1"/>
     </w:lvlOverride>
-    <w:lvlOverride w:ilvl="1">
-      <w:startOverride w:val="1"/>
-    </w:lvlOverride>
   </w:num>
 </w:numbering>
 </file>
@@ -18893,25 +18894,6 @@
     </w:rPrDefault>
     <w:pPrDefault/>
   </w:docDefaults>
-  <w:style w:type="paragraph" w:styleId="Normal" w:default="1">
-    <w:name w:val="Normal"/>
-    <w:qFormat/>
-  </w:style>
-  <w:style w:type="table" w:styleId="TableNormal" w:default="true">
-    <w:name w:val="Normal Table"/>
-    <w:uiPriority w:val="99"/>
-    <w:semiHidden/>
-    <w:unhideWhenUsed/>
-    <w:tblPr>
-      <w:tblInd w:type="dxa" w:w="0"/>
-      <w:tblCellMar>
-        <w:top w:type="dxa" w:w="0"/>
-        <w:left w:type="dxa" w:w="108"/>
-        <w:bottom w:type="dxa" w:w="0"/>
-        <w:right w:type="dxa" w:w="108"/>
-      </w:tblCellMar>
-    </w:tblPr>
-  </w:style>
   <w:style w:type="paragraph" w:styleId="Title">
     <w:name w:val="Title"/>
     <w:basedOn w:val="Normal"/>
@@ -18999,139 +18981,6 @@
     <w:basedOn w:val="Normal"/>
     <w:qFormat/>
   </w:style>
-  <w:style w:type="paragraph" w:styleId="Caption">
-    <w:name w:val="caption"/>
-    <w:basedOn w:val="Normal"/>
-    <w:next w:val="Normal"/>
-    <w:uiPriority w:val="35"/>
-    <w:semiHidden/>
-    <w:unhideWhenUsed/>
-    <w:qFormat/>
-    <w:pPr>
-      <w:spacing w:after="200"/>
-    </w:pPr>
-    <w:rPr>
-      <w:i/>
-      <w:iCs/>
-      <w:color w:val="44546A" w:themeColor="dark2"/>
-      <w:sz w:val="18"/>
-      <w:szCs w:val="18"/>
-    </w:rPr>
-  </w:style>
-  <w:style w:type="paragraph" w:styleId="Bibliography">
-    <w:name w:val="Bibliography"/>
-    <w:basedOn w:val="Normal"/>
-    <w:next w:val="Normal"/>
-    <w:uiPriority w:val="37"/>
-    <w:unhideWhenUsed/>
-  </w:style>
-  <w:style w:type="paragraph" w:styleId="TOC1">
-    <w:name w:val="toc 1"/>
-    <w:basedOn w:val="Normal"/>
-    <w:next w:val="Normal"/>
-    <w:uiPriority w:val="39"/>
-    <w:semiHidden/>
-    <w:unhideWhenUsed/>
-    <w:pPr>
-      <w:spacing w:after="100"/>
-    </w:pPr>
-  </w:style>
-  <w:style w:type="paragraph" w:styleId="TOC2">
-    <w:name w:val="toc 2"/>
-    <w:basedOn w:val="Normal"/>
-    <w:next w:val="Normal"/>
-    <w:uiPriority w:val="39"/>
-    <w:semiHidden/>
-    <w:unhideWhenUsed/>
-    <w:pPr>
-      <w:spacing w:after="100"/>
-      <w:ind w:left="210"/>
-    </w:pPr>
-  </w:style>
-  <w:style w:type="paragraph" w:styleId="TOC3">
-    <w:name w:val="toc 3"/>
-    <w:basedOn w:val="Normal"/>
-    <w:next w:val="Normal"/>
-    <w:uiPriority w:val="39"/>
-    <w:semiHidden/>
-    <w:unhideWhenUsed/>
-    <w:pPr>
-      <w:spacing w:after="100"/>
-      <w:ind w:left="420"/>
-    </w:pPr>
-  </w:style>
-  <w:style w:type="paragraph" w:styleId="TOC4">
-    <w:name w:val="toc 4"/>
-    <w:basedOn w:val="Normal"/>
-    <w:next w:val="Normal"/>
-    <w:uiPriority w:val="39"/>
-    <w:semiHidden/>
-    <w:unhideWhenUsed/>
-    <w:pPr>
-      <w:spacing w:after="100"/>
-      <w:ind w:left="630"/>
-    </w:pPr>
-  </w:style>
-  <w:style w:type="paragraph" w:styleId="TOC5">
-    <w:name w:val="toc 5"/>
-    <w:basedOn w:val="Normal"/>
-    <w:next w:val="Normal"/>
-    <w:uiPriority w:val="39"/>
-    <w:semiHidden/>
-    <w:unhideWhenUsed/>
-    <w:pPr>
-      <w:spacing w:after="100"/>
-      <w:ind w:left="840"/>
-    </w:pPr>
-  </w:style>
-  <w:style w:type="paragraph" w:styleId="TOC6">
-    <w:name w:val="toc 6"/>
-    <w:basedOn w:val="Normal"/>
-    <w:next w:val="Normal"/>
-    <w:uiPriority w:val="39"/>
-    <w:semiHidden/>
-    <w:unhideWhenUsed/>
-    <w:pPr>
-      <w:spacing w:after="100"/>
-      <w:ind w:left="1050"/>
-    </w:pPr>
-  </w:style>
-  <w:style w:type="paragraph" w:styleId="TOC7">
-    <w:name w:val="toc 7"/>
-    <w:basedOn w:val="Normal"/>
-    <w:next w:val="Normal"/>
-    <w:uiPriority w:val="39"/>
-    <w:semiHidden/>
-    <w:unhideWhenUsed/>
-    <w:pPr>
-      <w:spacing w:after="100"/>
-      <w:ind w:left="1260"/>
-    </w:pPr>
-  </w:style>
-  <w:style w:type="paragraph" w:styleId="TOC8">
-    <w:name w:val="toc 8"/>
-    <w:basedOn w:val="Normal"/>
-    <w:next w:val="Normal"/>
-    <w:uiPriority w:val="39"/>
-    <w:semiHidden/>
-    <w:unhideWhenUsed/>
-    <w:pPr>
-      <w:spacing w:after="100"/>
-      <w:ind w:left="1470"/>
-    </w:pPr>
-  </w:style>
-  <w:style w:type="paragraph" w:styleId="TOC9">
-    <w:name w:val="toc 9"/>
-    <w:basedOn w:val="Normal"/>
-    <w:next w:val="Normal"/>
-    <w:uiPriority w:val="39"/>
-    <w:semiHidden/>
-    <w:unhideWhenUsed/>
-    <w:pPr>
-      <w:spacing w:after="100"/>
-      <w:ind w:left="1680"/>
-    </w:pPr>
-  </w:style>
   <w:style w:type="character" w:styleId="Hyperlink">
     <w:name w:val="Hyperlink"/>
     <w:basedOn w:val="DefaultParagraphFont"/>
@@ -19216,302 +19065,5 @@
       <w:szCs w:val="20"/>
     </w:rPr>
   </w:style>
-  <w:style w:type="character" w:styleId="LineNumber">
-    <w:name w:val="line number"/>
-    <w:basedOn w:val="DefaultParagraphFont"/>
-    <w:uiPriority w:val="99"/>
-    <w:semiHidden/>
-    <w:unhideWhenUsed/>
-  </w:style>
 </w:styles>
-</file>
-
-<file path=word/theme/theme1.xml><?xml version="1.0" encoding="utf-8"?>
-<a:theme xmlns:a="http://schemas.openxmlformats.org/drawingml/2006/main" name="Office Theme">
-  <a:themeElements>
-    <a:clrScheme name="Office">
-      <a:dk1>
-        <a:sysClr val="windowText" lastClr="000000"/>
-      </a:dk1>
-      <a:lt1>
-        <a:sysClr val="window" lastClr="FFFFFF"/>
-      </a:lt1>
-      <a:dk2>
-        <a:srgbClr val="44546A"/>
-      </a:dk2>
-      <a:lt2>
-        <a:srgbClr val="E7E6E6"/>
-      </a:lt2>
-      <a:accent1>
-        <a:srgbClr val="4472C4"/>
-      </a:accent1>
-      <a:accent2>
-        <a:srgbClr val="ED7D31"/>
-      </a:accent2>
-      <a:accent3>
-        <a:srgbClr val="A5A5A5"/>
-      </a:accent3>
-      <a:accent4>
-        <a:srgbClr val="FFC000"/>
-      </a:accent4>
-      <a:accent5>
-        <a:srgbClr val="5B9BD5"/>
-      </a:accent5>
-      <a:accent6>
-        <a:srgbClr val="70AD47"/>
-      </a:accent6>
-      <a:hlink>
-        <a:srgbClr val="0563C1"/>
-      </a:hlink>
-      <a:folHlink>
-        <a:srgbClr val="954F72"/>
-      </a:folHlink>
-    </a:clrScheme>
-    <a:fontScheme name="Office">
-      <a:majorFont>
-        <a:latin typeface="Calibri Light" panose="020F0302020204030204"/>
-        <a:ea typeface=""/>
-        <a:cs typeface=""/>
-        <a:font script="Jpan" typeface="游ゴシック Light"/>
-        <a:font script="Hang" typeface="맑은 고딕"/>
-        <a:font script="Hans" typeface="等线 Light"/>
-        <a:font script="Hant" typeface="新細明體"/>
-        <a:font script="Arab" typeface="Times New Roman"/>
-        <a:font script="Hebr" typeface="Times New Roman"/>
-        <a:font script="Thai" typeface="Angsana New"/>
-        <a:font script="Ethi" typeface="Nyala"/>
-        <a:font script="Beng" typeface="Vrinda"/>
-        <a:font script="Gujr" typeface="Shruti"/>
-        <a:font script="Khmr" typeface="MoolBoran"/>
-        <a:font script="Knda" typeface="Tunga"/>
-        <a:font script="Guru" typeface="Raavi"/>
-        <a:font script="Cans" typeface="Euphemia"/>
-        <a:font script="Cher" typeface="Plantagenet Cherokee"/>
-        <a:font script="Yiii" typeface="Microsoft Yi Baiti"/>
-        <a:font script="Tibt" typeface="Microsoft Himalaya"/>
-        <a:font script="Thaa" typeface="MV Boli"/>
-        <a:font script="Deva" typeface="Mangal"/>
-        <a:font script="Telu" typeface="Gautami"/>
-        <a:font script="Taml" typeface="Latha"/>
-        <a:font script="Syrc" typeface="Estrangelo Edessa"/>
-        <a:font script="Orya" typeface="Kalinga"/>
-        <a:font script="Mlym" typeface="Kartika"/>
-        <a:font script="Laoo" typeface="DokChampa"/>
-        <a:font script="Sinh" typeface="Iskoola Pota"/>
-        <a:font script="Mong" typeface="Mongolian Baiti"/>
-        <a:font script="Viet" typeface="Times New Roman"/>
-        <a:font script="Uigh" typeface="Microsoft Uighur"/>
-        <a:font script="Geor" typeface="Sylfaen"/>
-        <a:font script="Armn" typeface="Arial"/>
-        <a:font script="Bugi" typeface="Leelawadee UI"/>
-        <a:font script="Bopo" typeface="Microsoft JhengHei"/>
-        <a:font script="Java" typeface="Javanese Text"/>
-        <a:font script="Lisu" typeface="Segoe UI"/>
-        <a:font script="Mymr" typeface="Myanmar Text"/>
-        <a:font script="Nkoo" typeface="Ebrima"/>
-        <a:font script="Olck" typeface="Nirmala UI"/>
-        <a:font script="Osma" typeface="Ebrima"/>
-        <a:font script="Phag" typeface="Phagspa"/>
-        <a:font script="Syrn" typeface="Estrangelo Edessa"/>
-        <a:font script="Syrj" typeface="Estrangelo Edessa"/>
-        <a:font script="Syre" typeface="Estrangelo Edessa"/>
-        <a:font script="Sora" typeface="Nirmala UI"/>
-        <a:font script="Tale" typeface="Microsoft Tai Le"/>
-        <a:font script="Talu" typeface="Microsoft New Tai Lue"/>
-        <a:font script="Tfng" typeface="Ebrima"/>
-      </a:majorFont>
-      <a:minorFont>
-        <a:latin typeface="Calibri" panose="020F0502020204030204"/>
-        <a:ea typeface=""/>
-        <a:cs typeface=""/>
-        <a:font script="Jpan" typeface="游明朝"/>
-        <a:font script="Hang" typeface="맑은 고딕"/>
-        <a:font script="Hans" typeface="等线"/>
-        <a:font script="Hant" typeface="新細明體"/>
-        <a:font script="Arab" typeface="Arial"/>
-        <a:font script="Hebr" typeface="Arial"/>
-        <a:font script="Thai" typeface="Cordia New"/>
-        <a:font script="Ethi" typeface="Nyala"/>
-        <a:font script="Beng" typeface="Vrinda"/>
-        <a:font script="Gujr" typeface="Shruti"/>
-        <a:font script="Khmr" typeface="DaunPenh"/>
-        <a:font script="Knda" typeface="Tunga"/>
-        <a:font script="Guru" typeface="Raavi"/>
-        <a:font script="Cans" typeface="Euphemia"/>
-        <a:font script="Cher" typeface="Plantagenet Cherokee"/>
-        <a:font script="Yiii" typeface="Microsoft Yi Baiti"/>
-        <a:font script="Tibt" typeface="Microsoft Himalaya"/>
-        <a:font script="Thaa" typeface="MV Boli"/>
-        <a:font script="Deva" typeface="Mangal"/>
-        <a:font script="Telu" typeface="Gautami"/>
-        <a:font script="Taml" typeface="Latha"/>
-        <a:font script="Syrc" typeface="Estrangelo Edessa"/>
-        <a:font script="Orya" typeface="Kalinga"/>
-        <a:font script="Mlym" typeface="Kartika"/>
-        <a:font script="Laoo" typeface="DokChampa"/>
-        <a:font script="Sinh" typeface="Iskoola Pota"/>
-        <a:font script="Mong" typeface="Mongolian Baiti"/>
-        <a:font script="Viet" typeface="Arial"/>
-        <a:font script="Uigh" typeface="Microsoft Uighur"/>
-        <a:font script="Geor" typeface="Sylfaen"/>
-        <a:font script="Armn" typeface="Arial"/>
-        <a:font script="Bugi" typeface="Leelawadee UI"/>
-        <a:font script="Bopo" typeface="Microsoft JhengHei"/>
-        <a:font script="Java" typeface="Javanese Text"/>
-        <a:font script="Lisu" typeface="Segoe UI"/>
-        <a:font script="Mymr" typeface="Myanmar Text"/>
-        <a:font script="Nkoo" typeface="Ebrima"/>
-        <a:font script="Olck" typeface="Nirmala UI"/>
-        <a:font script="Osma" typeface="Ebrima"/>
-        <a:font script="Phag" typeface="Phagspa"/>
-        <a:font script="Syrn" typeface="Estrangelo Edessa"/>
-        <a:font script="Syrj" typeface="Estrangelo Edessa"/>
-        <a:font script="Syre" typeface="Estrangelo Edessa"/>
-        <a:font script="Sora" typeface="Nirmala UI"/>
-        <a:font script="Tale" typeface="Microsoft Tai Le"/>
-        <a:font script="Talu" typeface="Microsoft New Tai Lue"/>
-        <a:font script="Tfng" typeface="Ebrima"/>
-      </a:minorFont>
-    </a:fontScheme>
-    <a:fmtScheme name="Office">
-      <a:fillStyleLst>
-        <a:solidFill>
-          <a:schemeClr val="phClr"/>
-        </a:solidFill>
-        <a:gradFill rotWithShape="true">
-          <a:gsLst>
-            <a:gs pos="0">
-              <a:schemeClr val="phClr">
-                <a:lumMod val="110000"/>
-                <a:satMod val="105000"/>
-                <a:tint val="67000"/>
-              </a:schemeClr>
-            </a:gs>
-            <a:gs pos="50000">
-              <a:schemeClr val="phClr">
-                <a:lumMod val="105000"/>
-                <a:satMod val="103000"/>
-                <a:tint val="73000"/>
-              </a:schemeClr>
-            </a:gs>
-            <a:gs pos="100000">
-              <a:schemeClr val="phClr">
-                <a:lumMod val="105000"/>
-                <a:satMod val="109000"/>
-                <a:tint val="81000"/>
-              </a:schemeClr>
-            </a:gs>
-          </a:gsLst>
-          <a:lin ang="5400000" scaled="false"/>
-        </a:gradFill>
-        <a:gradFill rotWithShape="true">
-          <a:gsLst>
-            <a:gs pos="0">
-              <a:schemeClr val="phClr">
-                <a:satMod val="103000"/>
-                <a:lumMod val="102000"/>
-                <a:tint val="94000"/>
-              </a:schemeClr>
-            </a:gs>
-            <a:gs pos="50000">
-              <a:schemeClr val="phClr">
-                <a:satMod val="110000"/>
-                <a:lumMod val="100000"/>
-                <a:shade val="100000"/>
-              </a:schemeClr>
-            </a:gs>
-            <a:gs pos="100000">
-              <a:schemeClr val="phClr">
-                <a:lumMod val="99000"/>
-                <a:satMod val="120000"/>
-                <a:shade val="78000"/>
-              </a:schemeClr>
-            </a:gs>
-          </a:gsLst>
-          <a:lin ang="5400000" scaled="false"/>
-        </a:gradFill>
-      </a:fillStyleLst>
-      <a:lnStyleLst>
-        <a:ln w="6350" cap="flat" cmpd="sng" algn="ctr">
-          <a:solidFill>
-            <a:schemeClr val="phClr"/>
-          </a:solidFill>
-          <a:prstDash val="solid"/>
-          <a:miter lim="800000"/>
-        </a:ln>
-        <a:ln w="12700" cap="flat" cmpd="sng" algn="ctr">
-          <a:solidFill>
-            <a:schemeClr val="phClr"/>
-          </a:solidFill>
-          <a:prstDash val="solid"/>
-          <a:miter lim="800000"/>
-        </a:ln>
-        <a:ln w="19050" cap="flat" cmpd="sng" algn="ctr">
-          <a:solidFill>
-            <a:schemeClr val="phClr"/>
-          </a:solidFill>
-          <a:prstDash val="solid"/>
-          <a:miter lim="800000"/>
-        </a:ln>
-      </a:lnStyleLst>
-      <a:effectStyleLst>
-        <a:effectStyle>
-          <a:effectLst/>
-        </a:effectStyle>
-        <a:effectStyle>
-          <a:effectLst/>
-        </a:effectStyle>
-        <a:effectStyle>
-          <a:effectLst>
-            <a:outerShdw blurRad="57150" dist="19050" dir="5400000" algn="ctr" rotWithShape="false">
-              <a:srgbClr val="000000">
-                <a:alpha val="63000"/>
-              </a:srgbClr>
-            </a:outerShdw>
-          </a:effectLst>
-        </a:effectStyle>
-      </a:effectStyleLst>
-      <a:bgFillStyleLst>
-        <a:solidFill>
-          <a:schemeClr val="phClr"/>
-        </a:solidFill>
-        <a:solidFill>
-          <a:schemeClr val="phClr">
-            <a:tint val="95000"/>
-            <a:satMod val="170000"/>
-          </a:schemeClr>
-        </a:solidFill>
-        <a:gradFill rotWithShape="true">
-          <a:gsLst>
-            <a:gs pos="0">
-              <a:schemeClr val="phClr">
-                <a:tint val="93000"/>
-                <a:satMod val="150000"/>
-                <a:shade val="98000"/>
-                <a:lumMod val="102000"/>
-              </a:schemeClr>
-            </a:gs>
-            <a:gs pos="50000">
-              <a:schemeClr val="phClr">
-                <a:tint val="98000"/>
-                <a:satMod val="130000"/>
-                <a:shade val="90000"/>
-                <a:lumMod val="103000"/>
-              </a:schemeClr>
-            </a:gs>
-            <a:gs pos="100000">
-              <a:schemeClr val="phClr">
-                <a:shade val="63000"/>
-                <a:satMod val="120000"/>
-              </a:schemeClr>
-            </a:gs>
-          </a:gsLst>
-          <a:lin ang="5400000" scaled="false"/>
-        </a:gradFill>
-      </a:bgFillStyleLst>
-    </a:fmtScheme>
-  </a:themeElements>
-  <a:objectDefaults/>
-  <a:extraClrSchemeLst/>
-</a:theme>
 </file>
--- a/Documents/User/Annunciator_Caution_Warning_Reference.docx
+++ b/Documents/User/Annunciator_Caution_Warning_Reference.docx
@@ -52,7 +52,7 @@
         <w:t xml:space="preserve">Applies to:</w:t>
       </w:r>
       <w:r>
-        <w:t xml:space="preserve"> KCMk1_Annunciator firmware 3.8.1</w:t>
+        <w:t xml:space="preserve"> KCMk1_Annunciator firmware 3.8.2</w:t>
       </w:r>
     </w:p>
     <w:p>
@@ -2428,7 +2428,7 @@
                 <w:sz w:val="17"/>
                 <w:szCs w:val="17"/>
               </w:rPr>
-              <w:t xml:space="preserve">Crew consumables or waste capacity at risk (TAC Life Support).</w:t>
+              <w:t xml:space="preserve">Crew consumables running out (TAC Life Support).</w:t>
             </w:r>
           </w:p>
         </w:tc>
@@ -2454,7 +2454,7 @@
                 <w:sz w:val="17"/>
                 <w:szCs w:val="17"/>
               </w:rPr>
-              <w:t xml:space="preserve">Time remaining per resource at TAC-LS default rates × crew. </w:t>
+              <w:t xml:space="preserve">Time remaining per consumable at TAC-LS default rates × crew. </w:t>
             </w:r>
             <w:r>
               <w:rPr>
@@ -2470,7 +2470,7 @@
                 <w:sz w:val="17"/>
                 <w:szCs w:val="17"/>
               </w:rPr>
-              <w:t xml:space="preserve"> food &lt; 72 h, water &lt; 12 h, oxygen &lt; 30 min, or any waste tank (CO₂, waste, waste water) &gt; 80 % full. </w:t>
+              <w:t xml:space="preserve"> food &lt; 72 h, water &lt; 12 h or oxygen &lt; 30 min. </w:t>
             </w:r>
             <w:r>
               <w:rPr>
@@ -2486,7 +2486,7 @@
                 <w:sz w:val="17"/>
                 <w:szCs w:val="17"/>
               </w:rPr>
-              <w:t xml:space="preserve"> food &lt; 24 h, water &lt; 4 h, oxygen &lt; 10 min, or any waste tank &gt; 95 % full. Worst resource wins. Crewed vessels with TAC-LS data only; without the mod the tile stays dark.</w:t>
+              <w:t xml:space="preserve"> food &lt; 24 h, water &lt; 4 h or oxygen &lt; 10 min. Worst resource wins. The waste resources (CO₂, waste, waste water) are not watched. Crewed vessels with TAC-LS data only; without the mod the tile stays dark.</w:t>
             </w:r>
           </w:p>
         </w:tc>

--- a/Documents/User/Annunciator_Caution_Warning_Reference.docx
+++ b/Documents/User/Annunciator_Caution_Warning_Reference.docx
@@ -5911,7 +5911,7 @@
                 <w:sz w:val="17"/>
                 <w:szCs w:val="17"/>
               </w:rPr>
-              <w:t xml:space="preserve">The current master firmware does not send this byte, so the readout stays at 0.</w:t>
+              <w:t xml:space="preserve">The master sends the byte but has no source for it yet, so the readout reads 0.</w:t>
             </w:r>
           </w:p>
         </w:tc>
@@ -6152,7 +6152,16 @@
                 <w:sz w:val="17"/>
                 <w:szCs w:val="17"/>
               </w:rPr>
-              <w:t xml:space="preserve"> when it does not (e.g. PLN selected while flying a ship). Other vessel types (debris, EVA, flag, base, parts) never flag a mismatch.</w:t>
+              <w:t xml:space="preserve"> when it does not (e.g. PLN selected while flying a ship). Other vessel types (debris, EVA, flag, base, parts) never flag a mismatch. </w:t>
+            </w:r>
+            <w:r>
+              <w:rPr>
+                <w:i/>
+                <w:iCs/>
+                <w:sz w:val="17"/>
+                <w:szCs w:val="17"/>
+              </w:rPr>
+              <w:t xml:space="preserve">The master sends SPC until the control-mode switch is wired to it, and control group 1 until the control-group encoder is read.</w:t>
             </w:r>
           </w:p>
         </w:tc>
@@ -6232,7 +6241,25 @@
         <w:t xml:space="preserve">Status of this block.</w:t>
       </w:r>
       <w:r>
-        <w:t xml:space="preserve"> The Annunciator draws all twelve tiles, but the current master firmware only sends the legacy 3-byte command, so in production the whole block stays OFF. The firmware header marks the labels and colours as provisional pending the final master protocol. In the panel's demo mode, DEMO / AUDIO / DEBUG reflect the panel's own settings and the remaining tiles cycle for inspection. The meanings below are the intended ones, matched to the master's state variables.</w:t>
+        <w:t xml:space="preserve"> The master sends </w:t>
+      </w:r>
+      <w:r>
+        <w:rPr>
+          <w:rFonts w:ascii="Consolas" w:cs="Consolas" w:eastAsia="Consolas" w:hAnsi="Consolas"/>
+        </w:rPr>
+        <w:t xml:space="preserve">modeFlags</w:t>
+      </w:r>
+      <w:r>
+        <w:t xml:space="preserve"> in its rev-3 command (</w:t>
+      </w:r>
+      <w:r>
+        <w:rPr>
+          <w:rFonts w:ascii="Consolas" w:cs="Consolas" w:eastAsia="Consolas" w:hAnsi="Consolas"/>
+        </w:rPr>
+        <w:t xml:space="preserve">annun_link.ino</w:t>
+      </w:r>
+      <w:r>
+        <w:t xml:space="preserve">), but it does not yet read every switch behind them. DEMO, AUDIO, AUTOPILOT, DEBUG, THRTL PREC and ENG ARM follow live master state. THRTL ENA, TRIM and INPUT PREC follow master variables that no panel handler sets yet, so they stay at their defaults. WARP, SWITCH ERR and SIMPIT LOST have no master source yet and stay OFF. In the panel's demo mode, DEMO / AUDIO / DEBUG reflect the panel's own settings and the remaining tiles cycle for inspection.</w:t>
       </w:r>
     </w:p>
     <w:tbl>

--- a/Documents/User/Annunciator_Caution_Warning_Reference.docx
+++ b/Documents/User/Annunciator_Caution_Warning_Reference.docx
@@ -10740,6 +10740,2129 @@
         <w:spacing w:after="120" w:before="240"/>
       </w:pPr>
       <w:r>
+        <w:t xml:space="preserve">GPWS voice callouts</w:t>
+      </w:r>
+    </w:p>
+    <w:p>
+      <w:pPr>
+        <w:spacing w:after="120"/>
+      </w:pPr>
+      <w:r>
+        <w:t xml:space="preserve">The Annunciator runs a Ground Proximity Warning System that speaks through its DFPlayer module, on a separate path from the master-alarm tone, so a callout and the alarm can sound together. It is set up on the </w:t>
+      </w:r>
+      <w:r>
+        <w:rPr>
+          <w:b/>
+          <w:bCs/>
+        </w:rPr>
+        <w:t xml:space="preserve">GPWS Input Panel</w:t>
+      </w:r>
+      <w:r>
+        <w:t xml:space="preserve"> (panel A2), not on this screen; the master relays the panel's settings to the Annunciator. Callouts need the numbered clips on the DFPlayer's own microSD card, and audio enabled.</w:t>
+      </w:r>
+    </w:p>
+    <w:p>
+      <w:pPr>
+        <w:spacing w:after="120"/>
+      </w:pPr>
+      <w:r>
+        <w:rPr>
+          <w:b/>
+          <w:bCs/>
+        </w:rPr>
+        <w:t xml:space="preserve">What the panel selects</w:t>
+      </w:r>
+    </w:p>
+    <w:tbl>
+      <w:tblPr>
+        <w:tblW w:type="dxa" w:w="13824"/>
+        <w:tblBorders>
+          <w:top w:val="single" w:color="auto" w:sz="4"/>
+          <w:left w:val="single" w:color="auto" w:sz="4"/>
+          <w:bottom w:val="single" w:color="auto" w:sz="4"/>
+          <w:right w:val="single" w:color="auto" w:sz="4"/>
+          <w:insideH w:val="single" w:color="auto" w:sz="4"/>
+          <w:insideV w:val="single" w:color="auto" w:sz="4"/>
+        </w:tblBorders>
+      </w:tblPr>
+      <w:tblGrid>
+        <w:gridCol w:w="4399"/>
+        <w:gridCol w:w="9425"/>
+      </w:tblGrid>
+      <w:tr>
+        <w:trPr>
+          <w:tblHeader/>
+        </w:trPr>
+        <w:tc>
+          <w:tcPr>
+            <w:tcW w:type="dxa" w:w="4399"/>
+            <w:tcBorders>
+              <w:top w:val="single" w:color="999999" w:sz="4"/>
+              <w:left w:val="single" w:color="999999" w:sz="4"/>
+              <w:bottom w:val="single" w:color="999999" w:sz="4"/>
+              <w:right w:val="single" w:color="999999" w:sz="4"/>
+            </w:tcBorders>
+            <w:shd w:fill="E7E6E6" w:color="auto" w:val="clear"/>
+            <w:tcMar>
+              <w:top w:type="dxa" w:w="40"/>
+              <w:left w:type="dxa" w:w="80"/>
+              <w:bottom w:type="dxa" w:w="40"/>
+              <w:right w:type="dxa" w:w="80"/>
+            </w:tcMar>
+          </w:tcPr>
+          <w:p>
+            <w:r>
+              <w:rPr>
+                <w:b/>
+                <w:bCs/>
+                <w:sz w:val="17"/>
+                <w:szCs w:val="17"/>
+              </w:rPr>
+              <w:t xml:space="preserve">GPWS panel state</w:t>
+            </w:r>
+          </w:p>
+        </w:tc>
+        <w:tc>
+          <w:tcPr>
+            <w:tcW w:type="dxa" w:w="9425"/>
+            <w:tcBorders>
+              <w:top w:val="single" w:color="999999" w:sz="4"/>
+              <w:left w:val="single" w:color="999999" w:sz="4"/>
+              <w:bottom w:val="single" w:color="999999" w:sz="4"/>
+              <w:right w:val="single" w:color="999999" w:sz="4"/>
+            </w:tcBorders>
+            <w:shd w:fill="E7E6E6" w:color="auto" w:val="clear"/>
+            <w:tcMar>
+              <w:top w:type="dxa" w:w="40"/>
+              <w:left w:type="dxa" w:w="80"/>
+              <w:bottom w:type="dxa" w:w="40"/>
+              <w:right w:type="dxa" w:w="80"/>
+            </w:tcMar>
+          </w:tcPr>
+          <w:p>
+            <w:r>
+              <w:rPr>
+                <w:b/>
+                <w:bCs/>
+                <w:sz w:val="17"/>
+                <w:szCs w:val="17"/>
+              </w:rPr>
+              <w:t xml:space="preserve">What you hear</w:t>
+            </w:r>
+          </w:p>
+        </w:tc>
+      </w:tr>
+      <w:tr>
+        <w:tc>
+          <w:tcPr>
+            <w:tcW w:type="dxa" w:w="4399"/>
+            <w:tcBorders>
+              <w:top w:val="single" w:color="999999" w:sz="4"/>
+              <w:left w:val="single" w:color="999999" w:sz="4"/>
+              <w:bottom w:val="single" w:color="999999" w:sz="4"/>
+              <w:right w:val="single" w:color="999999" w:sz="4"/>
+            </w:tcBorders>
+            <w:tcMar>
+              <w:top w:type="dxa" w:w="40"/>
+              <w:left w:type="dxa" w:w="80"/>
+              <w:bottom w:type="dxa" w:w="40"/>
+              <w:right w:type="dxa" w:w="80"/>
+            </w:tcMar>
+          </w:tcPr>
+          <w:p>
+            <w:r>
+              <w:rPr>
+                <w:b/>
+                <w:bCs/>
+                <w:sz w:val="17"/>
+                <w:szCs w:val="17"/>
+              </w:rPr>
+              <w:t xml:space="preserve">OFF</w:t>
+            </w:r>
+          </w:p>
+        </w:tc>
+        <w:tc>
+          <w:tcPr>
+            <w:tcW w:type="dxa" w:w="9425"/>
+            <w:tcBorders>
+              <w:top w:val="single" w:color="999999" w:sz="4"/>
+              <w:left w:val="single" w:color="999999" w:sz="4"/>
+              <w:bottom w:val="single" w:color="999999" w:sz="4"/>
+              <w:right w:val="single" w:color="999999" w:sz="4"/>
+            </w:tcBorders>
+            <w:tcMar>
+              <w:top w:type="dxa" w:w="40"/>
+              <w:left w:type="dxa" w:w="80"/>
+              <w:bottom w:type="dxa" w:w="40"/>
+              <w:right w:type="dxa" w:w="80"/>
+            </w:tcMar>
+          </w:tcPr>
+          <w:p>
+            <w:r>
+              <w:rPr>
+                <w:sz w:val="17"/>
+                <w:szCs w:val="17"/>
+              </w:rPr>
+              <w:t xml:space="preserve">Nothing</w:t>
+            </w:r>
+          </w:p>
+        </w:tc>
+      </w:tr>
+      <w:tr>
+        <w:tc>
+          <w:tcPr>
+            <w:tcW w:type="dxa" w:w="4399"/>
+            <w:tcBorders>
+              <w:top w:val="single" w:color="999999" w:sz="4"/>
+              <w:left w:val="single" w:color="999999" w:sz="4"/>
+              <w:bottom w:val="single" w:color="999999" w:sz="4"/>
+              <w:right w:val="single" w:color="999999" w:sz="4"/>
+            </w:tcBorders>
+            <w:tcMar>
+              <w:top w:type="dxa" w:w="40"/>
+              <w:left w:type="dxa" w:w="80"/>
+              <w:bottom w:type="dxa" w:w="40"/>
+              <w:right w:type="dxa" w:w="80"/>
+            </w:tcMar>
+          </w:tcPr>
+          <w:p>
+            <w:r>
+              <w:rPr>
+                <w:b/>
+                <w:bCs/>
+                <w:sz w:val="17"/>
+                <w:szCs w:val="17"/>
+              </w:rPr>
+              <w:t xml:space="preserve">GREEN</w:t>
+            </w:r>
+            <w:r>
+              <w:rPr>
+                <w:sz w:val="17"/>
+                <w:szCs w:val="17"/>
+              </w:rPr>
+              <w:t xml:space="preserve"> (ACTIVE)</w:t>
+            </w:r>
+          </w:p>
+        </w:tc>
+        <w:tc>
+          <w:tcPr>
+            <w:tcW w:type="dxa" w:w="9425"/>
+            <w:tcBorders>
+              <w:top w:val="single" w:color="999999" w:sz="4"/>
+              <w:left w:val="single" w:color="999999" w:sz="4"/>
+              <w:bottom w:val="single" w:color="999999" w:sz="4"/>
+              <w:right w:val="single" w:color="999999" w:sz="4"/>
+            </w:tcBorders>
+            <w:tcMar>
+              <w:top w:type="dxa" w:w="40"/>
+              <w:left w:type="dxa" w:w="80"/>
+              <w:bottom w:type="dxa" w:w="40"/>
+              <w:right w:type="dxa" w:w="80"/>
+            </w:tcMar>
+          </w:tcPr>
+          <w:p>
+            <w:r>
+              <w:rPr>
+                <w:sz w:val="17"/>
+                <w:szCs w:val="17"/>
+              </w:rPr>
+              <w:t xml:space="preserve">Everything: the warnings, the altitude callouts, RETARD and the threshold-bug call</w:t>
+            </w:r>
+          </w:p>
+        </w:tc>
+      </w:tr>
+      <w:tr>
+        <w:tc>
+          <w:tcPr>
+            <w:tcW w:type="dxa" w:w="4399"/>
+            <w:tcBorders>
+              <w:top w:val="single" w:color="999999" w:sz="4"/>
+              <w:left w:val="single" w:color="999999" w:sz="4"/>
+              <w:bottom w:val="single" w:color="999999" w:sz="4"/>
+              <w:right w:val="single" w:color="999999" w:sz="4"/>
+            </w:tcBorders>
+            <w:tcMar>
+              <w:top w:type="dxa" w:w="40"/>
+              <w:left w:type="dxa" w:w="80"/>
+              <w:bottom w:type="dxa" w:w="40"/>
+              <w:right w:type="dxa" w:w="80"/>
+            </w:tcMar>
+          </w:tcPr>
+          <w:p>
+            <w:r>
+              <w:rPr>
+                <w:b/>
+                <w:bCs/>
+                <w:sz w:val="17"/>
+                <w:szCs w:val="17"/>
+              </w:rPr>
+              <w:t xml:space="preserve">AMBER + proximity alarm</w:t>
+            </w:r>
+          </w:p>
+        </w:tc>
+        <w:tc>
+          <w:tcPr>
+            <w:tcW w:type="dxa" w:w="9425"/>
+            <w:tcBorders>
+              <w:top w:val="single" w:color="999999" w:sz="4"/>
+              <w:left w:val="single" w:color="999999" w:sz="4"/>
+              <w:bottom w:val="single" w:color="999999" w:sz="4"/>
+              <w:right w:val="single" w:color="999999" w:sz="4"/>
+            </w:tcBorders>
+            <w:tcMar>
+              <w:top w:type="dxa" w:w="40"/>
+              <w:left w:type="dxa" w:w="80"/>
+              <w:bottom w:type="dxa" w:w="40"/>
+              <w:right w:type="dxa" w:w="80"/>
+            </w:tcMar>
+          </w:tcPr>
+          <w:p>
+            <w:r>
+              <w:rPr>
+                <w:sz w:val="17"/>
+                <w:szCs w:val="17"/>
+              </w:rPr>
+              <w:t xml:space="preserve">Altitude callouts, RETARD and the bug call only; no warnings</w:t>
+            </w:r>
+          </w:p>
+        </w:tc>
+      </w:tr>
+      <w:tr>
+        <w:tc>
+          <w:tcPr>
+            <w:tcW w:type="dxa" w:w="4399"/>
+            <w:tcBorders>
+              <w:top w:val="single" w:color="999999" w:sz="4"/>
+              <w:left w:val="single" w:color="999999" w:sz="4"/>
+              <w:bottom w:val="single" w:color="999999" w:sz="4"/>
+              <w:right w:val="single" w:color="999999" w:sz="4"/>
+            </w:tcBorders>
+            <w:tcMar>
+              <w:top w:type="dxa" w:w="40"/>
+              <w:left w:type="dxa" w:w="80"/>
+              <w:bottom w:type="dxa" w:w="40"/>
+              <w:right w:type="dxa" w:w="80"/>
+            </w:tcMar>
+          </w:tcPr>
+          <w:p>
+            <w:r>
+              <w:rPr>
+                <w:b/>
+                <w:bCs/>
+                <w:sz w:val="17"/>
+                <w:szCs w:val="17"/>
+              </w:rPr>
+              <w:t xml:space="preserve">AMBER + rendezvous radar</w:t>
+            </w:r>
+          </w:p>
+        </w:tc>
+        <w:tc>
+          <w:tcPr>
+            <w:tcW w:type="dxa" w:w="9425"/>
+            <w:tcBorders>
+              <w:top w:val="single" w:color="999999" w:sz="4"/>
+              <w:left w:val="single" w:color="999999" w:sz="4"/>
+              <w:bottom w:val="single" w:color="999999" w:sz="4"/>
+              <w:right w:val="single" w:color="999999" w:sz="4"/>
+            </w:tcBorders>
+            <w:tcMar>
+              <w:top w:type="dxa" w:w="40"/>
+              <w:left w:type="dxa" w:w="80"/>
+              <w:bottom w:type="dxa" w:w="40"/>
+              <w:right w:type="dxa" w:w="80"/>
+            </w:tcMar>
+          </w:tcPr>
+          <w:p>
+            <w:r>
+              <w:rPr>
+                <w:sz w:val="17"/>
+                <w:szCs w:val="17"/>
+              </w:rPr>
+              <w:t xml:space="preserve">Target </w:t>
+            </w:r>
+            <w:r>
+              <w:rPr>
+                <w:i/>
+                <w:iCs/>
+                <w:sz w:val="17"/>
+                <w:szCs w:val="17"/>
+              </w:rPr>
+              <w:t xml:space="preserve">distance</w:t>
+            </w:r>
+            <w:r>
+              <w:rPr>
+                <w:sz w:val="17"/>
+                <w:szCs w:val="17"/>
+              </w:rPr>
+              <w:t xml:space="preserve"> callouts and the bug tone only</w:t>
+            </w:r>
+          </w:p>
+        </w:tc>
+      </w:tr>
+    </w:tbl>
+    <w:p>
+      <w:pPr>
+        <w:spacing w:after="120"/>
+      </w:pPr>
+    </w:p>
+    <w:p>
+      <w:pPr>
+        <w:spacing w:after="120"/>
+      </w:pPr>
+      <w:r>
+        <w:t xml:space="preserve">The two amber options exclude each other.</w:t>
+      </w:r>
+    </w:p>
+    <w:p>
+      <w:pPr>
+        <w:spacing w:after="120"/>
+      </w:pPr>
+      <w:r>
+        <w:rPr>
+          <w:b/>
+          <w:bCs/>
+        </w:rPr>
+        <w:t xml:space="preserve">The threshold bug.</w:t>
+      </w:r>
+      <w:r>
+        <w:t xml:space="preserve"> The panel's encoder sets a bug from 0 to 9,999 m (the encoder button returns it to 200 m). What you hear when you descend through it depends on the gear, the vessel type and how high the bug is:</w:t>
+      </w:r>
+    </w:p>
+    <w:tbl>
+      <w:tblPr>
+        <w:tblW w:type="dxa" w:w="13824"/>
+        <w:tblBorders>
+          <w:top w:val="single" w:color="auto" w:sz="4"/>
+          <w:left w:val="single" w:color="auto" w:sz="4"/>
+          <w:bottom w:val="single" w:color="auto" w:sz="4"/>
+          <w:right w:val="single" w:color="auto" w:sz="4"/>
+          <w:insideH w:val="single" w:color="auto" w:sz="4"/>
+          <w:insideV w:val="single" w:color="auto" w:sz="4"/>
+        </w:tblBorders>
+      </w:tblPr>
+      <w:tblGrid>
+        <w:gridCol w:w="6144"/>
+        <w:gridCol w:w="7680"/>
+      </w:tblGrid>
+      <w:tr>
+        <w:trPr>
+          <w:tblHeader/>
+        </w:trPr>
+        <w:tc>
+          <w:tcPr>
+            <w:tcW w:type="dxa" w:w="6144"/>
+            <w:tcBorders>
+              <w:top w:val="single" w:color="999999" w:sz="4"/>
+              <w:left w:val="single" w:color="999999" w:sz="4"/>
+              <w:bottom w:val="single" w:color="999999" w:sz="4"/>
+              <w:right w:val="single" w:color="999999" w:sz="4"/>
+            </w:tcBorders>
+            <w:shd w:fill="E7E6E6" w:color="auto" w:val="clear"/>
+            <w:tcMar>
+              <w:top w:type="dxa" w:w="40"/>
+              <w:left w:type="dxa" w:w="80"/>
+              <w:bottom w:type="dxa" w:w="40"/>
+              <w:right w:type="dxa" w:w="80"/>
+            </w:tcMar>
+          </w:tcPr>
+          <w:p>
+            <w:r>
+              <w:rPr>
+                <w:b/>
+                <w:bCs/>
+                <w:sz w:val="17"/>
+                <w:szCs w:val="17"/>
+              </w:rPr>
+              <w:t xml:space="preserve">Situation</w:t>
+            </w:r>
+          </w:p>
+        </w:tc>
+        <w:tc>
+          <w:tcPr>
+            <w:tcW w:type="dxa" w:w="7680"/>
+            <w:tcBorders>
+              <w:top w:val="single" w:color="999999" w:sz="4"/>
+              <w:left w:val="single" w:color="999999" w:sz="4"/>
+              <w:bottom w:val="single" w:color="999999" w:sz="4"/>
+              <w:right w:val="single" w:color="999999" w:sz="4"/>
+            </w:tcBorders>
+            <w:shd w:fill="E7E6E6" w:color="auto" w:val="clear"/>
+            <w:tcMar>
+              <w:top w:type="dxa" w:w="40"/>
+              <w:left w:type="dxa" w:w="80"/>
+              <w:bottom w:type="dxa" w:w="40"/>
+              <w:right w:type="dxa" w:w="80"/>
+            </w:tcMar>
+          </w:tcPr>
+          <w:p>
+            <w:r>
+              <w:rPr>
+                <w:b/>
+                <w:bCs/>
+                <w:sz w:val="17"/>
+                <w:szCs w:val="17"/>
+              </w:rPr>
+              <w:t xml:space="preserve">At the bug</w:t>
+            </w:r>
+          </w:p>
+        </w:tc>
+      </w:tr>
+      <w:tr>
+        <w:tc>
+          <w:tcPr>
+            <w:tcW w:type="dxa" w:w="6144"/>
+            <w:tcBorders>
+              <w:top w:val="single" w:color="999999" w:sz="4"/>
+              <w:left w:val="single" w:color="999999" w:sz="4"/>
+              <w:bottom w:val="single" w:color="999999" w:sz="4"/>
+              <w:right w:val="single" w:color="999999" w:sz="4"/>
+            </w:tcBorders>
+            <w:tcMar>
+              <w:top w:type="dxa" w:w="40"/>
+              <w:left w:type="dxa" w:w="80"/>
+              <w:bottom w:type="dxa" w:w="40"/>
+              <w:right w:type="dxa" w:w="80"/>
+            </w:tcMar>
+          </w:tcPr>
+          <w:p>
+            <w:r>
+              <w:rPr>
+                <w:sz w:val="17"/>
+                <w:szCs w:val="17"/>
+              </w:rPr>
+              <w:t xml:space="preserve">Gear </w:t>
+            </w:r>
+            <w:r>
+              <w:rPr>
+                <w:b/>
+                <w:bCs/>
+                <w:sz w:val="17"/>
+                <w:szCs w:val="17"/>
+              </w:rPr>
+              <w:t xml:space="preserve">up</w:t>
+            </w:r>
+            <w:r>
+              <w:rPr>
+                <w:sz w:val="17"/>
+                <w:szCs w:val="17"/>
+              </w:rPr>
+              <w:t xml:space="preserve"> (aircraft or lander)</w:t>
+            </w:r>
+          </w:p>
+        </w:tc>
+        <w:tc>
+          <w:tcPr>
+            <w:tcW w:type="dxa" w:w="7680"/>
+            <w:tcBorders>
+              <w:top w:val="single" w:color="999999" w:sz="4"/>
+              <w:left w:val="single" w:color="999999" w:sz="4"/>
+              <w:bottom w:val="single" w:color="999999" w:sz="4"/>
+              <w:right w:val="single" w:color="999999" w:sz="4"/>
+            </w:tcBorders>
+            <w:tcMar>
+              <w:top w:type="dxa" w:w="40"/>
+              <w:left w:type="dxa" w:w="80"/>
+              <w:bottom w:type="dxa" w:w="40"/>
+              <w:right w:type="dxa" w:w="80"/>
+            </w:tcMar>
+          </w:tcPr>
+          <w:p>
+            <w:r>
+              <w:rPr>
+                <w:sz w:val="17"/>
+                <w:szCs w:val="17"/>
+              </w:rPr>
+              <w:t xml:space="preserve">"GROUND PROXIMITY"</w:t>
+            </w:r>
+          </w:p>
+        </w:tc>
+      </w:tr>
+      <w:tr>
+        <w:tc>
+          <w:tcPr>
+            <w:tcW w:type="dxa" w:w="6144"/>
+            <w:tcBorders>
+              <w:top w:val="single" w:color="999999" w:sz="4"/>
+              <w:left w:val="single" w:color="999999" w:sz="4"/>
+              <w:bottom w:val="single" w:color="999999" w:sz="4"/>
+              <w:right w:val="single" w:color="999999" w:sz="4"/>
+            </w:tcBorders>
+            <w:tcMar>
+              <w:top w:type="dxa" w:w="40"/>
+              <w:left w:type="dxa" w:w="80"/>
+              <w:bottom w:type="dxa" w:w="40"/>
+              <w:right w:type="dxa" w:w="80"/>
+            </w:tcMar>
+          </w:tcPr>
+          <w:p>
+            <w:r>
+              <w:rPr>
+                <w:sz w:val="17"/>
+                <w:szCs w:val="17"/>
+              </w:rPr>
+              <w:t xml:space="preserve">Gear </w:t>
+            </w:r>
+            <w:r>
+              <w:rPr>
+                <w:b/>
+                <w:bCs/>
+                <w:sz w:val="17"/>
+                <w:szCs w:val="17"/>
+              </w:rPr>
+              <w:t xml:space="preserve">down</w:t>
+            </w:r>
+            <w:r>
+              <w:rPr>
+                <w:sz w:val="17"/>
+                <w:szCs w:val="17"/>
+              </w:rPr>
+              <w:t xml:space="preserve">, aircraft, bug </w:t>
+            </w:r>
+            <w:r>
+              <w:rPr>
+                <w:b/>
+                <w:bCs/>
+                <w:sz w:val="17"/>
+                <w:szCs w:val="17"/>
+              </w:rPr>
+              <w:t xml:space="preserve">300 m or higher</w:t>
+            </w:r>
+          </w:p>
+        </w:tc>
+        <w:tc>
+          <w:tcPr>
+            <w:tcW w:type="dxa" w:w="7680"/>
+            <w:tcBorders>
+              <w:top w:val="single" w:color="999999" w:sz="4"/>
+              <w:left w:val="single" w:color="999999" w:sz="4"/>
+              <w:bottom w:val="single" w:color="999999" w:sz="4"/>
+              <w:right w:val="single" w:color="999999" w:sz="4"/>
+            </w:tcBorders>
+            <w:tcMar>
+              <w:top w:type="dxa" w:w="40"/>
+              <w:left w:type="dxa" w:w="80"/>
+              <w:bottom w:type="dxa" w:w="40"/>
+              <w:right w:type="dxa" w:w="80"/>
+            </w:tcMar>
+          </w:tcPr>
+          <w:p>
+            <w:r>
+              <w:rPr>
+                <w:sz w:val="17"/>
+                <w:szCs w:val="17"/>
+              </w:rPr>
+              <w:t xml:space="preserve">A plain tone: a high bug is just a level marker</w:t>
+            </w:r>
+          </w:p>
+        </w:tc>
+      </w:tr>
+      <w:tr>
+        <w:tc>
+          <w:tcPr>
+            <w:tcW w:type="dxa" w:w="6144"/>
+            <w:tcBorders>
+              <w:top w:val="single" w:color="999999" w:sz="4"/>
+              <w:left w:val="single" w:color="999999" w:sz="4"/>
+              <w:bottom w:val="single" w:color="999999" w:sz="4"/>
+              <w:right w:val="single" w:color="999999" w:sz="4"/>
+            </w:tcBorders>
+            <w:tcMar>
+              <w:top w:type="dxa" w:w="40"/>
+              <w:left w:type="dxa" w:w="80"/>
+              <w:bottom w:type="dxa" w:w="40"/>
+              <w:right w:type="dxa" w:w="80"/>
+            </w:tcMar>
+          </w:tcPr>
+          <w:p>
+            <w:r>
+              <w:rPr>
+                <w:sz w:val="17"/>
+                <w:szCs w:val="17"/>
+              </w:rPr>
+              <w:t xml:space="preserve">Gear </w:t>
+            </w:r>
+            <w:r>
+              <w:rPr>
+                <w:b/>
+                <w:bCs/>
+                <w:sz w:val="17"/>
+                <w:szCs w:val="17"/>
+              </w:rPr>
+              <w:t xml:space="preserve">down</w:t>
+            </w:r>
+            <w:r>
+              <w:rPr>
+                <w:sz w:val="17"/>
+                <w:szCs w:val="17"/>
+              </w:rPr>
+              <w:t xml:space="preserve">, aircraft, bug </w:t>
+            </w:r>
+            <w:r>
+              <w:rPr>
+                <w:b/>
+                <w:bCs/>
+                <w:sz w:val="17"/>
+                <w:szCs w:val="17"/>
+              </w:rPr>
+              <w:t xml:space="preserve">below 300 m</w:t>
+            </w:r>
+          </w:p>
+        </w:tc>
+        <w:tc>
+          <w:tcPr>
+            <w:tcW w:type="dxa" w:w="7680"/>
+            <w:tcBorders>
+              <w:top w:val="single" w:color="999999" w:sz="4"/>
+              <w:left w:val="single" w:color="999999" w:sz="4"/>
+              <w:bottom w:val="single" w:color="999999" w:sz="4"/>
+              <w:right w:val="single" w:color="999999" w:sz="4"/>
+            </w:tcBorders>
+            <w:tcMar>
+              <w:top w:type="dxa" w:w="40"/>
+              <w:left w:type="dxa" w:w="80"/>
+              <w:bottom w:type="dxa" w:w="40"/>
+              <w:right w:type="dxa" w:w="80"/>
+            </w:tcMar>
+          </w:tcPr>
+          <w:p>
+            <w:r>
+              <w:rPr>
+                <w:sz w:val="17"/>
+                <w:szCs w:val="17"/>
+              </w:rPr>
+              <w:t xml:space="preserve">A decision height: "APPROACHING MINIMUMS" about 30 m (100 ft) above, then "MINIMUMS" at the bug</w:t>
+            </w:r>
+          </w:p>
+        </w:tc>
+      </w:tr>
+      <w:tr>
+        <w:tc>
+          <w:tcPr>
+            <w:tcW w:type="dxa" w:w="6144"/>
+            <w:tcBorders>
+              <w:top w:val="single" w:color="999999" w:sz="4"/>
+              <w:left w:val="single" w:color="999999" w:sz="4"/>
+              <w:bottom w:val="single" w:color="999999" w:sz="4"/>
+              <w:right w:val="single" w:color="999999" w:sz="4"/>
+            </w:tcBorders>
+            <w:tcMar>
+              <w:top w:type="dxa" w:w="40"/>
+              <w:left w:type="dxa" w:w="80"/>
+              <w:bottom w:type="dxa" w:w="40"/>
+              <w:right w:type="dxa" w:w="80"/>
+            </w:tcMar>
+          </w:tcPr>
+          <w:p>
+            <w:r>
+              <w:rPr>
+                <w:sz w:val="17"/>
+                <w:szCs w:val="17"/>
+              </w:rPr>
+              <w:t xml:space="preserve">Gear </w:t>
+            </w:r>
+            <w:r>
+              <w:rPr>
+                <w:b/>
+                <w:bCs/>
+                <w:sz w:val="17"/>
+                <w:szCs w:val="17"/>
+              </w:rPr>
+              <w:t xml:space="preserve">down</w:t>
+            </w:r>
+            <w:r>
+              <w:rPr>
+                <w:sz w:val="17"/>
+                <w:szCs w:val="17"/>
+              </w:rPr>
+              <w:t xml:space="preserve">, lander</w:t>
+            </w:r>
+          </w:p>
+        </w:tc>
+        <w:tc>
+          <w:tcPr>
+            <w:tcW w:type="dxa" w:w="7680"/>
+            <w:tcBorders>
+              <w:top w:val="single" w:color="999999" w:sz="4"/>
+              <w:left w:val="single" w:color="999999" w:sz="4"/>
+              <w:bottom w:val="single" w:color="999999" w:sz="4"/>
+              <w:right w:val="single" w:color="999999" w:sz="4"/>
+            </w:tcBorders>
+            <w:tcMar>
+              <w:top w:type="dxa" w:w="40"/>
+              <w:left w:type="dxa" w:w="80"/>
+              <w:bottom w:type="dxa" w:w="40"/>
+              <w:right w:type="dxa" w:w="80"/>
+            </w:tcMar>
+          </w:tcPr>
+          <w:p>
+            <w:r>
+              <w:rPr>
+                <w:sz w:val="17"/>
+                <w:szCs w:val="17"/>
+              </w:rPr>
+              <w:t xml:space="preserve">A plain tone, at any bug height</w:t>
+            </w:r>
+          </w:p>
+        </w:tc>
+      </w:tr>
+      <w:tr>
+        <w:tc>
+          <w:tcPr>
+            <w:tcW w:type="dxa" w:w="6144"/>
+            <w:tcBorders>
+              <w:top w:val="single" w:color="999999" w:sz="4"/>
+              <w:left w:val="single" w:color="999999" w:sz="4"/>
+              <w:bottom w:val="single" w:color="999999" w:sz="4"/>
+              <w:right w:val="single" w:color="999999" w:sz="4"/>
+            </w:tcBorders>
+            <w:tcMar>
+              <w:top w:type="dxa" w:w="40"/>
+              <w:left w:type="dxa" w:w="80"/>
+              <w:bottom w:type="dxa" w:w="40"/>
+              <w:right w:type="dxa" w:w="80"/>
+            </w:tcMar>
+          </w:tcPr>
+          <w:p>
+            <w:r>
+              <w:rPr>
+                <w:sz w:val="17"/>
+                <w:szCs w:val="17"/>
+              </w:rPr>
+              <w:t xml:space="preserve">Rendezvous radar</w:t>
+            </w:r>
+          </w:p>
+        </w:tc>
+        <w:tc>
+          <w:tcPr>
+            <w:tcW w:type="dxa" w:w="7680"/>
+            <w:tcBorders>
+              <w:top w:val="single" w:color="999999" w:sz="4"/>
+              <w:left w:val="single" w:color="999999" w:sz="4"/>
+              <w:bottom w:val="single" w:color="999999" w:sz="4"/>
+              <w:right w:val="single" w:color="999999" w:sz="4"/>
+            </w:tcBorders>
+            <w:tcMar>
+              <w:top w:type="dxa" w:w="40"/>
+              <w:left w:type="dxa" w:w="80"/>
+              <w:bottom w:type="dxa" w:w="40"/>
+              <w:right w:type="dxa" w:w="80"/>
+            </w:tcMar>
+          </w:tcPr>
+          <w:p>
+            <w:r>
+              <w:rPr>
+                <w:sz w:val="17"/>
+                <w:szCs w:val="17"/>
+              </w:rPr>
+              <w:t xml:space="preserve">The bug is a </w:t>
+            </w:r>
+            <w:r>
+              <w:rPr>
+                <w:i/>
+                <w:iCs/>
+                <w:sz w:val="17"/>
+                <w:szCs w:val="17"/>
+              </w:rPr>
+              <w:t xml:space="preserve">range</w:t>
+            </w:r>
+            <w:r>
+              <w:rPr>
+                <w:sz w:val="17"/>
+                <w:szCs w:val="17"/>
+              </w:rPr>
+              <w:t xml:space="preserve">: closing through it plays the tone</w:t>
+            </w:r>
+          </w:p>
+        </w:tc>
+      </w:tr>
+    </w:tbl>
+    <w:p>
+      <w:pPr>
+        <w:spacing w:after="120"/>
+      </w:pPr>
+    </w:p>
+    <w:p>
+      <w:pPr>
+        <w:spacing w:after="120"/>
+      </w:pPr>
+      <w:r>
+        <w:t xml:space="preserve">The numeric callout at the bug altitude is always suppressed, so it never doubles with what the bug itself plays.</w:t>
+      </w:r>
+    </w:p>
+    <w:p>
+      <w:pPr>
+        <w:spacing w:after="120"/>
+      </w:pPr>
+      <w:r>
+        <w:rPr>
+          <w:b/>
+          <w:bCs/>
+        </w:rPr>
+        <w:t xml:space="preserve">Two profiles.</w:t>
+      </w:r>
+      <w:r>
+        <w:t xml:space="preserve"> A vessel typed </w:t>
+      </w:r>
+      <w:r>
+        <w:rPr>
+          <w:b/>
+          <w:bCs/>
+        </w:rPr>
+        <w:t xml:space="preserve">Plane</w:t>
+      </w:r>
+      <w:r>
+        <w:t xml:space="preserve"> gets the full aircraft suite; </w:t>
+      </w:r>
+      <w:r>
+        <w:rPr>
+          <w:b/>
+          <w:bCs/>
+        </w:rPr>
+        <w:t xml:space="preserve">every other vessel</w:t>
+      </w:r>
+      <w:r>
+        <w:t xml:space="preserve"> (rockets, landers, probes) gets the lander profile. Only one callout sounds at a time; the higher one in each table wins.</w:t>
+      </w:r>
+    </w:p>
+    <w:p>
+      <w:pPr>
+        <w:spacing w:after="120"/>
+      </w:pPr>
+      <w:r>
+        <w:rPr>
+          <w:i/>
+          <w:iCs/>
+        </w:rPr>
+        <w:t xml:space="preserve">Aircraft profile, highest priority first</w:t>
+      </w:r>
+    </w:p>
+    <w:tbl>
+      <w:tblPr>
+        <w:tblW w:type="dxa" w:w="13824"/>
+        <w:tblBorders>
+          <w:top w:val="single" w:color="auto" w:sz="4"/>
+          <w:left w:val="single" w:color="auto" w:sz="4"/>
+          <w:bottom w:val="single" w:color="auto" w:sz="4"/>
+          <w:right w:val="single" w:color="auto" w:sz="4"/>
+          <w:insideH w:val="single" w:color="auto" w:sz="4"/>
+          <w:insideV w:val="single" w:color="auto" w:sz="4"/>
+        </w:tblBorders>
+      </w:tblPr>
+      <w:tblGrid>
+        <w:gridCol w:w="5360"/>
+        <w:gridCol w:w="8464"/>
+      </w:tblGrid>
+      <w:tr>
+        <w:trPr>
+          <w:tblHeader/>
+        </w:trPr>
+        <w:tc>
+          <w:tcPr>
+            <w:tcW w:type="dxa" w:w="5360"/>
+            <w:tcBorders>
+              <w:top w:val="single" w:color="999999" w:sz="4"/>
+              <w:left w:val="single" w:color="999999" w:sz="4"/>
+              <w:bottom w:val="single" w:color="999999" w:sz="4"/>
+              <w:right w:val="single" w:color="999999" w:sz="4"/>
+            </w:tcBorders>
+            <w:shd w:fill="E7E6E6" w:color="auto" w:val="clear"/>
+            <w:tcMar>
+              <w:top w:type="dxa" w:w="40"/>
+              <w:left w:type="dxa" w:w="80"/>
+              <w:bottom w:type="dxa" w:w="40"/>
+              <w:right w:type="dxa" w:w="80"/>
+            </w:tcMar>
+          </w:tcPr>
+          <w:p>
+            <w:r>
+              <w:rPr>
+                <w:b/>
+                <w:bCs/>
+                <w:sz w:val="17"/>
+                <w:szCs w:val="17"/>
+              </w:rPr>
+              <w:t xml:space="preserve">Callout</w:t>
+            </w:r>
+          </w:p>
+        </w:tc>
+        <w:tc>
+          <w:tcPr>
+            <w:tcW w:type="dxa" w:w="8464"/>
+            <w:tcBorders>
+              <w:top w:val="single" w:color="999999" w:sz="4"/>
+              <w:left w:val="single" w:color="999999" w:sz="4"/>
+              <w:bottom w:val="single" w:color="999999" w:sz="4"/>
+              <w:right w:val="single" w:color="999999" w:sz="4"/>
+            </w:tcBorders>
+            <w:shd w:fill="E7E6E6" w:color="auto" w:val="clear"/>
+            <w:tcMar>
+              <w:top w:type="dxa" w:w="40"/>
+              <w:left w:type="dxa" w:w="80"/>
+              <w:bottom w:type="dxa" w:w="40"/>
+              <w:right w:type="dxa" w:w="80"/>
+            </w:tcMar>
+          </w:tcPr>
+          <w:p>
+            <w:r>
+              <w:rPr>
+                <w:b/>
+                <w:bCs/>
+                <w:sz w:val="17"/>
+                <w:szCs w:val="17"/>
+              </w:rPr>
+              <w:t xml:space="preserve">Sounds when</w:t>
+            </w:r>
+          </w:p>
+        </w:tc>
+      </w:tr>
+      <w:tr>
+        <w:tc>
+          <w:tcPr>
+            <w:tcW w:type="dxa" w:w="5360"/>
+            <w:tcBorders>
+              <w:top w:val="single" w:color="999999" w:sz="4"/>
+              <w:left w:val="single" w:color="999999" w:sz="4"/>
+              <w:bottom w:val="single" w:color="999999" w:sz="4"/>
+              <w:right w:val="single" w:color="999999" w:sz="4"/>
+            </w:tcBorders>
+            <w:tcMar>
+              <w:top w:type="dxa" w:w="40"/>
+              <w:left w:type="dxa" w:w="80"/>
+              <w:bottom w:type="dxa" w:w="40"/>
+              <w:right w:type="dxa" w:w="80"/>
+            </w:tcMar>
+          </w:tcPr>
+          <w:p>
+            <w:r>
+              <w:rPr>
+                <w:sz w:val="17"/>
+                <w:szCs w:val="17"/>
+              </w:rPr>
+              <w:t xml:space="preserve">STALL</w:t>
+            </w:r>
+          </w:p>
+        </w:tc>
+        <w:tc>
+          <w:tcPr>
+            <w:tcW w:type="dxa" w:w="8464"/>
+            <w:tcBorders>
+              <w:top w:val="single" w:color="999999" w:sz="4"/>
+              <w:left w:val="single" w:color="999999" w:sz="4"/>
+              <w:bottom w:val="single" w:color="999999" w:sz="4"/>
+              <w:right w:val="single" w:color="999999" w:sz="4"/>
+            </w:tcBorders>
+            <w:tcMar>
+              <w:top w:type="dxa" w:w="40"/>
+              <w:left w:type="dxa" w:w="80"/>
+              <w:bottom w:type="dxa" w:w="40"/>
+              <w:right w:type="dxa" w:w="80"/>
+            </w:tcMar>
+          </w:tcPr>
+          <w:p>
+            <w:r>
+              <w:rPr>
+                <w:sz w:val="17"/>
+                <w:szCs w:val="17"/>
+              </w:rPr>
+              <w:t xml:space="preserve">Airborne in an atmosphere with the angle of attack above 20° (the AIRCRAFT AOA alarm). A continuous buzzer</w:t>
+            </w:r>
+          </w:p>
+        </w:tc>
+      </w:tr>
+      <w:tr>
+        <w:tc>
+          <w:tcPr>
+            <w:tcW w:type="dxa" w:w="5360"/>
+            <w:tcBorders>
+              <w:top w:val="single" w:color="999999" w:sz="4"/>
+              <w:left w:val="single" w:color="999999" w:sz="4"/>
+              <w:bottom w:val="single" w:color="999999" w:sz="4"/>
+              <w:right w:val="single" w:color="999999" w:sz="4"/>
+            </w:tcBorders>
+            <w:tcMar>
+              <w:top w:type="dxa" w:w="40"/>
+              <w:left w:type="dxa" w:w="80"/>
+              <w:bottom w:type="dxa" w:w="40"/>
+              <w:right w:type="dxa" w:w="80"/>
+            </w:tcMar>
+          </w:tcPr>
+          <w:p>
+            <w:r>
+              <w:rPr>
+                <w:sz w:val="17"/>
+                <w:szCs w:val="17"/>
+              </w:rPr>
+              <w:t xml:space="preserve">WHOOP WHOOP PULL UP / TERRAIN, TERRAIN</w:t>
+            </w:r>
+          </w:p>
+        </w:tc>
+        <w:tc>
+          <w:tcPr>
+            <w:tcW w:type="dxa" w:w="8464"/>
+            <w:tcBorders>
+              <w:top w:val="single" w:color="999999" w:sz="4"/>
+              <w:left w:val="single" w:color="999999" w:sz="4"/>
+              <w:bottom w:val="single" w:color="999999" w:sz="4"/>
+              <w:right w:val="single" w:color="999999" w:sz="4"/>
+            </w:tcBorders>
+            <w:tcMar>
+              <w:top w:type="dxa" w:w="40"/>
+              <w:left w:type="dxa" w:w="80"/>
+              <w:bottom w:type="dxa" w:w="40"/>
+              <w:right w:type="dxa" w:w="80"/>
+            </w:tcMar>
+          </w:tcPr>
+          <w:p>
+            <w:r>
+              <w:rPr>
+                <w:sz w:val="17"/>
+                <w:szCs w:val="17"/>
+              </w:rPr>
+              <w:t xml:space="preserve">Descending too fast for the height below about 750 m (2,450 ft), or terrain rising under the aircraft too fast. With the gear down a less sensitive envelope is used, so a normal approach over rising ground stays quiet</w:t>
+            </w:r>
+          </w:p>
+        </w:tc>
+      </w:tr>
+      <w:tr>
+        <w:tc>
+          <w:tcPr>
+            <w:tcW w:type="dxa" w:w="5360"/>
+            <w:tcBorders>
+              <w:top w:val="single" w:color="999999" w:sz="4"/>
+              <w:left w:val="single" w:color="999999" w:sz="4"/>
+              <w:bottom w:val="single" w:color="999999" w:sz="4"/>
+              <w:right w:val="single" w:color="999999" w:sz="4"/>
+            </w:tcBorders>
+            <w:tcMar>
+              <w:top w:type="dxa" w:w="40"/>
+              <w:left w:type="dxa" w:w="80"/>
+              <w:bottom w:type="dxa" w:w="40"/>
+              <w:right w:type="dxa" w:w="80"/>
+            </w:tcMar>
+          </w:tcPr>
+          <w:p>
+            <w:r>
+              <w:rPr>
+                <w:sz w:val="17"/>
+                <w:szCs w:val="17"/>
+              </w:rPr>
+              <w:t xml:space="preserve">TERRAIN, TERRAIN </w:t>
+            </w:r>
+            <w:r>
+              <w:rPr>
+                <w:i/>
+                <w:iCs/>
+                <w:sz w:val="17"/>
+                <w:szCs w:val="17"/>
+              </w:rPr>
+              <w:t xml:space="preserve">(after the warning)</w:t>
+            </w:r>
+          </w:p>
+        </w:tc>
+        <w:tc>
+          <w:tcPr>
+            <w:tcW w:type="dxa" w:w="8464"/>
+            <w:tcBorders>
+              <w:top w:val="single" w:color="999999" w:sz="4"/>
+              <w:left w:val="single" w:color="999999" w:sz="4"/>
+              <w:bottom w:val="single" w:color="999999" w:sz="4"/>
+              <w:right w:val="single" w:color="999999" w:sz="4"/>
+            </w:tcBorders>
+            <w:tcMar>
+              <w:top w:type="dxa" w:w="40"/>
+              <w:left w:type="dxa" w:w="80"/>
+              <w:bottom w:type="dxa" w:w="40"/>
+              <w:right w:type="dxa" w:w="80"/>
+            </w:tcMar>
+          </w:tcPr>
+          <w:p>
+            <w:r>
+              <w:rPr>
+                <w:sz w:val="17"/>
+                <w:szCs w:val="17"/>
+              </w:rPr>
+              <w:t xml:space="preserve">Repeats after PULL UP ends while the clearance is still shrinking</w:t>
+            </w:r>
+          </w:p>
+        </w:tc>
+      </w:tr>
+      <w:tr>
+        <w:tc>
+          <w:tcPr>
+            <w:tcW w:type="dxa" w:w="5360"/>
+            <w:tcBorders>
+              <w:top w:val="single" w:color="999999" w:sz="4"/>
+              <w:left w:val="single" w:color="999999" w:sz="4"/>
+              <w:bottom w:val="single" w:color="999999" w:sz="4"/>
+              <w:right w:val="single" w:color="999999" w:sz="4"/>
+            </w:tcBorders>
+            <w:tcMar>
+              <w:top w:type="dxa" w:w="40"/>
+              <w:left w:type="dxa" w:w="80"/>
+              <w:bottom w:type="dxa" w:w="40"/>
+              <w:right w:type="dxa" w:w="80"/>
+            </w:tcMar>
+          </w:tcPr>
+          <w:p>
+            <w:r>
+              <w:rPr>
+                <w:sz w:val="17"/>
+                <w:szCs w:val="17"/>
+              </w:rPr>
+              <w:t xml:space="preserve">Bug tone / MINIMUMS</w:t>
+            </w:r>
+          </w:p>
+        </w:tc>
+        <w:tc>
+          <w:tcPr>
+            <w:tcW w:type="dxa" w:w="8464"/>
+            <w:tcBorders>
+              <w:top w:val="single" w:color="999999" w:sz="4"/>
+              <w:left w:val="single" w:color="999999" w:sz="4"/>
+              <w:bottom w:val="single" w:color="999999" w:sz="4"/>
+              <w:right w:val="single" w:color="999999" w:sz="4"/>
+            </w:tcBorders>
+            <w:tcMar>
+              <w:top w:type="dxa" w:w="40"/>
+              <w:left w:type="dxa" w:w="80"/>
+              <w:bottom w:type="dxa" w:w="40"/>
+              <w:right w:type="dxa" w:w="80"/>
+            </w:tcMar>
+          </w:tcPr>
+          <w:p>
+            <w:r>
+              <w:rPr>
+                <w:sz w:val="17"/>
+                <w:szCs w:val="17"/>
+              </w:rPr>
+              <w:t xml:space="preserve">The threshold bug, as above (MINIMUMS with the gear down only)</w:t>
+            </w:r>
+          </w:p>
+        </w:tc>
+      </w:tr>
+      <w:tr>
+        <w:tc>
+          <w:tcPr>
+            <w:tcW w:type="dxa" w:w="5360"/>
+            <w:tcBorders>
+              <w:top w:val="single" w:color="999999" w:sz="4"/>
+              <w:left w:val="single" w:color="999999" w:sz="4"/>
+              <w:bottom w:val="single" w:color="999999" w:sz="4"/>
+              <w:right w:val="single" w:color="999999" w:sz="4"/>
+            </w:tcBorders>
+            <w:tcMar>
+              <w:top w:type="dxa" w:w="40"/>
+              <w:left w:type="dxa" w:w="80"/>
+              <w:bottom w:type="dxa" w:w="40"/>
+              <w:right w:type="dxa" w:w="80"/>
+            </w:tcMar>
+          </w:tcPr>
+          <w:p>
+            <w:r>
+              <w:rPr>
+                <w:sz w:val="17"/>
+                <w:szCs w:val="17"/>
+              </w:rPr>
+              <w:t xml:space="preserve">TOO LOW, TERRAIN</w:t>
+            </w:r>
+          </w:p>
+        </w:tc>
+        <w:tc>
+          <w:tcPr>
+            <w:tcW w:type="dxa" w:w="8464"/>
+            <w:tcBorders>
+              <w:top w:val="single" w:color="999999" w:sz="4"/>
+              <w:left w:val="single" w:color="999999" w:sz="4"/>
+              <w:bottom w:val="single" w:color="999999" w:sz="4"/>
+              <w:right w:val="single" w:color="999999" w:sz="4"/>
+            </w:tcBorders>
+            <w:tcMar>
+              <w:top w:type="dxa" w:w="40"/>
+              <w:left w:type="dxa" w:w="80"/>
+              <w:bottom w:type="dxa" w:w="40"/>
+              <w:right w:type="dxa" w:w="80"/>
+            </w:tcMar>
+          </w:tcPr>
+          <w:p>
+            <w:r>
+              <w:rPr>
+                <w:sz w:val="17"/>
+                <w:szCs w:val="17"/>
+              </w:rPr>
+              <w:t xml:space="preserve">Gear up below about 300 m (1,000 ft) at speed, or sinking below 75 % of the highest height reached since takeoff</w:t>
+            </w:r>
+          </w:p>
+        </w:tc>
+      </w:tr>
+      <w:tr>
+        <w:tc>
+          <w:tcPr>
+            <w:tcW w:type="dxa" w:w="5360"/>
+            <w:tcBorders>
+              <w:top w:val="single" w:color="999999" w:sz="4"/>
+              <w:left w:val="single" w:color="999999" w:sz="4"/>
+              <w:bottom w:val="single" w:color="999999" w:sz="4"/>
+              <w:right w:val="single" w:color="999999" w:sz="4"/>
+            </w:tcBorders>
+            <w:tcMar>
+              <w:top w:type="dxa" w:w="40"/>
+              <w:left w:type="dxa" w:w="80"/>
+              <w:bottom w:type="dxa" w:w="40"/>
+              <w:right w:type="dxa" w:w="80"/>
+            </w:tcMar>
+          </w:tcPr>
+          <w:p>
+            <w:r>
+              <w:rPr>
+                <w:sz w:val="17"/>
+                <w:szCs w:val="17"/>
+              </w:rPr>
+              <w:t xml:space="preserve">RETARD</w:t>
+            </w:r>
+          </w:p>
+        </w:tc>
+        <w:tc>
+          <w:tcPr>
+            <w:tcW w:type="dxa" w:w="8464"/>
+            <w:tcBorders>
+              <w:top w:val="single" w:color="999999" w:sz="4"/>
+              <w:left w:val="single" w:color="999999" w:sz="4"/>
+              <w:bottom w:val="single" w:color="999999" w:sz="4"/>
+              <w:right w:val="single" w:color="999999" w:sz="4"/>
+            </w:tcBorders>
+            <w:tcMar>
+              <w:top w:type="dxa" w:w="40"/>
+              <w:left w:type="dxa" w:w="80"/>
+              <w:bottom w:type="dxa" w:w="40"/>
+              <w:right w:type="dxa" w:w="80"/>
+            </w:tcMar>
+          </w:tcPr>
+          <w:p>
+            <w:r>
+              <w:rPr>
+                <w:sz w:val="17"/>
+                <w:szCs w:val="17"/>
+              </w:rPr>
+              <w:t xml:space="preserve">Descending with the gear down, below about 6 m (20 ft), with the throttle still open. Stops at idle</w:t>
+            </w:r>
+          </w:p>
+        </w:tc>
+      </w:tr>
+      <w:tr>
+        <w:tc>
+          <w:tcPr>
+            <w:tcW w:type="dxa" w:w="5360"/>
+            <w:tcBorders>
+              <w:top w:val="single" w:color="999999" w:sz="4"/>
+              <w:left w:val="single" w:color="999999" w:sz="4"/>
+              <w:bottom w:val="single" w:color="999999" w:sz="4"/>
+              <w:right w:val="single" w:color="999999" w:sz="4"/>
+            </w:tcBorders>
+            <w:tcMar>
+              <w:top w:type="dxa" w:w="40"/>
+              <w:left w:type="dxa" w:w="80"/>
+              <w:bottom w:type="dxa" w:w="40"/>
+              <w:right w:type="dxa" w:w="80"/>
+            </w:tcMar>
+          </w:tcPr>
+          <w:p>
+            <w:r>
+              <w:rPr>
+                <w:sz w:val="17"/>
+                <w:szCs w:val="17"/>
+              </w:rPr>
+              <w:t xml:space="preserve">Altitude callouts</w:t>
+            </w:r>
+          </w:p>
+        </w:tc>
+        <w:tc>
+          <w:tcPr>
+            <w:tcW w:type="dxa" w:w="8464"/>
+            <w:tcBorders>
+              <w:top w:val="single" w:color="999999" w:sz="4"/>
+              <w:left w:val="single" w:color="999999" w:sz="4"/>
+              <w:bottom w:val="single" w:color="999999" w:sz="4"/>
+              <w:right w:val="single" w:color="999999" w:sz="4"/>
+            </w:tcBorders>
+            <w:tcMar>
+              <w:top w:type="dxa" w:w="40"/>
+              <w:left w:type="dxa" w:w="80"/>
+              <w:bottom w:type="dxa" w:w="40"/>
+              <w:right w:type="dxa" w:w="80"/>
+            </w:tcMar>
+          </w:tcPr>
+          <w:p>
+            <w:r>
+              <w:rPr>
+                <w:sz w:val="17"/>
+                <w:szCs w:val="17"/>
+              </w:rPr>
+              <w:t xml:space="preserve">2500, 1000, 500, 400, 300, 200, 100, 90, 80, 70, 60, 50, 40, 30, 20, 10 and 5 ft</w:t>
+            </w:r>
+          </w:p>
+        </w:tc>
+      </w:tr>
+      <w:tr>
+        <w:tc>
+          <w:tcPr>
+            <w:tcW w:type="dxa" w:w="5360"/>
+            <w:tcBorders>
+              <w:top w:val="single" w:color="999999" w:sz="4"/>
+              <w:left w:val="single" w:color="999999" w:sz="4"/>
+              <w:bottom w:val="single" w:color="999999" w:sz="4"/>
+              <w:right w:val="single" w:color="999999" w:sz="4"/>
+            </w:tcBorders>
+            <w:tcMar>
+              <w:top w:type="dxa" w:w="40"/>
+              <w:left w:type="dxa" w:w="80"/>
+              <w:bottom w:type="dxa" w:w="40"/>
+              <w:right w:type="dxa" w:w="80"/>
+            </w:tcMar>
+          </w:tcPr>
+          <w:p>
+            <w:r>
+              <w:rPr>
+                <w:sz w:val="17"/>
+                <w:szCs w:val="17"/>
+              </w:rPr>
+              <w:t xml:space="preserve">TOO LOW, GEAR</w:t>
+            </w:r>
+          </w:p>
+        </w:tc>
+        <w:tc>
+          <w:tcPr>
+            <w:tcW w:type="dxa" w:w="8464"/>
+            <w:tcBorders>
+              <w:top w:val="single" w:color="999999" w:sz="4"/>
+              <w:left w:val="single" w:color="999999" w:sz="4"/>
+              <w:bottom w:val="single" w:color="999999" w:sz="4"/>
+              <w:right w:val="single" w:color="999999" w:sz="4"/>
+            </w:tcBorders>
+            <w:tcMar>
+              <w:top w:type="dxa" w:w="40"/>
+              <w:left w:type="dxa" w:w="80"/>
+              <w:bottom w:type="dxa" w:w="40"/>
+              <w:right w:type="dxa" w:w="80"/>
+            </w:tcMar>
+          </w:tcPr>
+          <w:p>
+            <w:r>
+              <w:rPr>
+                <w:sz w:val="17"/>
+                <w:szCs w:val="17"/>
+              </w:rPr>
+              <w:t xml:space="preserve">Airborne below about 150 m (500 ft) with the gear up; silent for the first 15 s after liftoff</w:t>
+            </w:r>
+          </w:p>
+        </w:tc>
+      </w:tr>
+      <w:tr>
+        <w:tc>
+          <w:tcPr>
+            <w:tcW w:type="dxa" w:w="5360"/>
+            <w:tcBorders>
+              <w:top w:val="single" w:color="999999" w:sz="4"/>
+              <w:left w:val="single" w:color="999999" w:sz="4"/>
+              <w:bottom w:val="single" w:color="999999" w:sz="4"/>
+              <w:right w:val="single" w:color="999999" w:sz="4"/>
+            </w:tcBorders>
+            <w:tcMar>
+              <w:top w:type="dxa" w:w="40"/>
+              <w:left w:type="dxa" w:w="80"/>
+              <w:bottom w:type="dxa" w:w="40"/>
+              <w:right w:type="dxa" w:w="80"/>
+            </w:tcMar>
+          </w:tcPr>
+          <w:p>
+            <w:r>
+              <w:rPr>
+                <w:sz w:val="17"/>
+                <w:szCs w:val="17"/>
+              </w:rPr>
+              <w:t xml:space="preserve">SINK RATE</w:t>
+            </w:r>
+          </w:p>
+        </w:tc>
+        <w:tc>
+          <w:tcPr>
+            <w:tcW w:type="dxa" w:w="8464"/>
+            <w:tcBorders>
+              <w:top w:val="single" w:color="999999" w:sz="4"/>
+              <w:left w:val="single" w:color="999999" w:sz="4"/>
+              <w:bottom w:val="single" w:color="999999" w:sz="4"/>
+              <w:right w:val="single" w:color="999999" w:sz="4"/>
+            </w:tcBorders>
+            <w:tcMar>
+              <w:top w:type="dxa" w:w="40"/>
+              <w:left w:type="dxa" w:w="80"/>
+              <w:bottom w:type="dxa" w:w="40"/>
+              <w:right w:type="dxa" w:w="80"/>
+            </w:tcMar>
+          </w:tcPr>
+          <w:p>
+            <w:r>
+              <w:rPr>
+                <w:sz w:val="17"/>
+                <w:szCs w:val="17"/>
+              </w:rPr>
+              <w:t xml:space="preserve">Descending too fast for the height; a normal flare stays quiet</w:t>
+            </w:r>
+          </w:p>
+        </w:tc>
+      </w:tr>
+      <w:tr>
+        <w:tc>
+          <w:tcPr>
+            <w:tcW w:type="dxa" w:w="5360"/>
+            <w:tcBorders>
+              <w:top w:val="single" w:color="999999" w:sz="4"/>
+              <w:left w:val="single" w:color="999999" w:sz="4"/>
+              <w:bottom w:val="single" w:color="999999" w:sz="4"/>
+              <w:right w:val="single" w:color="999999" w:sz="4"/>
+            </w:tcBorders>
+            <w:tcMar>
+              <w:top w:type="dxa" w:w="40"/>
+              <w:left w:type="dxa" w:w="80"/>
+              <w:bottom w:type="dxa" w:w="40"/>
+              <w:right w:type="dxa" w:w="80"/>
+            </w:tcMar>
+          </w:tcPr>
+          <w:p>
+            <w:r>
+              <w:rPr>
+                <w:sz w:val="17"/>
+                <w:szCs w:val="17"/>
+              </w:rPr>
+              <w:t xml:space="preserve">DON'T SINK</w:t>
+            </w:r>
+          </w:p>
+        </w:tc>
+        <w:tc>
+          <w:tcPr>
+            <w:tcW w:type="dxa" w:w="8464"/>
+            <w:tcBorders>
+              <w:top w:val="single" w:color="999999" w:sz="4"/>
+              <w:left w:val="single" w:color="999999" w:sz="4"/>
+              <w:bottom w:val="single" w:color="999999" w:sz="4"/>
+              <w:right w:val="single" w:color="999999" w:sz="4"/>
+            </w:tcBorders>
+            <w:tcMar>
+              <w:top w:type="dxa" w:w="40"/>
+              <w:left w:type="dxa" w:w="80"/>
+              <w:bottom w:type="dxa" w:w="40"/>
+              <w:right w:type="dxa" w:w="80"/>
+            </w:tcMar>
+          </w:tcPr>
+          <w:p>
+            <w:r>
+              <w:rPr>
+                <w:sz w:val="17"/>
+                <w:szCs w:val="17"/>
+              </w:rPr>
+              <w:t xml:space="preserve">Losing height after takeoff. Said twice, then again only if the loss grows by a further 20 %</w:t>
+            </w:r>
+          </w:p>
+        </w:tc>
+      </w:tr>
+      <w:tr>
+        <w:tc>
+          <w:tcPr>
+            <w:tcW w:type="dxa" w:w="5360"/>
+            <w:tcBorders>
+              <w:top w:val="single" w:color="999999" w:sz="4"/>
+              <w:left w:val="single" w:color="999999" w:sz="4"/>
+              <w:bottom w:val="single" w:color="999999" w:sz="4"/>
+              <w:right w:val="single" w:color="999999" w:sz="4"/>
+            </w:tcBorders>
+            <w:tcMar>
+              <w:top w:type="dxa" w:w="40"/>
+              <w:left w:type="dxa" w:w="80"/>
+              <w:bottom w:type="dxa" w:w="40"/>
+              <w:right w:type="dxa" w:w="80"/>
+            </w:tcMar>
+          </w:tcPr>
+          <w:p>
+            <w:r>
+              <w:rPr>
+                <w:sz w:val="17"/>
+                <w:szCs w:val="17"/>
+              </w:rPr>
+              <w:t xml:space="preserve">BANK ANGLE</w:t>
+            </w:r>
+          </w:p>
+        </w:tc>
+        <w:tc>
+          <w:tcPr>
+            <w:tcW w:type="dxa" w:w="8464"/>
+            <w:tcBorders>
+              <w:top w:val="single" w:color="999999" w:sz="4"/>
+              <w:left w:val="single" w:color="999999" w:sz="4"/>
+              <w:bottom w:val="single" w:color="999999" w:sz="4"/>
+              <w:right w:val="single" w:color="999999" w:sz="4"/>
+            </w:tcBorders>
+            <w:tcMar>
+              <w:top w:type="dxa" w:w="40"/>
+              <w:left w:type="dxa" w:w="80"/>
+              <w:bottom w:type="dxa" w:w="40"/>
+              <w:right w:type="dxa" w:w="80"/>
+            </w:tcMar>
+          </w:tcPr>
+          <w:p>
+            <w:r>
+              <w:rPr>
+                <w:sz w:val="17"/>
+                <w:szCs w:val="17"/>
+              </w:rPr>
+              <w:t xml:space="preserve">Bank beyond a limit that grows with height: 10° at 30 ft, 40° by 150 ft, 55° from 2,450 ft</w:t>
+            </w:r>
+          </w:p>
+        </w:tc>
+      </w:tr>
+      <w:tr>
+        <w:tc>
+          <w:tcPr>
+            <w:tcW w:type="dxa" w:w="5360"/>
+            <w:tcBorders>
+              <w:top w:val="single" w:color="999999" w:sz="4"/>
+              <w:left w:val="single" w:color="999999" w:sz="4"/>
+              <w:bottom w:val="single" w:color="999999" w:sz="4"/>
+              <w:right w:val="single" w:color="999999" w:sz="4"/>
+            </w:tcBorders>
+            <w:tcMar>
+              <w:top w:type="dxa" w:w="40"/>
+              <w:left w:type="dxa" w:w="80"/>
+              <w:bottom w:type="dxa" w:w="40"/>
+              <w:right w:type="dxa" w:w="80"/>
+            </w:tcMar>
+          </w:tcPr>
+          <w:p>
+            <w:r>
+              <w:rPr>
+                <w:sz w:val="17"/>
+                <w:szCs w:val="17"/>
+              </w:rPr>
+              <w:t xml:space="preserve">V1 / ROTATE</w:t>
+            </w:r>
+          </w:p>
+        </w:tc>
+        <w:tc>
+          <w:tcPr>
+            <w:tcW w:type="dxa" w:w="8464"/>
+            <w:tcBorders>
+              <w:top w:val="single" w:color="999999" w:sz="4"/>
+              <w:left w:val="single" w:color="999999" w:sz="4"/>
+              <w:bottom w:val="single" w:color="999999" w:sz="4"/>
+              <w:right w:val="single" w:color="999999" w:sz="4"/>
+            </w:tcBorders>
+            <w:tcMar>
+              <w:top w:type="dxa" w:w="40"/>
+              <w:left w:type="dxa" w:w="80"/>
+              <w:bottom w:type="dxa" w:w="40"/>
+              <w:right w:type="dxa" w:w="80"/>
+            </w:tcMar>
+          </w:tcPr>
+          <w:p>
+            <w:r>
+              <w:rPr>
+                <w:sz w:val="17"/>
+                <w:szCs w:val="17"/>
+              </w:rPr>
+              <w:t xml:space="preserve">On the takeoff roll at 55 and 65 m/s. These are fixed speeds in the firmware; set them for the aircraft you fly</w:t>
+            </w:r>
+          </w:p>
+        </w:tc>
+      </w:tr>
+      <w:tr>
+        <w:tc>
+          <w:tcPr>
+            <w:tcW w:type="dxa" w:w="5360"/>
+            <w:tcBorders>
+              <w:top w:val="single" w:color="999999" w:sz="4"/>
+              <w:left w:val="single" w:color="999999" w:sz="4"/>
+              <w:bottom w:val="single" w:color="999999" w:sz="4"/>
+              <w:right w:val="single" w:color="999999" w:sz="4"/>
+            </w:tcBorders>
+            <w:tcMar>
+              <w:top w:type="dxa" w:w="40"/>
+              <w:left w:type="dxa" w:w="80"/>
+              <w:bottom w:type="dxa" w:w="40"/>
+              <w:right w:type="dxa" w:w="80"/>
+            </w:tcMar>
+          </w:tcPr>
+          <w:p>
+            <w:r>
+              <w:rPr>
+                <w:sz w:val="17"/>
+                <w:szCs w:val="17"/>
+              </w:rPr>
+              <w:t xml:space="preserve">GEAR UP</w:t>
+            </w:r>
+          </w:p>
+        </w:tc>
+        <w:tc>
+          <w:tcPr>
+            <w:tcW w:type="dxa" w:w="8464"/>
+            <w:tcBorders>
+              <w:top w:val="single" w:color="999999" w:sz="4"/>
+              <w:left w:val="single" w:color="999999" w:sz="4"/>
+              <w:bottom w:val="single" w:color="999999" w:sz="4"/>
+              <w:right w:val="single" w:color="999999" w:sz="4"/>
+            </w:tcBorders>
+            <w:tcMar>
+              <w:top w:type="dxa" w:w="40"/>
+              <w:left w:type="dxa" w:w="80"/>
+              <w:bottom w:type="dxa" w:w="40"/>
+              <w:right w:type="dxa" w:w="80"/>
+            </w:tcMar>
+          </w:tcPr>
+          <w:p>
+            <w:r>
+              <w:rPr>
+                <w:sz w:val="17"/>
+                <w:szCs w:val="17"/>
+              </w:rPr>
+              <w:t xml:space="preserve">A reminder about 6 s after liftoff while climbing with the gear still down</w:t>
+            </w:r>
+          </w:p>
+        </w:tc>
+      </w:tr>
+    </w:tbl>
+    <w:p>
+      <w:pPr>
+        <w:spacing w:after="120"/>
+      </w:pPr>
+    </w:p>
+    <w:p>
+      <w:pPr>
+        <w:spacing w:after="120"/>
+      </w:pPr>
+      <w:r>
+        <w:rPr>
+          <w:i/>
+          <w:iCs/>
+        </w:rPr>
+        <w:t xml:space="preserve">Lander profile.</w:t>
+      </w:r>
+      <w:r>
+        <w:t xml:space="preserve"> Every warning needs the vessel airborne and descending, so a parked or rolling craft is silent.</w:t>
+      </w:r>
+    </w:p>
+    <w:tbl>
+      <w:tblPr>
+        <w:tblW w:type="dxa" w:w="13824"/>
+        <w:tblBorders>
+          <w:top w:val="single" w:color="auto" w:sz="4"/>
+          <w:left w:val="single" w:color="auto" w:sz="4"/>
+          <w:bottom w:val="single" w:color="auto" w:sz="4"/>
+          <w:right w:val="single" w:color="auto" w:sz="4"/>
+          <w:insideH w:val="single" w:color="auto" w:sz="4"/>
+          <w:insideV w:val="single" w:color="auto" w:sz="4"/>
+        </w:tblBorders>
+      </w:tblPr>
+      <w:tblGrid>
+        <w:gridCol w:w="4290"/>
+        <w:gridCol w:w="9534"/>
+      </w:tblGrid>
+      <w:tr>
+        <w:trPr>
+          <w:tblHeader/>
+        </w:trPr>
+        <w:tc>
+          <w:tcPr>
+            <w:tcW w:type="dxa" w:w="4290"/>
+            <w:tcBorders>
+              <w:top w:val="single" w:color="999999" w:sz="4"/>
+              <w:left w:val="single" w:color="999999" w:sz="4"/>
+              <w:bottom w:val="single" w:color="999999" w:sz="4"/>
+              <w:right w:val="single" w:color="999999" w:sz="4"/>
+            </w:tcBorders>
+            <w:shd w:fill="E7E6E6" w:color="auto" w:val="clear"/>
+            <w:tcMar>
+              <w:top w:type="dxa" w:w="40"/>
+              <w:left w:type="dxa" w:w="80"/>
+              <w:bottom w:type="dxa" w:w="40"/>
+              <w:right w:type="dxa" w:w="80"/>
+            </w:tcMar>
+          </w:tcPr>
+          <w:p>
+            <w:r>
+              <w:rPr>
+                <w:b/>
+                <w:bCs/>
+                <w:sz w:val="17"/>
+                <w:szCs w:val="17"/>
+              </w:rPr>
+              <w:t xml:space="preserve">Callout</w:t>
+            </w:r>
+          </w:p>
+        </w:tc>
+        <w:tc>
+          <w:tcPr>
+            <w:tcW w:type="dxa" w:w="9534"/>
+            <w:tcBorders>
+              <w:top w:val="single" w:color="999999" w:sz="4"/>
+              <w:left w:val="single" w:color="999999" w:sz="4"/>
+              <w:bottom w:val="single" w:color="999999" w:sz="4"/>
+              <w:right w:val="single" w:color="999999" w:sz="4"/>
+            </w:tcBorders>
+            <w:shd w:fill="E7E6E6" w:color="auto" w:val="clear"/>
+            <w:tcMar>
+              <w:top w:type="dxa" w:w="40"/>
+              <w:left w:type="dxa" w:w="80"/>
+              <w:bottom w:type="dxa" w:w="40"/>
+              <w:right w:type="dxa" w:w="80"/>
+            </w:tcMar>
+          </w:tcPr>
+          <w:p>
+            <w:r>
+              <w:rPr>
+                <w:b/>
+                <w:bCs/>
+                <w:sz w:val="17"/>
+                <w:szCs w:val="17"/>
+              </w:rPr>
+              <w:t xml:space="preserve">Sounds when</w:t>
+            </w:r>
+          </w:p>
+        </w:tc>
+      </w:tr>
+      <w:tr>
+        <w:tc>
+          <w:tcPr>
+            <w:tcW w:type="dxa" w:w="4290"/>
+            <w:tcBorders>
+              <w:top w:val="single" w:color="999999" w:sz="4"/>
+              <w:left w:val="single" w:color="999999" w:sz="4"/>
+              <w:bottom w:val="single" w:color="999999" w:sz="4"/>
+              <w:right w:val="single" w:color="999999" w:sz="4"/>
+            </w:tcBorders>
+            <w:tcMar>
+              <w:top w:type="dxa" w:w="40"/>
+              <w:left w:type="dxa" w:w="80"/>
+              <w:bottom w:type="dxa" w:w="40"/>
+              <w:right w:type="dxa" w:w="80"/>
+            </w:tcMar>
+          </w:tcPr>
+          <w:p>
+            <w:r>
+              <w:rPr>
+                <w:sz w:val="17"/>
+                <w:szCs w:val="17"/>
+              </w:rPr>
+              <w:t xml:space="preserve">SINK RATE</w:t>
+            </w:r>
+          </w:p>
+        </w:tc>
+        <w:tc>
+          <w:tcPr>
+            <w:tcW w:type="dxa" w:w="9534"/>
+            <w:tcBorders>
+              <w:top w:val="single" w:color="999999" w:sz="4"/>
+              <w:left w:val="single" w:color="999999" w:sz="4"/>
+              <w:bottom w:val="single" w:color="999999" w:sz="4"/>
+              <w:right w:val="single" w:color="999999" w:sz="4"/>
+            </w:tcBorders>
+            <w:tcMar>
+              <w:top w:type="dxa" w:w="40"/>
+              <w:left w:type="dxa" w:w="80"/>
+              <w:bottom w:type="dxa" w:w="40"/>
+              <w:right w:type="dxa" w:w="80"/>
+            </w:tcMar>
+          </w:tcPr>
+          <w:p>
+            <w:r>
+              <w:rPr>
+                <w:sz w:val="17"/>
+                <w:szCs w:val="17"/>
+              </w:rPr>
+              <w:t xml:space="preserve">Under 10 s to the surface </w:t>
+            </w:r>
+            <w:r>
+              <w:rPr>
+                <w:i/>
+                <w:iCs/>
+                <w:sz w:val="17"/>
+                <w:szCs w:val="17"/>
+              </w:rPr>
+              <w:t xml:space="preserve">and</w:t>
+            </w:r>
+            <w:r>
+              <w:rPr>
+                <w:sz w:val="17"/>
+                <w:szCs w:val="17"/>
+              </w:rPr>
+              <w:t xml:space="preserve"> descending faster than 6 m/s. The 10 s is the GROUND PROX limit, so the voice and the tile agree; stock legs survive about 12 m/s, so a gentle touchdown stays quiet</w:t>
+            </w:r>
+          </w:p>
+        </w:tc>
+      </w:tr>
+      <w:tr>
+        <w:tc>
+          <w:tcPr>
+            <w:tcW w:type="dxa" w:w="4290"/>
+            <w:tcBorders>
+              <w:top w:val="single" w:color="999999" w:sz="4"/>
+              <w:left w:val="single" w:color="999999" w:sz="4"/>
+              <w:bottom w:val="single" w:color="999999" w:sz="4"/>
+              <w:right w:val="single" w:color="999999" w:sz="4"/>
+            </w:tcBorders>
+            <w:tcMar>
+              <w:top w:type="dxa" w:w="40"/>
+              <w:left w:type="dxa" w:w="80"/>
+              <w:bottom w:type="dxa" w:w="40"/>
+              <w:right w:type="dxa" w:w="80"/>
+            </w:tcMar>
+          </w:tcPr>
+          <w:p>
+            <w:r>
+              <w:rPr>
+                <w:sz w:val="17"/>
+                <w:szCs w:val="17"/>
+              </w:rPr>
+              <w:t xml:space="preserve">HORIZONTAL SPEED</w:t>
+            </w:r>
+          </w:p>
+        </w:tc>
+        <w:tc>
+          <w:tcPr>
+            <w:tcW w:type="dxa" w:w="9534"/>
+            <w:tcBorders>
+              <w:top w:val="single" w:color="999999" w:sz="4"/>
+              <w:left w:val="single" w:color="999999" w:sz="4"/>
+              <w:bottom w:val="single" w:color="999999" w:sz="4"/>
+              <w:right w:val="single" w:color="999999" w:sz="4"/>
+            </w:tcBorders>
+            <w:tcMar>
+              <w:top w:type="dxa" w:w="40"/>
+              <w:left w:type="dxa" w:w="80"/>
+              <w:bottom w:type="dxa" w:w="40"/>
+              <w:right w:type="dxa" w:w="80"/>
+            </w:tcMar>
+          </w:tcPr>
+          <w:p>
+            <w:r>
+              <w:rPr>
+                <w:sz w:val="17"/>
+                <w:szCs w:val="17"/>
+              </w:rPr>
+              <w:t xml:space="preserve">Sideways speed too high for the height, below 400 m: tip-over and skid risk</w:t>
+            </w:r>
+          </w:p>
+        </w:tc>
+      </w:tr>
+      <w:tr>
+        <w:tc>
+          <w:tcPr>
+            <w:tcW w:type="dxa" w:w="4290"/>
+            <w:tcBorders>
+              <w:top w:val="single" w:color="999999" w:sz="4"/>
+              <w:left w:val="single" w:color="999999" w:sz="4"/>
+              <w:bottom w:val="single" w:color="999999" w:sz="4"/>
+              <w:right w:val="single" w:color="999999" w:sz="4"/>
+            </w:tcBorders>
+            <w:tcMar>
+              <w:top w:type="dxa" w:w="40"/>
+              <w:left w:type="dxa" w:w="80"/>
+              <w:bottom w:type="dxa" w:w="40"/>
+              <w:right w:type="dxa" w:w="80"/>
+            </w:tcMar>
+          </w:tcPr>
+          <w:p>
+            <w:r>
+              <w:rPr>
+                <w:sz w:val="17"/>
+                <w:szCs w:val="17"/>
+              </w:rPr>
+              <w:t xml:space="preserve">Bug tone / GROUND PROXIMITY</w:t>
+            </w:r>
+          </w:p>
+        </w:tc>
+        <w:tc>
+          <w:tcPr>
+            <w:tcW w:type="dxa" w:w="9534"/>
+            <w:tcBorders>
+              <w:top w:val="single" w:color="999999" w:sz="4"/>
+              <w:left w:val="single" w:color="999999" w:sz="4"/>
+              <w:bottom w:val="single" w:color="999999" w:sz="4"/>
+              <w:right w:val="single" w:color="999999" w:sz="4"/>
+            </w:tcBorders>
+            <w:tcMar>
+              <w:top w:type="dxa" w:w="40"/>
+              <w:left w:type="dxa" w:w="80"/>
+              <w:bottom w:type="dxa" w:w="40"/>
+              <w:right w:type="dxa" w:w="80"/>
+            </w:tcMar>
+          </w:tcPr>
+          <w:p>
+            <w:r>
+              <w:rPr>
+                <w:sz w:val="17"/>
+                <w:szCs w:val="17"/>
+              </w:rPr>
+              <w:t xml:space="preserve">The threshold bug: gear down / gear up</w:t>
+            </w:r>
+          </w:p>
+        </w:tc>
+      </w:tr>
+      <w:tr>
+        <w:tc>
+          <w:tcPr>
+            <w:tcW w:type="dxa" w:w="4290"/>
+            <w:tcBorders>
+              <w:top w:val="single" w:color="999999" w:sz="4"/>
+              <w:left w:val="single" w:color="999999" w:sz="4"/>
+              <w:bottom w:val="single" w:color="999999" w:sz="4"/>
+              <w:right w:val="single" w:color="999999" w:sz="4"/>
+            </w:tcBorders>
+            <w:tcMar>
+              <w:top w:type="dxa" w:w="40"/>
+              <w:left w:type="dxa" w:w="80"/>
+              <w:bottom w:type="dxa" w:w="40"/>
+              <w:right w:type="dxa" w:w="80"/>
+            </w:tcMar>
+          </w:tcPr>
+          <w:p>
+            <w:r>
+              <w:rPr>
+                <w:sz w:val="17"/>
+                <w:szCs w:val="17"/>
+              </w:rPr>
+              <w:t xml:space="preserve">RETARD</w:t>
+            </w:r>
+          </w:p>
+        </w:tc>
+        <w:tc>
+          <w:tcPr>
+            <w:tcW w:type="dxa" w:w="9534"/>
+            <w:tcBorders>
+              <w:top w:val="single" w:color="999999" w:sz="4"/>
+              <w:left w:val="single" w:color="999999" w:sz="4"/>
+              <w:bottom w:val="single" w:color="999999" w:sz="4"/>
+              <w:right w:val="single" w:color="999999" w:sz="4"/>
+            </w:tcBorders>
+            <w:tcMar>
+              <w:top w:type="dxa" w:w="40"/>
+              <w:left w:type="dxa" w:w="80"/>
+              <w:bottom w:type="dxa" w:w="40"/>
+              <w:right w:type="dxa" w:w="80"/>
+            </w:tcMar>
+          </w:tcPr>
+          <w:p>
+            <w:r>
+              <w:rPr>
+                <w:sz w:val="17"/>
+                <w:szCs w:val="17"/>
+              </w:rPr>
+              <w:t xml:space="preserve">Throttle still open below 15 m</w:t>
+            </w:r>
+          </w:p>
+        </w:tc>
+      </w:tr>
+      <w:tr>
+        <w:tc>
+          <w:tcPr>
+            <w:tcW w:type="dxa" w:w="4290"/>
+            <w:tcBorders>
+              <w:top w:val="single" w:color="999999" w:sz="4"/>
+              <w:left w:val="single" w:color="999999" w:sz="4"/>
+              <w:bottom w:val="single" w:color="999999" w:sz="4"/>
+              <w:right w:val="single" w:color="999999" w:sz="4"/>
+            </w:tcBorders>
+            <w:tcMar>
+              <w:top w:type="dxa" w:w="40"/>
+              <w:left w:type="dxa" w:w="80"/>
+              <w:bottom w:type="dxa" w:w="40"/>
+              <w:right w:type="dxa" w:w="80"/>
+            </w:tcMar>
+          </w:tcPr>
+          <w:p>
+            <w:r>
+              <w:rPr>
+                <w:sz w:val="17"/>
+                <w:szCs w:val="17"/>
+              </w:rPr>
+              <w:t xml:space="preserve">Altitude callouts</w:t>
+            </w:r>
+          </w:p>
+        </w:tc>
+        <w:tc>
+          <w:tcPr>
+            <w:tcW w:type="dxa" w:w="9534"/>
+            <w:tcBorders>
+              <w:top w:val="single" w:color="999999" w:sz="4"/>
+              <w:left w:val="single" w:color="999999" w:sz="4"/>
+              <w:bottom w:val="single" w:color="999999" w:sz="4"/>
+              <w:right w:val="single" w:color="999999" w:sz="4"/>
+            </w:tcBorders>
+            <w:tcMar>
+              <w:top w:type="dxa" w:w="40"/>
+              <w:left w:type="dxa" w:w="80"/>
+              <w:bottom w:type="dxa" w:w="40"/>
+              <w:right w:type="dxa" w:w="80"/>
+            </w:tcMar>
+          </w:tcPr>
+          <w:p>
+            <w:r>
+              <w:rPr>
+                <w:sz w:val="17"/>
+                <w:szCs w:val="17"/>
+              </w:rPr>
+              <w:t xml:space="preserve">In </w:t>
+            </w:r>
+            <w:r>
+              <w:rPr>
+                <w:b/>
+                <w:bCs/>
+                <w:sz w:val="17"/>
+                <w:szCs w:val="17"/>
+              </w:rPr>
+              <w:t xml:space="preserve">metres</w:t>
+            </w:r>
+            <w:r>
+              <w:rPr>
+                <w:sz w:val="17"/>
+                <w:szCs w:val="17"/>
+              </w:rPr>
+              <w:t xml:space="preserve">: 2500, 1000, 500, 100, 50, 40, 30, 20 and 10 m</w:t>
+            </w:r>
+          </w:p>
+        </w:tc>
+      </w:tr>
+    </w:tbl>
+    <w:p>
+      <w:pPr>
+        <w:spacing w:after="120"/>
+      </w:pPr>
+    </w:p>
+    <w:p>
+      <w:pPr>
+        <w:spacing w:after="120"/>
+      </w:pPr>
+      <w:r>
+        <w:t xml:space="preserve">The lander profile has no terrain, don't-sink, bank-angle, stall or minimums callouts: none of them describe a vertical landing.</w:t>
+      </w:r>
+    </w:p>
+    <w:p>
+      <w:pPr>
+        <w:spacing w:after="120"/>
+      </w:pPr>
+      <w:r>
+        <w:rPr>
+          <w:b/>
+          <w:bCs/>
+        </w:rPr>
+        <w:t xml:space="preserve">Not modelled.</w:t>
+      </w:r>
+      <w:r>
+        <w:t xml:space="preserve"> Below-glideslope and windshear warnings need data KSP does not provide, and there is no look-ahead terrain: terrain warnings come from how fast the radar altitude is shrinking, which catches ground rising under you but cannot see a ridge ahead.</w:t>
+      </w:r>
+    </w:p>
+    <w:p>
+      <w:pPr>
+        <w:pStyle w:val="Heading2"/>
+        <w:spacing w:after="120" w:before="240"/>
+      </w:pPr>
+      <w:r>
         <w:t xml:space="preserve">Shared celestial-body table</w:t>
       </w:r>
     </w:p>
@@ -18592,6 +20715,478 @@
         <w:spacing w:after="120" w:before="240"/>
       </w:pPr>
       <w:r>
+        <w:t xml:space="preserve">Quick troubleshooting</w:t>
+      </w:r>
+    </w:p>
+    <w:tbl>
+      <w:tblPr>
+        <w:tblW w:type="dxa" w:w="13824"/>
+        <w:tblBorders>
+          <w:top w:val="single" w:color="auto" w:sz="4"/>
+          <w:left w:val="single" w:color="auto" w:sz="4"/>
+          <w:bottom w:val="single" w:color="auto" w:sz="4"/>
+          <w:right w:val="single" w:color="auto" w:sz="4"/>
+          <w:insideH w:val="single" w:color="auto" w:sz="4"/>
+          <w:insideV w:val="single" w:color="auto" w:sz="4"/>
+        </w:tblBorders>
+      </w:tblPr>
+      <w:tblGrid>
+        <w:gridCol w:w="4808"/>
+        <w:gridCol w:w="9016"/>
+      </w:tblGrid>
+      <w:tr>
+        <w:trPr>
+          <w:tblHeader/>
+        </w:trPr>
+        <w:tc>
+          <w:tcPr>
+            <w:tcW w:type="dxa" w:w="4808"/>
+            <w:tcBorders>
+              <w:top w:val="single" w:color="999999" w:sz="4"/>
+              <w:left w:val="single" w:color="999999" w:sz="4"/>
+              <w:bottom w:val="single" w:color="999999" w:sz="4"/>
+              <w:right w:val="single" w:color="999999" w:sz="4"/>
+            </w:tcBorders>
+            <w:shd w:fill="E7E6E6" w:color="auto" w:val="clear"/>
+            <w:tcMar>
+              <w:top w:type="dxa" w:w="40"/>
+              <w:left w:type="dxa" w:w="80"/>
+              <w:bottom w:type="dxa" w:w="40"/>
+              <w:right w:type="dxa" w:w="80"/>
+            </w:tcMar>
+          </w:tcPr>
+          <w:p>
+            <w:r>
+              <w:rPr>
+                <w:b/>
+                <w:bCs/>
+                <w:sz w:val="17"/>
+                <w:szCs w:val="17"/>
+              </w:rPr>
+              <w:t xml:space="preserve">Symptom</w:t>
+            </w:r>
+          </w:p>
+        </w:tc>
+        <w:tc>
+          <w:tcPr>
+            <w:tcW w:type="dxa" w:w="9016"/>
+            <w:tcBorders>
+              <w:top w:val="single" w:color="999999" w:sz="4"/>
+              <w:left w:val="single" w:color="999999" w:sz="4"/>
+              <w:bottom w:val="single" w:color="999999" w:sz="4"/>
+              <w:right w:val="single" w:color="999999" w:sz="4"/>
+            </w:tcBorders>
+            <w:shd w:fill="E7E6E6" w:color="auto" w:val="clear"/>
+            <w:tcMar>
+              <w:top w:type="dxa" w:w="40"/>
+              <w:left w:type="dxa" w:w="80"/>
+              <w:bottom w:type="dxa" w:w="40"/>
+              <w:right w:type="dxa" w:w="80"/>
+            </w:tcMar>
+          </w:tcPr>
+          <w:p>
+            <w:r>
+              <w:rPr>
+                <w:b/>
+                <w:bCs/>
+                <w:sz w:val="17"/>
+                <w:szCs w:val="17"/>
+              </w:rPr>
+              <w:t xml:space="preserve">Look at</w:t>
+            </w:r>
+          </w:p>
+        </w:tc>
+      </w:tr>
+      <w:tr>
+        <w:tc>
+          <w:tcPr>
+            <w:tcW w:type="dxa" w:w="4808"/>
+            <w:tcBorders>
+              <w:top w:val="single" w:color="999999" w:sz="4"/>
+              <w:left w:val="single" w:color="999999" w:sz="4"/>
+              <w:bottom w:val="single" w:color="999999" w:sz="4"/>
+              <w:right w:val="single" w:color="999999" w:sz="4"/>
+            </w:tcBorders>
+            <w:tcMar>
+              <w:top w:type="dxa" w:w="40"/>
+              <w:left w:type="dxa" w:w="80"/>
+              <w:bottom w:type="dxa" w:w="40"/>
+              <w:right w:type="dxa" w:w="80"/>
+            </w:tcMar>
+          </w:tcPr>
+          <w:p>
+            <w:r>
+              <w:rPr>
+                <w:sz w:val="17"/>
+                <w:szCs w:val="17"/>
+              </w:rPr>
+              <w:t xml:space="preserve">Panel stays on its boot screen</w:t>
+            </w:r>
+          </w:p>
+        </w:tc>
+        <w:tc>
+          <w:tcPr>
+            <w:tcW w:type="dxa" w:w="9016"/>
+            <w:tcBorders>
+              <w:top w:val="single" w:color="999999" w:sz="4"/>
+              <w:left w:val="single" w:color="999999" w:sz="4"/>
+              <w:bottom w:val="single" w:color="999999" w:sz="4"/>
+              <w:right w:val="single" w:color="999999" w:sz="4"/>
+            </w:tcBorders>
+            <w:tcMar>
+              <w:top w:type="dxa" w:w="40"/>
+              <w:left w:type="dxa" w:w="80"/>
+              <w:bottom w:type="dxa" w:w="40"/>
+              <w:right w:type="dxa" w:w="80"/>
+            </w:tcMar>
+          </w:tcPr>
+          <w:p>
+            <w:r>
+              <w:rPr>
+                <w:sz w:val="17"/>
+                <w:szCs w:val="17"/>
+              </w:rPr>
+              <w:t xml:space="preserve">The master has not released it (it sends PROCEED on every command). Check the I2C loom to the master</w:t>
+            </w:r>
+          </w:p>
+        </w:tc>
+      </w:tr>
+      <w:tr>
+        <w:tc>
+          <w:tcPr>
+            <w:tcW w:type="dxa" w:w="4808"/>
+            <w:tcBorders>
+              <w:top w:val="single" w:color="999999" w:sz="4"/>
+              <w:left w:val="single" w:color="999999" w:sz="4"/>
+              <w:bottom w:val="single" w:color="999999" w:sz="4"/>
+              <w:right w:val="single" w:color="999999" w:sz="4"/>
+            </w:tcBorders>
+            <w:tcMar>
+              <w:top w:type="dxa" w:w="40"/>
+              <w:left w:type="dxa" w:w="80"/>
+              <w:bottom w:type="dxa" w:w="40"/>
+              <w:right w:type="dxa" w:w="80"/>
+            </w:tcMar>
+          </w:tcPr>
+          <w:p>
+            <w:r>
+              <w:rPr>
+                <w:sz w:val="17"/>
+                <w:szCs w:val="17"/>
+              </w:rPr>
+              <w:t xml:space="preserve">Standby splash during a flight</w:t>
+            </w:r>
+          </w:p>
+        </w:tc>
+        <w:tc>
+          <w:tcPr>
+            <w:tcW w:type="dxa" w:w="9016"/>
+            <w:tcBorders>
+              <w:top w:val="single" w:color="999999" w:sz="4"/>
+              <w:left w:val="single" w:color="999999" w:sz="4"/>
+              <w:bottom w:val="single" w:color="999999" w:sz="4"/>
+              <w:right w:val="single" w:color="999999" w:sz="4"/>
+            </w:tcBorders>
+            <w:tcMar>
+              <w:top w:type="dxa" w:w="40"/>
+              <w:left w:type="dxa" w:w="80"/>
+              <w:bottom w:type="dxa" w:w="40"/>
+              <w:right w:type="dxa" w:w="80"/>
+            </w:tcMar>
+          </w:tcPr>
+          <w:p>
+            <w:r>
+              <w:rPr>
+                <w:sz w:val="17"/>
+                <w:szCs w:val="17"/>
+              </w:rPr>
+              <w:t xml:space="preserve">The panel's own KerbalSimpit link to KSP is not up</w:t>
+            </w:r>
+          </w:p>
+        </w:tc>
+      </w:tr>
+      <w:tr>
+        <w:tc>
+          <w:tcPr>
+            <w:tcW w:type="dxa" w:w="4808"/>
+            <w:tcBorders>
+              <w:top w:val="single" w:color="999999" w:sz="4"/>
+              <w:left w:val="single" w:color="999999" w:sz="4"/>
+              <w:bottom w:val="single" w:color="999999" w:sz="4"/>
+              <w:right w:val="single" w:color="999999" w:sz="4"/>
+            </w:tcBorders>
+            <w:tcMar>
+              <w:top w:type="dxa" w:w="40"/>
+              <w:left w:type="dxa" w:w="80"/>
+              <w:bottom w:type="dxa" w:w="40"/>
+              <w:right w:type="dxa" w:w="80"/>
+            </w:tcMar>
+          </w:tcPr>
+          <w:p>
+            <w:r>
+              <w:rPr>
+                <w:sz w:val="17"/>
+                <w:szCs w:val="17"/>
+              </w:rPr>
+              <w:t xml:space="preserve">BUS VOLTAGE never lights</w:t>
+            </w:r>
+          </w:p>
+        </w:tc>
+        <w:tc>
+          <w:tcPr>
+            <w:tcW w:type="dxa" w:w="9016"/>
+            <w:tcBorders>
+              <w:top w:val="single" w:color="999999" w:sz="4"/>
+              <w:left w:val="single" w:color="999999" w:sz="4"/>
+              <w:bottom w:val="single" w:color="999999" w:sz="4"/>
+              <w:right w:val="single" w:color="999999" w:sz="4"/>
+            </w:tcBorders>
+            <w:tcMar>
+              <w:top w:type="dxa" w:w="40"/>
+              <w:left w:type="dxa" w:w="80"/>
+              <w:bottom w:type="dxa" w:w="40"/>
+              <w:right w:type="dxa" w:w="80"/>
+            </w:tcMar>
+          </w:tcPr>
+          <w:p>
+            <w:r>
+              <w:rPr>
+                <w:sz w:val="17"/>
+                <w:szCs w:val="17"/>
+              </w:rPr>
+              <w:t xml:space="preserve">Needs the Alternate Resource Panel mod</w:t>
+            </w:r>
+          </w:p>
+        </w:tc>
+      </w:tr>
+      <w:tr>
+        <w:tc>
+          <w:tcPr>
+            <w:tcW w:type="dxa" w:w="4808"/>
+            <w:tcBorders>
+              <w:top w:val="single" w:color="999999" w:sz="4"/>
+              <w:left w:val="single" w:color="999999" w:sz="4"/>
+              <w:bottom w:val="single" w:color="999999" w:sz="4"/>
+              <w:right w:val="single" w:color="999999" w:sz="4"/>
+            </w:tcBorders>
+            <w:tcMar>
+              <w:top w:type="dxa" w:w="40"/>
+              <w:left w:type="dxa" w:w="80"/>
+              <w:bottom w:type="dxa" w:w="40"/>
+              <w:right w:type="dxa" w:w="80"/>
+            </w:tcMar>
+          </w:tcPr>
+          <w:p>
+            <w:r>
+              <w:rPr>
+                <w:sz w:val="17"/>
+                <w:szCs w:val="17"/>
+              </w:rPr>
+              <w:t xml:space="preserve">LIFE SUPPORT never lights</w:t>
+            </w:r>
+          </w:p>
+        </w:tc>
+        <w:tc>
+          <w:tcPr>
+            <w:tcW w:type="dxa" w:w="9016"/>
+            <w:tcBorders>
+              <w:top w:val="single" w:color="999999" w:sz="4"/>
+              <w:left w:val="single" w:color="999999" w:sz="4"/>
+              <w:bottom w:val="single" w:color="999999" w:sz="4"/>
+              <w:right w:val="single" w:color="999999" w:sz="4"/>
+            </w:tcBorders>
+            <w:tcMar>
+              <w:top w:type="dxa" w:w="40"/>
+              <w:left w:type="dxa" w:w="80"/>
+              <w:bottom w:type="dxa" w:w="40"/>
+              <w:right w:type="dxa" w:w="80"/>
+            </w:tcMar>
+          </w:tcPr>
+          <w:p>
+            <w:r>
+              <w:rPr>
+                <w:sz w:val="17"/>
+                <w:szCs w:val="17"/>
+              </w:rPr>
+              <w:t xml:space="preserve">Needs TAC Life Support and a crew aboard</w:t>
+            </w:r>
+          </w:p>
+        </w:tc>
+      </w:tr>
+      <w:tr>
+        <w:tc>
+          <w:tcPr>
+            <w:tcW w:type="dxa" w:w="4808"/>
+            <w:tcBorders>
+              <w:top w:val="single" w:color="999999" w:sz="4"/>
+              <w:left w:val="single" w:color="999999" w:sz="4"/>
+              <w:bottom w:val="single" w:color="999999" w:sz="4"/>
+              <w:right w:val="single" w:color="999999" w:sz="4"/>
+            </w:tcBorders>
+            <w:tcMar>
+              <w:top w:type="dxa" w:w="40"/>
+              <w:left w:type="dxa" w:w="80"/>
+              <w:bottom w:type="dxa" w:w="40"/>
+              <w:right w:type="dxa" w:w="80"/>
+            </w:tcMar>
+          </w:tcPr>
+          <w:p>
+            <w:r>
+              <w:rPr>
+                <w:sz w:val="17"/>
+                <w:szCs w:val="17"/>
+              </w:rPr>
+              <w:t xml:space="preserve">No sound at all</w:t>
+            </w:r>
+          </w:p>
+        </w:tc>
+        <w:tc>
+          <w:tcPr>
+            <w:tcW w:type="dxa" w:w="9016"/>
+            <w:tcBorders>
+              <w:top w:val="single" w:color="999999" w:sz="4"/>
+              <w:left w:val="single" w:color="999999" w:sz="4"/>
+              <w:bottom w:val="single" w:color="999999" w:sz="4"/>
+              <w:right w:val="single" w:color="999999" w:sz="4"/>
+            </w:tcBorders>
+            <w:tcMar>
+              <w:top w:type="dxa" w:w="40"/>
+              <w:left w:type="dxa" w:w="80"/>
+              <w:bottom w:type="dxa" w:w="40"/>
+              <w:right w:type="dxa" w:w="80"/>
+            </w:tcMar>
+          </w:tcPr>
+          <w:p>
+            <w:r>
+              <w:rPr>
+                <w:sz w:val="17"/>
+                <w:szCs w:val="17"/>
+              </w:rPr>
+              <w:t xml:space="preserve">The AUDIO tile in the condition block is dark: audio is off</w:t>
+            </w:r>
+          </w:p>
+        </w:tc>
+      </w:tr>
+      <w:tr>
+        <w:tc>
+          <w:tcPr>
+            <w:tcW w:type="dxa" w:w="4808"/>
+            <w:tcBorders>
+              <w:top w:val="single" w:color="999999" w:sz="4"/>
+              <w:left w:val="single" w:color="999999" w:sz="4"/>
+              <w:bottom w:val="single" w:color="999999" w:sz="4"/>
+              <w:right w:val="single" w:color="999999" w:sz="4"/>
+            </w:tcBorders>
+            <w:tcMar>
+              <w:top w:type="dxa" w:w="40"/>
+              <w:left w:type="dxa" w:w="80"/>
+              <w:bottom w:type="dxa" w:w="40"/>
+              <w:right w:type="dxa" w:w="80"/>
+            </w:tcMar>
+          </w:tcPr>
+          <w:p>
+            <w:r>
+              <w:rPr>
+                <w:sz w:val="17"/>
+                <w:szCs w:val="17"/>
+              </w:rPr>
+              <w:t xml:space="preserve">Tones work but no voice callouts</w:t>
+            </w:r>
+          </w:p>
+        </w:tc>
+        <w:tc>
+          <w:tcPr>
+            <w:tcW w:type="dxa" w:w="9016"/>
+            <w:tcBorders>
+              <w:top w:val="single" w:color="999999" w:sz="4"/>
+              <w:left w:val="single" w:color="999999" w:sz="4"/>
+              <w:bottom w:val="single" w:color="999999" w:sz="4"/>
+              <w:right w:val="single" w:color="999999" w:sz="4"/>
+            </w:tcBorders>
+            <w:tcMar>
+              <w:top w:type="dxa" w:w="40"/>
+              <w:left w:type="dxa" w:w="80"/>
+              <w:bottom w:type="dxa" w:w="40"/>
+              <w:right w:type="dxa" w:w="80"/>
+            </w:tcMar>
+          </w:tcPr>
+          <w:p>
+            <w:r>
+              <w:rPr>
+                <w:sz w:val="17"/>
+                <w:szCs w:val="17"/>
+              </w:rPr>
+              <w:t xml:space="preserve">The GPWS panel is OFF, or the DFPlayer card is missing its clips</w:t>
+            </w:r>
+          </w:p>
+        </w:tc>
+      </w:tr>
+      <w:tr>
+        <w:tc>
+          <w:tcPr>
+            <w:tcW w:type="dxa" w:w="4808"/>
+            <w:tcBorders>
+              <w:top w:val="single" w:color="999999" w:sz="4"/>
+              <w:left w:val="single" w:color="999999" w:sz="4"/>
+              <w:bottom w:val="single" w:color="999999" w:sz="4"/>
+              <w:right w:val="single" w:color="999999" w:sz="4"/>
+            </w:tcBorders>
+            <w:tcMar>
+              <w:top w:type="dxa" w:w="40"/>
+              <w:left w:type="dxa" w:w="80"/>
+              <w:bottom w:type="dxa" w:w="40"/>
+              <w:right w:type="dxa" w:w="80"/>
+            </w:tcMar>
+          </w:tcPr>
+          <w:p>
+            <w:r>
+              <w:rPr>
+                <w:sz w:val="17"/>
+                <w:szCs w:val="17"/>
+              </w:rPr>
+              <w:t xml:space="preserve">Control-mode tile is red</w:t>
+            </w:r>
+          </w:p>
+        </w:tc>
+        <w:tc>
+          <w:tcPr>
+            <w:tcW w:type="dxa" w:w="9016"/>
+            <w:tcBorders>
+              <w:top w:val="single" w:color="999999" w:sz="4"/>
+              <w:left w:val="single" w:color="999999" w:sz="4"/>
+              <w:bottom w:val="single" w:color="999999" w:sz="4"/>
+              <w:right w:val="single" w:color="999999" w:sz="4"/>
+            </w:tcBorders>
+            <w:tcMar>
+              <w:top w:type="dxa" w:w="40"/>
+              <w:left w:type="dxa" w:w="80"/>
+              <w:bottom w:type="dxa" w:w="40"/>
+              <w:right w:type="dxa" w:w="80"/>
+            </w:tcMar>
+          </w:tcPr>
+          <w:p>
+            <w:r>
+              <w:rPr>
+                <w:sz w:val="17"/>
+                <w:szCs w:val="17"/>
+              </w:rPr>
+              <w:t xml:space="preserve">The control-mode switch does not suit the vessel type, so the sticks are mapped for another vehicle</w:t>
+            </w:r>
+          </w:p>
+        </w:tc>
+      </w:tr>
+    </w:tbl>
+    <w:p>
+      <w:pPr>
+        <w:spacing w:after="120"/>
+      </w:pPr>
+    </w:p>
+    <w:p>
+      <w:pPr>
+        <w:pStyle w:val="Heading2"/>
+        <w:spacing w:after="120" w:before="240"/>
+      </w:pPr>
+      <w:r>
         <w:t xml:space="preserve">Notes for the manual</w:t>
       </w:r>
     </w:p>
@@ -18654,6 +21249,1349 @@
       </w:r>
       <w:r>
         <w:t xml:space="preserve">, so the Annunciator tile and the Info Display readout always change colour at the same point.</w:t>
+      </w:r>
+    </w:p>
+    <w:p>
+      <w:pPr>
+        <w:spacing w:after="120"/>
+      </w:pPr>
+      <w:r>
+        <w:rPr>
+          <w:b/>
+          <w:bCs/>
+        </w:rPr>
+        <w:t xml:space="preserve">Shared limits.</w:t>
+      </w:r>
+      <w:r>
+        <w:t xml:space="preserve"> These thresholds are defined once in </w:t>
+      </w:r>
+      <w:r>
+        <w:rPr>
+          <w:rFonts w:ascii="Consolas" w:cs="Consolas" w:eastAsia="Consolas" w:hAnsi="Consolas"/>
+        </w:rPr>
+        <w:t xml:space="preserve">KCMk1_SystemConfig.h</w:t>
+      </w:r>
+      <w:r>
+        <w:t xml:space="preserve"> and used by every panel, so a tile here and a readout on an Info Display or the Resource Display change at the same point.</w:t>
+      </w:r>
+    </w:p>
+    <w:tbl>
+      <w:tblPr>
+        <w:tblW w:type="dxa" w:w="13824"/>
+        <w:tblBorders>
+          <w:top w:val="single" w:color="auto" w:sz="4"/>
+          <w:left w:val="single" w:color="auto" w:sz="4"/>
+          <w:bottom w:val="single" w:color="auto" w:sz="4"/>
+          <w:right w:val="single" w:color="auto" w:sz="4"/>
+          <w:insideH w:val="single" w:color="auto" w:sz="4"/>
+          <w:insideV w:val="single" w:color="auto" w:sz="4"/>
+        </w:tblBorders>
+      </w:tblPr>
+      <w:tblGrid>
+        <w:gridCol w:w="1996"/>
+        <w:gridCol w:w="3401"/>
+        <w:gridCol w:w="3992"/>
+        <w:gridCol w:w="4435"/>
+      </w:tblGrid>
+      <w:tr>
+        <w:trPr>
+          <w:tblHeader/>
+        </w:trPr>
+        <w:tc>
+          <w:tcPr>
+            <w:tcW w:type="dxa" w:w="1996"/>
+            <w:tcBorders>
+              <w:top w:val="single" w:color="999999" w:sz="4"/>
+              <w:left w:val="single" w:color="999999" w:sz="4"/>
+              <w:bottom w:val="single" w:color="999999" w:sz="4"/>
+              <w:right w:val="single" w:color="999999" w:sz="4"/>
+            </w:tcBorders>
+            <w:shd w:fill="E7E6E6" w:color="auto" w:val="clear"/>
+            <w:tcMar>
+              <w:top w:type="dxa" w:w="40"/>
+              <w:left w:type="dxa" w:w="80"/>
+              <w:bottom w:type="dxa" w:w="40"/>
+              <w:right w:type="dxa" w:w="80"/>
+            </w:tcMar>
+          </w:tcPr>
+          <w:p>
+            <w:r>
+              <w:rPr>
+                <w:b/>
+                <w:bCs/>
+                <w:sz w:val="17"/>
+                <w:szCs w:val="17"/>
+              </w:rPr>
+              <w:t xml:space="preserve">Quantity</w:t>
+            </w:r>
+          </w:p>
+        </w:tc>
+        <w:tc>
+          <w:tcPr>
+            <w:tcW w:type="dxa" w:w="3401"/>
+            <w:tcBorders>
+              <w:top w:val="single" w:color="999999" w:sz="4"/>
+              <w:left w:val="single" w:color="999999" w:sz="4"/>
+              <w:bottom w:val="single" w:color="999999" w:sz="4"/>
+              <w:right w:val="single" w:color="999999" w:sz="4"/>
+            </w:tcBorders>
+            <w:shd w:fill="E7E6E6" w:color="auto" w:val="clear"/>
+            <w:tcMar>
+              <w:top w:type="dxa" w:w="40"/>
+              <w:left w:type="dxa" w:w="80"/>
+              <w:bottom w:type="dxa" w:w="40"/>
+              <w:right w:type="dxa" w:w="80"/>
+            </w:tcMar>
+          </w:tcPr>
+          <w:p>
+            <w:r>
+              <w:rPr>
+                <w:b/>
+                <w:bCs/>
+                <w:sz w:val="17"/>
+                <w:szCs w:val="17"/>
+              </w:rPr>
+              <w:t xml:space="preserve">Caution (yellow)</w:t>
+            </w:r>
+          </w:p>
+        </w:tc>
+        <w:tc>
+          <w:tcPr>
+            <w:tcW w:type="dxa" w:w="3992"/>
+            <w:tcBorders>
+              <w:top w:val="single" w:color="999999" w:sz="4"/>
+              <w:left w:val="single" w:color="999999" w:sz="4"/>
+              <w:bottom w:val="single" w:color="999999" w:sz="4"/>
+              <w:right w:val="single" w:color="999999" w:sz="4"/>
+            </w:tcBorders>
+            <w:shd w:fill="E7E6E6" w:color="auto" w:val="clear"/>
+            <w:tcMar>
+              <w:top w:type="dxa" w:w="40"/>
+              <w:left w:type="dxa" w:w="80"/>
+              <w:bottom w:type="dxa" w:w="40"/>
+              <w:right w:type="dxa" w:w="80"/>
+            </w:tcMar>
+          </w:tcPr>
+          <w:p>
+            <w:r>
+              <w:rPr>
+                <w:b/>
+                <w:bCs/>
+                <w:sz w:val="17"/>
+                <w:szCs w:val="17"/>
+              </w:rPr>
+              <w:t xml:space="preserve">Alarm (white on red)</w:t>
+            </w:r>
+          </w:p>
+        </w:tc>
+        <w:tc>
+          <w:tcPr>
+            <w:tcW w:type="dxa" w:w="4435"/>
+            <w:tcBorders>
+              <w:top w:val="single" w:color="999999" w:sz="4"/>
+              <w:left w:val="single" w:color="999999" w:sz="4"/>
+              <w:bottom w:val="single" w:color="999999" w:sz="4"/>
+              <w:right w:val="single" w:color="999999" w:sz="4"/>
+            </w:tcBorders>
+            <w:shd w:fill="E7E6E6" w:color="auto" w:val="clear"/>
+            <w:tcMar>
+              <w:top w:type="dxa" w:w="40"/>
+              <w:left w:type="dxa" w:w="80"/>
+              <w:bottom w:type="dxa" w:w="40"/>
+              <w:right w:type="dxa" w:w="80"/>
+            </w:tcMar>
+          </w:tcPr>
+          <w:p>
+            <w:r>
+              <w:rPr>
+                <w:b/>
+                <w:bCs/>
+                <w:sz w:val="17"/>
+                <w:szCs w:val="17"/>
+              </w:rPr>
+              <w:t xml:space="preserve">Where</w:t>
+            </w:r>
+          </w:p>
+        </w:tc>
+      </w:tr>
+      <w:tr>
+        <w:tc>
+          <w:tcPr>
+            <w:tcW w:type="dxa" w:w="1996"/>
+            <w:tcBorders>
+              <w:top w:val="single" w:color="999999" w:sz="4"/>
+              <w:left w:val="single" w:color="999999" w:sz="4"/>
+              <w:bottom w:val="single" w:color="999999" w:sz="4"/>
+              <w:right w:val="single" w:color="999999" w:sz="4"/>
+            </w:tcBorders>
+            <w:tcMar>
+              <w:top w:type="dxa" w:w="40"/>
+              <w:left w:type="dxa" w:w="80"/>
+              <w:bottom w:type="dxa" w:w="40"/>
+              <w:right w:type="dxa" w:w="80"/>
+            </w:tcMar>
+          </w:tcPr>
+          <w:p>
+            <w:r>
+              <w:rPr>
+                <w:sz w:val="17"/>
+                <w:szCs w:val="17"/>
+              </w:rPr>
+              <w:t xml:space="preserve">Time to ground</w:t>
+            </w:r>
+          </w:p>
+        </w:tc>
+        <w:tc>
+          <w:tcPr>
+            <w:tcW w:type="dxa" w:w="3401"/>
+            <w:tcBorders>
+              <w:top w:val="single" w:color="999999" w:sz="4"/>
+              <w:left w:val="single" w:color="999999" w:sz="4"/>
+              <w:bottom w:val="single" w:color="999999" w:sz="4"/>
+              <w:right w:val="single" w:color="999999" w:sz="4"/>
+            </w:tcBorders>
+            <w:tcMar>
+              <w:top w:type="dxa" w:w="40"/>
+              <w:left w:type="dxa" w:w="80"/>
+              <w:bottom w:type="dxa" w:w="40"/>
+              <w:right w:type="dxa" w:w="80"/>
+            </w:tcMar>
+          </w:tcPr>
+          <w:p>
+            <w:r>
+              <w:rPr>
+                <w:sz w:val="17"/>
+                <w:szCs w:val="17"/>
+              </w:rPr>
+              <w:t xml:space="preserve">30 s (Info Displays)</w:t>
+            </w:r>
+          </w:p>
+        </w:tc>
+        <w:tc>
+          <w:tcPr>
+            <w:tcW w:type="dxa" w:w="3992"/>
+            <w:tcBorders>
+              <w:top w:val="single" w:color="999999" w:sz="4"/>
+              <w:left w:val="single" w:color="999999" w:sz="4"/>
+              <w:bottom w:val="single" w:color="999999" w:sz="4"/>
+              <w:right w:val="single" w:color="999999" w:sz="4"/>
+            </w:tcBorders>
+            <w:tcMar>
+              <w:top w:type="dxa" w:w="40"/>
+              <w:left w:type="dxa" w:w="80"/>
+              <w:bottom w:type="dxa" w:w="40"/>
+              <w:right w:type="dxa" w:w="80"/>
+            </w:tcMar>
+          </w:tcPr>
+          <w:p>
+            <w:r>
+              <w:rPr>
+                <w:sz w:val="17"/>
+                <w:szCs w:val="17"/>
+              </w:rPr>
+              <w:t xml:space="preserve">10 s</w:t>
+            </w:r>
+          </w:p>
+        </w:tc>
+        <w:tc>
+          <w:tcPr>
+            <w:tcW w:type="dxa" w:w="4435"/>
+            <w:tcBorders>
+              <w:top w:val="single" w:color="999999" w:sz="4"/>
+              <w:left w:val="single" w:color="999999" w:sz="4"/>
+              <w:bottom w:val="single" w:color="999999" w:sz="4"/>
+              <w:right w:val="single" w:color="999999" w:sz="4"/>
+            </w:tcBorders>
+            <w:tcMar>
+              <w:top w:type="dxa" w:w="40"/>
+              <w:left w:type="dxa" w:w="80"/>
+              <w:bottom w:type="dxa" w:w="40"/>
+              <w:right w:type="dxa" w:w="80"/>
+            </w:tcMar>
+          </w:tcPr>
+          <w:p>
+            <w:r>
+              <w:rPr>
+                <w:sz w:val="17"/>
+                <w:szCs w:val="17"/>
+              </w:rPr>
+              <w:t xml:space="preserve">GROUND PROX; T+GRND on POWERED DESCENT and RE-ENTRY; GPWS lander SINK RATE</w:t>
+            </w:r>
+          </w:p>
+        </w:tc>
+      </w:tr>
+      <w:tr>
+        <w:tc>
+          <w:tcPr>
+            <w:tcW w:type="dxa" w:w="1996"/>
+            <w:tcBorders>
+              <w:top w:val="single" w:color="999999" w:sz="4"/>
+              <w:left w:val="single" w:color="999999" w:sz="4"/>
+              <w:bottom w:val="single" w:color="999999" w:sz="4"/>
+              <w:right w:val="single" w:color="999999" w:sz="4"/>
+            </w:tcBorders>
+            <w:tcMar>
+              <w:top w:type="dxa" w:w="40"/>
+              <w:left w:type="dxa" w:w="80"/>
+              <w:bottom w:type="dxa" w:w="40"/>
+              <w:right w:type="dxa" w:w="80"/>
+            </w:tcMar>
+          </w:tcPr>
+          <w:p>
+            <w:r>
+              <w:rPr>
+                <w:sz w:val="17"/>
+                <w:szCs w:val="17"/>
+              </w:rPr>
+              <w:t xml:space="preserve">G load</w:t>
+            </w:r>
+          </w:p>
+        </w:tc>
+        <w:tc>
+          <w:tcPr>
+            <w:tcW w:type="dxa" w:w="3401"/>
+            <w:tcBorders>
+              <w:top w:val="single" w:color="999999" w:sz="4"/>
+              <w:left w:val="single" w:color="999999" w:sz="4"/>
+              <w:bottom w:val="single" w:color="999999" w:sz="4"/>
+              <w:right w:val="single" w:color="999999" w:sz="4"/>
+            </w:tcBorders>
+            <w:tcMar>
+              <w:top w:type="dxa" w:w="40"/>
+              <w:left w:type="dxa" w:w="80"/>
+              <w:bottom w:type="dxa" w:w="40"/>
+              <w:right w:type="dxa" w:w="80"/>
+            </w:tcMar>
+          </w:tcPr>
+          <w:p>
+            <w:r>
+              <w:rPr>
+                <w:sz w:val="17"/>
+                <w:szCs w:val="17"/>
+              </w:rPr>
+              <w:t xml:space="preserve">+4 g / −2 g (Info Displays)</w:t>
+            </w:r>
+          </w:p>
+        </w:tc>
+        <w:tc>
+          <w:tcPr>
+            <w:tcW w:type="dxa" w:w="3992"/>
+            <w:tcBorders>
+              <w:top w:val="single" w:color="999999" w:sz="4"/>
+              <w:left w:val="single" w:color="999999" w:sz="4"/>
+              <w:bottom w:val="single" w:color="999999" w:sz="4"/>
+              <w:right w:val="single" w:color="999999" w:sz="4"/>
+            </w:tcBorders>
+            <w:tcMar>
+              <w:top w:type="dxa" w:w="40"/>
+              <w:left w:type="dxa" w:w="80"/>
+              <w:bottom w:type="dxa" w:w="40"/>
+              <w:right w:type="dxa" w:w="80"/>
+            </w:tcMar>
+          </w:tcPr>
+          <w:p>
+            <w:r>
+              <w:rPr>
+                <w:sz w:val="17"/>
+                <w:szCs w:val="17"/>
+              </w:rPr>
+              <w:t xml:space="preserve">+9 g / −5 g</w:t>
+            </w:r>
+          </w:p>
+        </w:tc>
+        <w:tc>
+          <w:tcPr>
+            <w:tcW w:type="dxa" w:w="4435"/>
+            <w:tcBorders>
+              <w:top w:val="single" w:color="999999" w:sz="4"/>
+              <w:left w:val="single" w:color="999999" w:sz="4"/>
+              <w:bottom w:val="single" w:color="999999" w:sz="4"/>
+              <w:right w:val="single" w:color="999999" w:sz="4"/>
+            </w:tcBorders>
+            <w:tcMar>
+              <w:top w:type="dxa" w:w="40"/>
+              <w:left w:type="dxa" w:w="80"/>
+              <w:bottom w:type="dxa" w:w="40"/>
+              <w:right w:type="dxa" w:w="80"/>
+            </w:tcMar>
+          </w:tcPr>
+          <w:p>
+            <w:r>
+              <w:rPr>
+                <w:sz w:val="17"/>
+                <w:szCs w:val="17"/>
+              </w:rPr>
+              <w:t xml:space="preserve">HIGH G; G on ASCENT, AIRCRAFT; RE-ENTRY G meter</w:t>
+            </w:r>
+          </w:p>
+        </w:tc>
+      </w:tr>
+      <w:tr>
+        <w:tc>
+          <w:tcPr>
+            <w:tcW w:type="dxa" w:w="1996"/>
+            <w:tcBorders>
+              <w:top w:val="single" w:color="999999" w:sz="4"/>
+              <w:left w:val="single" w:color="999999" w:sz="4"/>
+              <w:bottom w:val="single" w:color="999999" w:sz="4"/>
+              <w:right w:val="single" w:color="999999" w:sz="4"/>
+            </w:tcBorders>
+            <w:tcMar>
+              <w:top w:type="dxa" w:w="40"/>
+              <w:left w:type="dxa" w:w="80"/>
+              <w:bottom w:type="dxa" w:w="40"/>
+              <w:right w:type="dxa" w:w="80"/>
+            </w:tcMar>
+          </w:tcPr>
+          <w:p>
+            <w:r>
+              <w:rPr>
+                <w:sz w:val="17"/>
+                <w:szCs w:val="17"/>
+              </w:rPr>
+              <w:t xml:space="preserve">Stage Δv</w:t>
+            </w:r>
+          </w:p>
+        </w:tc>
+        <w:tc>
+          <w:tcPr>
+            <w:tcW w:type="dxa" w:w="3401"/>
+            <w:tcBorders>
+              <w:top w:val="single" w:color="999999" w:sz="4"/>
+              <w:left w:val="single" w:color="999999" w:sz="4"/>
+              <w:bottom w:val="single" w:color="999999" w:sz="4"/>
+              <w:right w:val="single" w:color="999999" w:sz="4"/>
+            </w:tcBorders>
+            <w:tcMar>
+              <w:top w:type="dxa" w:w="40"/>
+              <w:left w:type="dxa" w:w="80"/>
+              <w:bottom w:type="dxa" w:w="40"/>
+              <w:right w:type="dxa" w:w="80"/>
+            </w:tcMar>
+          </w:tcPr>
+          <w:p>
+            <w:r>
+              <w:rPr>
+                <w:sz w:val="17"/>
+                <w:szCs w:val="17"/>
+              </w:rPr>
+              <w:t xml:space="preserve">300 m/s (Info Displays)</w:t>
+            </w:r>
+          </w:p>
+        </w:tc>
+        <w:tc>
+          <w:tcPr>
+            <w:tcW w:type="dxa" w:w="3992"/>
+            <w:tcBorders>
+              <w:top w:val="single" w:color="999999" w:sz="4"/>
+              <w:left w:val="single" w:color="999999" w:sz="4"/>
+              <w:bottom w:val="single" w:color="999999" w:sz="4"/>
+              <w:right w:val="single" w:color="999999" w:sz="4"/>
+            </w:tcBorders>
+            <w:tcMar>
+              <w:top w:type="dxa" w:w="40"/>
+              <w:left w:type="dxa" w:w="80"/>
+              <w:bottom w:type="dxa" w:w="40"/>
+              <w:right w:type="dxa" w:w="80"/>
+            </w:tcMar>
+          </w:tcPr>
+          <w:p>
+            <w:r>
+              <w:rPr>
+                <w:sz w:val="17"/>
+                <w:szCs w:val="17"/>
+              </w:rPr>
+              <w:t xml:space="preserve">150 m/s</w:t>
+            </w:r>
+          </w:p>
+        </w:tc>
+        <w:tc>
+          <w:tcPr>
+            <w:tcW w:type="dxa" w:w="4435"/>
+            <w:tcBorders>
+              <w:top w:val="single" w:color="999999" w:sz="4"/>
+              <w:left w:val="single" w:color="999999" w:sz="4"/>
+              <w:bottom w:val="single" w:color="999999" w:sz="4"/>
+              <w:right w:val="single" w:color="999999" w:sz="4"/>
+            </w:tcBorders>
+            <w:tcMar>
+              <w:top w:type="dxa" w:w="40"/>
+              <w:left w:type="dxa" w:w="80"/>
+              <w:bottom w:type="dxa" w:w="40"/>
+              <w:right w:type="dxa" w:w="80"/>
+            </w:tcMar>
+          </w:tcPr>
+          <w:p>
+            <w:r>
+              <w:rPr>
+                <w:sz w:val="17"/>
+                <w:szCs w:val="17"/>
+              </w:rPr>
+              <w:t xml:space="preserve">LOW ΔV; ΔV.STG</w:t>
+            </w:r>
+          </w:p>
+        </w:tc>
+      </w:tr>
+      <w:tr>
+        <w:tc>
+          <w:tcPr>
+            <w:tcW w:type="dxa" w:w="1996"/>
+            <w:tcBorders>
+              <w:top w:val="single" w:color="999999" w:sz="4"/>
+              <w:left w:val="single" w:color="999999" w:sz="4"/>
+              <w:bottom w:val="single" w:color="999999" w:sz="4"/>
+              <w:right w:val="single" w:color="999999" w:sz="4"/>
+            </w:tcBorders>
+            <w:tcMar>
+              <w:top w:type="dxa" w:w="40"/>
+              <w:left w:type="dxa" w:w="80"/>
+              <w:bottom w:type="dxa" w:w="40"/>
+              <w:right w:type="dxa" w:w="80"/>
+            </w:tcMar>
+          </w:tcPr>
+          <w:p>
+            <w:r>
+              <w:rPr>
+                <w:sz w:val="17"/>
+                <w:szCs w:val="17"/>
+              </w:rPr>
+              <w:t xml:space="preserve">Stage burn time</w:t>
+            </w:r>
+          </w:p>
+        </w:tc>
+        <w:tc>
+          <w:tcPr>
+            <w:tcW w:type="dxa" w:w="3401"/>
+            <w:tcBorders>
+              <w:top w:val="single" w:color="999999" w:sz="4"/>
+              <w:left w:val="single" w:color="999999" w:sz="4"/>
+              <w:bottom w:val="single" w:color="999999" w:sz="4"/>
+              <w:right w:val="single" w:color="999999" w:sz="4"/>
+            </w:tcBorders>
+            <w:tcMar>
+              <w:top w:type="dxa" w:w="40"/>
+              <w:left w:type="dxa" w:w="80"/>
+              <w:bottom w:type="dxa" w:w="40"/>
+              <w:right w:type="dxa" w:w="80"/>
+            </w:tcMar>
+          </w:tcPr>
+          <w:p>
+            <w:r>
+              <w:rPr>
+                <w:sz w:val="17"/>
+                <w:szCs w:val="17"/>
+              </w:rPr>
+              <w:t xml:space="preserve">120 s (Info Displays)</w:t>
+            </w:r>
+          </w:p>
+        </w:tc>
+        <w:tc>
+          <w:tcPr>
+            <w:tcW w:type="dxa" w:w="3992"/>
+            <w:tcBorders>
+              <w:top w:val="single" w:color="999999" w:sz="4"/>
+              <w:left w:val="single" w:color="999999" w:sz="4"/>
+              <w:bottom w:val="single" w:color="999999" w:sz="4"/>
+              <w:right w:val="single" w:color="999999" w:sz="4"/>
+            </w:tcBorders>
+            <w:tcMar>
+              <w:top w:type="dxa" w:w="40"/>
+              <w:left w:type="dxa" w:w="80"/>
+              <w:bottom w:type="dxa" w:w="40"/>
+              <w:right w:type="dxa" w:w="80"/>
+            </w:tcMar>
+          </w:tcPr>
+          <w:p>
+            <w:r>
+              <w:rPr>
+                <w:sz w:val="17"/>
+                <w:szCs w:val="17"/>
+              </w:rPr>
+              <w:t xml:space="preserve">60 s</w:t>
+            </w:r>
+          </w:p>
+        </w:tc>
+        <w:tc>
+          <w:tcPr>
+            <w:tcW w:type="dxa" w:w="4435"/>
+            <w:tcBorders>
+              <w:top w:val="single" w:color="999999" w:sz="4"/>
+              <w:left w:val="single" w:color="999999" w:sz="4"/>
+              <w:bottom w:val="single" w:color="999999" w:sz="4"/>
+              <w:right w:val="single" w:color="999999" w:sz="4"/>
+            </w:tcBorders>
+            <w:tcMar>
+              <w:top w:type="dxa" w:w="40"/>
+              <w:left w:type="dxa" w:w="80"/>
+              <w:bottom w:type="dxa" w:w="40"/>
+              <w:right w:type="dxa" w:w="80"/>
+            </w:tcMar>
+          </w:tcPr>
+          <w:p>
+            <w:r>
+              <w:rPr>
+                <w:sz w:val="17"/>
+                <w:szCs w:val="17"/>
+              </w:rPr>
+              <w:t xml:space="preserve">LOW ΔV; STG.BRN</w:t>
+            </w:r>
+          </w:p>
+        </w:tc>
+      </w:tr>
+      <w:tr>
+        <w:tc>
+          <w:tcPr>
+            <w:tcW w:type="dxa" w:w="1996"/>
+            <w:tcBorders>
+              <w:top w:val="single" w:color="999999" w:sz="4"/>
+              <w:left w:val="single" w:color="999999" w:sz="4"/>
+              <w:bottom w:val="single" w:color="999999" w:sz="4"/>
+              <w:right w:val="single" w:color="999999" w:sz="4"/>
+            </w:tcBorders>
+            <w:tcMar>
+              <w:top w:type="dxa" w:w="40"/>
+              <w:left w:type="dxa" w:w="80"/>
+              <w:bottom w:type="dxa" w:w="40"/>
+              <w:right w:type="dxa" w:w="80"/>
+            </w:tcMar>
+          </w:tcPr>
+          <w:p>
+            <w:r>
+              <w:rPr>
+                <w:sz w:val="17"/>
+                <w:szCs w:val="17"/>
+              </w:rPr>
+              <w:t xml:space="preserve">Part temperature</w:t>
+            </w:r>
+          </w:p>
+        </w:tc>
+        <w:tc>
+          <w:tcPr>
+            <w:tcW w:type="dxa" w:w="3401"/>
+            <w:tcBorders>
+              <w:top w:val="single" w:color="999999" w:sz="4"/>
+              <w:left w:val="single" w:color="999999" w:sz="4"/>
+              <w:bottom w:val="single" w:color="999999" w:sz="4"/>
+              <w:right w:val="single" w:color="999999" w:sz="4"/>
+            </w:tcBorders>
+            <w:tcMar>
+              <w:top w:type="dxa" w:w="40"/>
+              <w:left w:type="dxa" w:w="80"/>
+              <w:bottom w:type="dxa" w:w="40"/>
+              <w:right w:type="dxa" w:w="80"/>
+            </w:tcMar>
+          </w:tcPr>
+          <w:p>
+            <w:r>
+              <w:rPr>
+                <w:sz w:val="17"/>
+                <w:szCs w:val="17"/>
+              </w:rPr>
+              <w:t xml:space="preserve">50 % here; above 75 % on the Info Display bars</w:t>
+            </w:r>
+          </w:p>
+        </w:tc>
+        <w:tc>
+          <w:tcPr>
+            <w:tcW w:type="dxa" w:w="3992"/>
+            <w:tcBorders>
+              <w:top w:val="single" w:color="999999" w:sz="4"/>
+              <w:left w:val="single" w:color="999999" w:sz="4"/>
+              <w:bottom w:val="single" w:color="999999" w:sz="4"/>
+              <w:right w:val="single" w:color="999999" w:sz="4"/>
+            </w:tcBorders>
+            <w:tcMar>
+              <w:top w:type="dxa" w:w="40"/>
+              <w:left w:type="dxa" w:w="80"/>
+              <w:bottom w:type="dxa" w:w="40"/>
+              <w:right w:type="dxa" w:w="80"/>
+            </w:tcMar>
+          </w:tcPr>
+          <w:p>
+            <w:r>
+              <w:rPr>
+                <w:sz w:val="17"/>
+                <w:szCs w:val="17"/>
+              </w:rPr>
+              <w:t xml:space="preserve">above 90 %</w:t>
+            </w:r>
+          </w:p>
+        </w:tc>
+        <w:tc>
+          <w:tcPr>
+            <w:tcW w:type="dxa" w:w="4435"/>
+            <w:tcBorders>
+              <w:top w:val="single" w:color="999999" w:sz="4"/>
+              <w:left w:val="single" w:color="999999" w:sz="4"/>
+              <w:bottom w:val="single" w:color="999999" w:sz="4"/>
+              <w:right w:val="single" w:color="999999" w:sz="4"/>
+            </w:tcBorders>
+            <w:tcMar>
+              <w:top w:type="dxa" w:w="40"/>
+              <w:left w:type="dxa" w:w="80"/>
+              <w:bottom w:type="dxa" w:w="40"/>
+              <w:right w:type="dxa" w:w="80"/>
+            </w:tcMar>
+          </w:tcPr>
+          <w:p>
+            <w:r>
+              <w:rPr>
+                <w:sz w:val="17"/>
+                <w:szCs w:val="17"/>
+              </w:rPr>
+              <w:t xml:space="preserve">HIGH TEMP; CORE / SKIN</w:t>
+            </w:r>
+          </w:p>
+        </w:tc>
+      </w:tr>
+      <w:tr>
+        <w:tc>
+          <w:tcPr>
+            <w:tcW w:type="dxa" w:w="1996"/>
+            <w:tcBorders>
+              <w:top w:val="single" w:color="999999" w:sz="4"/>
+              <w:left w:val="single" w:color="999999" w:sz="4"/>
+              <w:bottom w:val="single" w:color="999999" w:sz="4"/>
+              <w:right w:val="single" w:color="999999" w:sz="4"/>
+            </w:tcBorders>
+            <w:tcMar>
+              <w:top w:type="dxa" w:w="40"/>
+              <w:left w:type="dxa" w:w="80"/>
+              <w:bottom w:type="dxa" w:w="40"/>
+              <w:right w:type="dxa" w:w="80"/>
+            </w:tcMar>
+          </w:tcPr>
+          <w:p>
+            <w:r>
+              <w:rPr>
+                <w:sz w:val="17"/>
+                <w:szCs w:val="17"/>
+              </w:rPr>
+              <w:t xml:space="preserve">Electric charge</w:t>
+            </w:r>
+          </w:p>
+        </w:tc>
+        <w:tc>
+          <w:tcPr>
+            <w:tcW w:type="dxa" w:w="3401"/>
+            <w:tcBorders>
+              <w:top w:val="single" w:color="999999" w:sz="4"/>
+              <w:left w:val="single" w:color="999999" w:sz="4"/>
+              <w:bottom w:val="single" w:color="999999" w:sz="4"/>
+              <w:right w:val="single" w:color="999999" w:sz="4"/>
+            </w:tcBorders>
+            <w:tcMar>
+              <w:top w:type="dxa" w:w="40"/>
+              <w:left w:type="dxa" w:w="80"/>
+              <w:bottom w:type="dxa" w:w="40"/>
+              <w:right w:type="dxa" w:w="80"/>
+            </w:tcMar>
+          </w:tcPr>
+          <w:p>
+            <w:r>
+              <w:rPr>
+                <w:sz w:val="17"/>
+                <w:szCs w:val="17"/>
+              </w:rPr>
+              <w:t xml:space="preserve">20 %</w:t>
+            </w:r>
+          </w:p>
+        </w:tc>
+        <w:tc>
+          <w:tcPr>
+            <w:tcW w:type="dxa" w:w="3992"/>
+            <w:tcBorders>
+              <w:top w:val="single" w:color="999999" w:sz="4"/>
+              <w:left w:val="single" w:color="999999" w:sz="4"/>
+              <w:bottom w:val="single" w:color="999999" w:sz="4"/>
+              <w:right w:val="single" w:color="999999" w:sz="4"/>
+            </w:tcBorders>
+            <w:tcMar>
+              <w:top w:type="dxa" w:w="40"/>
+              <w:left w:type="dxa" w:w="80"/>
+              <w:bottom w:type="dxa" w:w="40"/>
+              <w:right w:type="dxa" w:w="80"/>
+            </w:tcMar>
+          </w:tcPr>
+          <w:p>
+            <w:r>
+              <w:rPr>
+                <w:sz w:val="17"/>
+                <w:szCs w:val="17"/>
+              </w:rPr>
+              <w:t xml:space="preserve">5 %</w:t>
+            </w:r>
+          </w:p>
+        </w:tc>
+        <w:tc>
+          <w:tcPr>
+            <w:tcW w:type="dxa" w:w="4435"/>
+            <w:tcBorders>
+              <w:top w:val="single" w:color="999999" w:sz="4"/>
+              <w:left w:val="single" w:color="999999" w:sz="4"/>
+              <w:bottom w:val="single" w:color="999999" w:sz="4"/>
+              <w:right w:val="single" w:color="999999" w:sz="4"/>
+            </w:tcBorders>
+            <w:tcMar>
+              <w:top w:type="dxa" w:w="40"/>
+              <w:left w:type="dxa" w:w="80"/>
+              <w:bottom w:type="dxa" w:w="40"/>
+              <w:right w:type="dxa" w:w="80"/>
+            </w:tcMar>
+          </w:tcPr>
+          <w:p>
+            <w:r>
+              <w:rPr>
+                <w:sz w:val="17"/>
+                <w:szCs w:val="17"/>
+              </w:rPr>
+              <w:t xml:space="preserve">BUS VOLTAGE; EC on the Info Displays; the Resource Display EC meter</w:t>
+            </w:r>
+          </w:p>
+        </w:tc>
+      </w:tr>
+      <w:tr>
+        <w:tc>
+          <w:tcPr>
+            <w:tcW w:type="dxa" w:w="1996"/>
+            <w:tcBorders>
+              <w:top w:val="single" w:color="999999" w:sz="4"/>
+              <w:left w:val="single" w:color="999999" w:sz="4"/>
+              <w:bottom w:val="single" w:color="999999" w:sz="4"/>
+              <w:right w:val="single" w:color="999999" w:sz="4"/>
+            </w:tcBorders>
+            <w:tcMar>
+              <w:top w:type="dxa" w:w="40"/>
+              <w:left w:type="dxa" w:w="80"/>
+              <w:bottom w:type="dxa" w:w="40"/>
+              <w:right w:type="dxa" w:w="80"/>
+            </w:tcMar>
+          </w:tcPr>
+          <w:p>
+            <w:r>
+              <w:rPr>
+                <w:sz w:val="17"/>
+                <w:szCs w:val="17"/>
+              </w:rPr>
+              <w:t xml:space="preserve">Propellant / monopropellant</w:t>
+            </w:r>
+          </w:p>
+        </w:tc>
+        <w:tc>
+          <w:tcPr>
+            <w:tcW w:type="dxa" w:w="3401"/>
+            <w:tcBorders>
+              <w:top w:val="single" w:color="999999" w:sz="4"/>
+              <w:left w:val="single" w:color="999999" w:sz="4"/>
+              <w:bottom w:val="single" w:color="999999" w:sz="4"/>
+              <w:right w:val="single" w:color="999999" w:sz="4"/>
+            </w:tcBorders>
+            <w:tcMar>
+              <w:top w:type="dxa" w:w="40"/>
+              <w:left w:type="dxa" w:w="80"/>
+              <w:bottom w:type="dxa" w:w="40"/>
+              <w:right w:type="dxa" w:w="80"/>
+            </w:tcMar>
+          </w:tcPr>
+          <w:p>
+            <w:r>
+              <w:rPr>
+                <w:sz w:val="17"/>
+                <w:szCs w:val="17"/>
+              </w:rPr>
+              <w:t xml:space="preserve">20 %</w:t>
+            </w:r>
+          </w:p>
+        </w:tc>
+        <w:tc>
+          <w:tcPr>
+            <w:tcW w:type="dxa" w:w="3992"/>
+            <w:tcBorders>
+              <w:top w:val="single" w:color="999999" w:sz="4"/>
+              <w:left w:val="single" w:color="999999" w:sz="4"/>
+              <w:bottom w:val="single" w:color="999999" w:sz="4"/>
+              <w:right w:val="single" w:color="999999" w:sz="4"/>
+            </w:tcBorders>
+            <w:tcMar>
+              <w:top w:type="dxa" w:w="40"/>
+              <w:left w:type="dxa" w:w="80"/>
+              <w:bottom w:type="dxa" w:w="40"/>
+              <w:right w:type="dxa" w:w="80"/>
+            </w:tcMar>
+          </w:tcPr>
+          <w:p>
+            <w:r>
+              <w:rPr>
+                <w:sz w:val="17"/>
+                <w:szCs w:val="17"/>
+              </w:rPr>
+              <w:t xml:space="preserve">5 %</w:t>
+            </w:r>
+          </w:p>
+        </w:tc>
+        <w:tc>
+          <w:tcPr>
+            <w:tcW w:type="dxa" w:w="4435"/>
+            <w:tcBorders>
+              <w:top w:val="single" w:color="999999" w:sz="4"/>
+              <w:left w:val="single" w:color="999999" w:sz="4"/>
+              <w:bottom w:val="single" w:color="999999" w:sz="4"/>
+              <w:right w:val="single" w:color="999999" w:sz="4"/>
+            </w:tcBorders>
+            <w:tcMar>
+              <w:top w:type="dxa" w:w="40"/>
+              <w:left w:type="dxa" w:w="80"/>
+              <w:bottom w:type="dxa" w:w="40"/>
+              <w:right w:type="dxa" w:w="80"/>
+            </w:tcMar>
+          </w:tcPr>
+          <w:p>
+            <w:r>
+              <w:rPr>
+                <w:sz w:val="17"/>
+                <w:szCs w:val="17"/>
+              </w:rPr>
+              <w:t xml:space="preserve">PROP LOW (both tiers), RCS LOW (caution only); the Resource Display meters</w:t>
+            </w:r>
+          </w:p>
+        </w:tc>
+      </w:tr>
+      <w:tr>
+        <w:tc>
+          <w:tcPr>
+            <w:tcW w:type="dxa" w:w="1996"/>
+            <w:tcBorders>
+              <w:top w:val="single" w:color="999999" w:sz="4"/>
+              <w:left w:val="single" w:color="999999" w:sz="4"/>
+              <w:bottom w:val="single" w:color="999999" w:sz="4"/>
+              <w:right w:val="single" w:color="999999" w:sz="4"/>
+            </w:tcBorders>
+            <w:tcMar>
+              <w:top w:type="dxa" w:w="40"/>
+              <w:left w:type="dxa" w:w="80"/>
+              <w:bottom w:type="dxa" w:w="40"/>
+              <w:right w:type="dxa" w:w="80"/>
+            </w:tcMar>
+          </w:tcPr>
+          <w:p>
+            <w:r>
+              <w:rPr>
+                <w:sz w:val="17"/>
+                <w:szCs w:val="17"/>
+              </w:rPr>
+              <w:t xml:space="preserve">Dynamic pressure</w:t>
+            </w:r>
+          </w:p>
+        </w:tc>
+        <w:tc>
+          <w:tcPr>
+            <w:tcW w:type="dxa" w:w="3401"/>
+            <w:tcBorders>
+              <w:top w:val="single" w:color="999999" w:sz="4"/>
+              <w:left w:val="single" w:color="999999" w:sz="4"/>
+              <w:bottom w:val="single" w:color="999999" w:sz="4"/>
+              <w:right w:val="single" w:color="999999" w:sz="4"/>
+            </w:tcBorders>
+            <w:tcMar>
+              <w:top w:type="dxa" w:w="40"/>
+              <w:left w:type="dxa" w:w="80"/>
+              <w:bottom w:type="dxa" w:w="40"/>
+              <w:right w:type="dxa" w:w="80"/>
+            </w:tcMar>
+          </w:tcPr>
+          <w:p>
+            <w:r>
+              <w:rPr>
+                <w:sz w:val="17"/>
+                <w:szCs w:val="17"/>
+              </w:rPr>
+              <w:t xml:space="preserve">20 kPa</w:t>
+            </w:r>
+          </w:p>
+        </w:tc>
+        <w:tc>
+          <w:tcPr>
+            <w:tcW w:type="dxa" w:w="3992"/>
+            <w:tcBorders>
+              <w:top w:val="single" w:color="999999" w:sz="4"/>
+              <w:left w:val="single" w:color="999999" w:sz="4"/>
+              <w:bottom w:val="single" w:color="999999" w:sz="4"/>
+              <w:right w:val="single" w:color="999999" w:sz="4"/>
+            </w:tcBorders>
+            <w:tcMar>
+              <w:top w:type="dxa" w:w="40"/>
+              <w:left w:type="dxa" w:w="80"/>
+              <w:bottom w:type="dxa" w:w="40"/>
+              <w:right w:type="dxa" w:w="80"/>
+            </w:tcMar>
+          </w:tcPr>
+          <w:p>
+            <w:r>
+              <w:rPr>
+                <w:sz w:val="17"/>
+                <w:szCs w:val="17"/>
+              </w:rPr>
+              <w:t xml:space="preserve">40 kPa (ASCENT only)</w:t>
+            </w:r>
+          </w:p>
+        </w:tc>
+        <w:tc>
+          <w:tcPr>
+            <w:tcW w:type="dxa" w:w="4435"/>
+            <w:tcBorders>
+              <w:top w:val="single" w:color="999999" w:sz="4"/>
+              <w:left w:val="single" w:color="999999" w:sz="4"/>
+              <w:bottom w:val="single" w:color="999999" w:sz="4"/>
+              <w:right w:val="single" w:color="999999" w:sz="4"/>
+            </w:tcBorders>
+            <w:tcMar>
+              <w:top w:type="dxa" w:w="40"/>
+              <w:left w:type="dxa" w:w="80"/>
+              <w:bottom w:type="dxa" w:w="40"/>
+              <w:right w:type="dxa" w:w="80"/>
+            </w:tcMar>
+          </w:tcPr>
+          <w:p>
+            <w:r>
+              <w:rPr>
+                <w:sz w:val="17"/>
+                <w:szCs w:val="17"/>
+              </w:rPr>
+              <w:t xml:space="preserve">HIGH Q; Q on ASCENT</w:t>
+            </w:r>
+          </w:p>
+        </w:tc>
+      </w:tr>
+      <w:tr>
+        <w:tc>
+          <w:tcPr>
+            <w:tcW w:type="dxa" w:w="1996"/>
+            <w:tcBorders>
+              <w:top w:val="single" w:color="999999" w:sz="4"/>
+              <w:left w:val="single" w:color="999999" w:sz="4"/>
+              <w:bottom w:val="single" w:color="999999" w:sz="4"/>
+              <w:right w:val="single" w:color="999999" w:sz="4"/>
+            </w:tcBorders>
+            <w:tcMar>
+              <w:top w:type="dxa" w:w="40"/>
+              <w:left w:type="dxa" w:w="80"/>
+              <w:bottom w:type="dxa" w:w="40"/>
+              <w:right w:type="dxa" w:w="80"/>
+            </w:tcMar>
+          </w:tcPr>
+          <w:p>
+            <w:r>
+              <w:rPr>
+                <w:sz w:val="17"/>
+                <w:szCs w:val="17"/>
+              </w:rPr>
+              <w:t xml:space="preserve">Angle of attack</w:t>
+            </w:r>
+          </w:p>
+        </w:tc>
+        <w:tc>
+          <w:tcPr>
+            <w:tcW w:type="dxa" w:w="3401"/>
+            <w:tcBorders>
+              <w:top w:val="single" w:color="999999" w:sz="4"/>
+              <w:left w:val="single" w:color="999999" w:sz="4"/>
+              <w:bottom w:val="single" w:color="999999" w:sz="4"/>
+              <w:right w:val="single" w:color="999999" w:sz="4"/>
+            </w:tcBorders>
+            <w:tcMar>
+              <w:top w:type="dxa" w:w="40"/>
+              <w:left w:type="dxa" w:w="80"/>
+              <w:bottom w:type="dxa" w:w="40"/>
+              <w:right w:type="dxa" w:w="80"/>
+            </w:tcMar>
+          </w:tcPr>
+          <w:p>
+            <w:r>
+              <w:rPr>
+                <w:sz w:val="17"/>
+                <w:szCs w:val="17"/>
+              </w:rPr>
+              <w:t xml:space="preserve">10°</w:t>
+            </w:r>
+          </w:p>
+        </w:tc>
+        <w:tc>
+          <w:tcPr>
+            <w:tcW w:type="dxa" w:w="3992"/>
+            <w:tcBorders>
+              <w:top w:val="single" w:color="999999" w:sz="4"/>
+              <w:left w:val="single" w:color="999999" w:sz="4"/>
+              <w:bottom w:val="single" w:color="999999" w:sz="4"/>
+              <w:right w:val="single" w:color="999999" w:sz="4"/>
+            </w:tcBorders>
+            <w:tcMar>
+              <w:top w:type="dxa" w:w="40"/>
+              <w:left w:type="dxa" w:w="80"/>
+              <w:bottom w:type="dxa" w:w="40"/>
+              <w:right w:type="dxa" w:w="80"/>
+            </w:tcMar>
+          </w:tcPr>
+          <w:p>
+            <w:r>
+              <w:rPr>
+                <w:sz w:val="17"/>
+                <w:szCs w:val="17"/>
+              </w:rPr>
+              <w:t xml:space="preserve">20°</w:t>
+            </w:r>
+          </w:p>
+        </w:tc>
+        <w:tc>
+          <w:tcPr>
+            <w:tcW w:type="dxa" w:w="4435"/>
+            <w:tcBorders>
+              <w:top w:val="single" w:color="999999" w:sz="4"/>
+              <w:left w:val="single" w:color="999999" w:sz="4"/>
+              <w:bottom w:val="single" w:color="999999" w:sz="4"/>
+              <w:right w:val="single" w:color="999999" w:sz="4"/>
+            </w:tcBorders>
+            <w:tcMar>
+              <w:top w:type="dxa" w:w="40"/>
+              <w:left w:type="dxa" w:w="80"/>
+              <w:bottom w:type="dxa" w:w="40"/>
+              <w:right w:type="dxa" w:w="80"/>
+            </w:tcMar>
+          </w:tcPr>
+          <w:p>
+            <w:r>
+              <w:rPr>
+                <w:sz w:val="17"/>
+                <w:szCs w:val="17"/>
+              </w:rPr>
+              <w:t xml:space="preserve">AOA on AIRCRAFT; GPWS STALL</w:t>
+            </w:r>
+          </w:p>
+        </w:tc>
+      </w:tr>
+      <w:tr>
+        <w:tc>
+          <w:tcPr>
+            <w:tcW w:type="dxa" w:w="1996"/>
+            <w:tcBorders>
+              <w:top w:val="single" w:color="999999" w:sz="4"/>
+              <w:left w:val="single" w:color="999999" w:sz="4"/>
+              <w:bottom w:val="single" w:color="999999" w:sz="4"/>
+              <w:right w:val="single" w:color="999999" w:sz="4"/>
+            </w:tcBorders>
+            <w:tcMar>
+              <w:top w:type="dxa" w:w="40"/>
+              <w:left w:type="dxa" w:w="80"/>
+              <w:bottom w:type="dxa" w:w="40"/>
+              <w:right w:type="dxa" w:w="80"/>
+            </w:tcMar>
+          </w:tcPr>
+          <w:p>
+            <w:r>
+              <w:rPr>
+                <w:sz w:val="17"/>
+                <w:szCs w:val="17"/>
+              </w:rPr>
+              <w:t xml:space="preserve">Main chute</w:t>
+            </w:r>
+          </w:p>
+        </w:tc>
+        <w:tc>
+          <w:tcPr>
+            <w:tcW w:type="dxa" w:w="3401"/>
+            <w:tcBorders>
+              <w:top w:val="single" w:color="999999" w:sz="4"/>
+              <w:left w:val="single" w:color="999999" w:sz="4"/>
+              <w:bottom w:val="single" w:color="999999" w:sz="4"/>
+              <w:right w:val="single" w:color="999999" w:sz="4"/>
+            </w:tcBorders>
+            <w:tcMar>
+              <w:top w:type="dxa" w:w="40"/>
+              <w:left w:type="dxa" w:w="80"/>
+              <w:bottom w:type="dxa" w:w="40"/>
+              <w:right w:type="dxa" w:w="80"/>
+            </w:tcMar>
+          </w:tcPr>
+          <w:p>
+            <w:r>
+              <w:rPr>
+                <w:sz w:val="17"/>
+                <w:szCs w:val="17"/>
+              </w:rPr>
+              <w:t xml:space="preserve">—</w:t>
+            </w:r>
+          </w:p>
+        </w:tc>
+        <w:tc>
+          <w:tcPr>
+            <w:tcW w:type="dxa" w:w="3992"/>
+            <w:tcBorders>
+              <w:top w:val="single" w:color="999999" w:sz="4"/>
+              <w:left w:val="single" w:color="999999" w:sz="4"/>
+              <w:bottom w:val="single" w:color="999999" w:sz="4"/>
+              <w:right w:val="single" w:color="999999" w:sz="4"/>
+            </w:tcBorders>
+            <w:tcMar>
+              <w:top w:type="dxa" w:w="40"/>
+              <w:left w:type="dxa" w:w="80"/>
+              <w:bottom w:type="dxa" w:w="40"/>
+              <w:right w:type="dxa" w:w="80"/>
+            </w:tcMar>
+          </w:tcPr>
+          <w:p>
+            <w:r>
+              <w:rPr>
+                <w:sz w:val="17"/>
+                <w:szCs w:val="17"/>
+              </w:rPr>
+              <w:t xml:space="preserve">q above 38,300 Pa (about 250 m/s at Kerbin sea level)</w:t>
+            </w:r>
+          </w:p>
+        </w:tc>
+        <w:tc>
+          <w:tcPr>
+            <w:tcW w:type="dxa" w:w="4435"/>
+            <w:tcBorders>
+              <w:top w:val="single" w:color="999999" w:sz="4"/>
+              <w:left w:val="single" w:color="999999" w:sz="4"/>
+              <w:bottom w:val="single" w:color="999999" w:sz="4"/>
+              <w:right w:val="single" w:color="999999" w:sz="4"/>
+            </w:tcBorders>
+            <w:tcMar>
+              <w:top w:type="dxa" w:w="40"/>
+              <w:left w:type="dxa" w:w="80"/>
+              <w:bottom w:type="dxa" w:w="40"/>
+              <w:right w:type="dxa" w:w="80"/>
+            </w:tcMar>
+          </w:tcPr>
+          <w:p>
+            <w:r>
+              <w:rPr>
+                <w:sz w:val="17"/>
+                <w:szCs w:val="17"/>
+              </w:rPr>
+              <w:t xml:space="preserve">CHUTE ENV; RE-ENTRY chute rows and CHUTE DEPLOY bar</w:t>
+            </w:r>
+          </w:p>
+        </w:tc>
+      </w:tr>
+      <w:tr>
+        <w:tc>
+          <w:tcPr>
+            <w:tcW w:type="dxa" w:w="1996"/>
+            <w:tcBorders>
+              <w:top w:val="single" w:color="999999" w:sz="4"/>
+              <w:left w:val="single" w:color="999999" w:sz="4"/>
+              <w:bottom w:val="single" w:color="999999" w:sz="4"/>
+              <w:right w:val="single" w:color="999999" w:sz="4"/>
+            </w:tcBorders>
+            <w:tcMar>
+              <w:top w:type="dxa" w:w="40"/>
+              <w:left w:type="dxa" w:w="80"/>
+              <w:bottom w:type="dxa" w:w="40"/>
+              <w:right w:type="dxa" w:w="80"/>
+            </w:tcMar>
+          </w:tcPr>
+          <w:p>
+            <w:r>
+              <w:rPr>
+                <w:sz w:val="17"/>
+                <w:szCs w:val="17"/>
+              </w:rPr>
+              <w:t xml:space="preserve">Drogue chute</w:t>
+            </w:r>
+          </w:p>
+        </w:tc>
+        <w:tc>
+          <w:tcPr>
+            <w:tcW w:type="dxa" w:w="3401"/>
+            <w:tcBorders>
+              <w:top w:val="single" w:color="999999" w:sz="4"/>
+              <w:left w:val="single" w:color="999999" w:sz="4"/>
+              <w:bottom w:val="single" w:color="999999" w:sz="4"/>
+              <w:right w:val="single" w:color="999999" w:sz="4"/>
+            </w:tcBorders>
+            <w:tcMar>
+              <w:top w:type="dxa" w:w="40"/>
+              <w:left w:type="dxa" w:w="80"/>
+              <w:bottom w:type="dxa" w:w="40"/>
+              <w:right w:type="dxa" w:w="80"/>
+            </w:tcMar>
+          </w:tcPr>
+          <w:p>
+            <w:r>
+              <w:rPr>
+                <w:sz w:val="17"/>
+                <w:szCs w:val="17"/>
+              </w:rPr>
+              <w:t xml:space="preserve">—</w:t>
+            </w:r>
+          </w:p>
+        </w:tc>
+        <w:tc>
+          <w:tcPr>
+            <w:tcW w:type="dxa" w:w="3992"/>
+            <w:tcBorders>
+              <w:top w:val="single" w:color="999999" w:sz="4"/>
+              <w:left w:val="single" w:color="999999" w:sz="4"/>
+              <w:bottom w:val="single" w:color="999999" w:sz="4"/>
+              <w:right w:val="single" w:color="999999" w:sz="4"/>
+            </w:tcBorders>
+            <w:tcMar>
+              <w:top w:type="dxa" w:w="40"/>
+              <w:left w:type="dxa" w:w="80"/>
+              <w:bottom w:type="dxa" w:w="40"/>
+              <w:right w:type="dxa" w:w="80"/>
+            </w:tcMar>
+          </w:tcPr>
+          <w:p>
+            <w:r>
+              <w:rPr>
+                <w:sz w:val="17"/>
+                <w:szCs w:val="17"/>
+              </w:rPr>
+              <w:t xml:space="preserve">q above 153,000 Pa (about 500 m/s at Kerbin sea level)</w:t>
+            </w:r>
+          </w:p>
+        </w:tc>
+        <w:tc>
+          <w:tcPr>
+            <w:tcW w:type="dxa" w:w="4435"/>
+            <w:tcBorders>
+              <w:top w:val="single" w:color="999999" w:sz="4"/>
+              <w:left w:val="single" w:color="999999" w:sz="4"/>
+              <w:bottom w:val="single" w:color="999999" w:sz="4"/>
+              <w:right w:val="single" w:color="999999" w:sz="4"/>
+            </w:tcBorders>
+            <w:tcMar>
+              <w:top w:type="dxa" w:w="40"/>
+              <w:left w:type="dxa" w:w="80"/>
+              <w:bottom w:type="dxa" w:w="40"/>
+              <w:right w:type="dxa" w:w="80"/>
+            </w:tcMar>
+          </w:tcPr>
+          <w:p>
+            <w:r>
+              <w:rPr>
+                <w:sz w:val="17"/>
+                <w:szCs w:val="17"/>
+              </w:rPr>
+              <w:t xml:space="preserve">As above</w:t>
+            </w:r>
+          </w:p>
+        </w:tc>
+      </w:tr>
+    </w:tbl>
+    <w:p>
+      <w:pPr>
+        <w:spacing w:after="120"/>
+      </w:pPr>
+    </w:p>
+    <w:p>
+      <w:pPr>
+        <w:spacing w:after="120"/>
+      </w:pPr>
+      <w:r>
+        <w:t xml:space="preserve">The chute limits are dynamic pressure rather than speed, because that is what tears a canopy; the safe deploy speed therefore rises with altitude.</w:t>
       </w:r>
     </w:p>
     <w:p>

--- a/Documents/User/Annunciator_Caution_Warning_Reference.docx
+++ b/Documents/User/Annunciator_Caution_Warning_Reference.docx
@@ -6259,7 +6259,7 @@
         <w:t xml:space="preserve">annun_link.ino</w:t>
       </w:r>
       <w:r>
-        <w:t xml:space="preserve">), but it does not yet read every switch behind them. DEMO, AUDIO, AUTOPILOT, DEBUG, THRTL PREC and ENG ARM follow live master state. THRTL ENA, TRIM and INPUT PREC follow master variables that no panel handler sets yet, so they stay at their defaults. WARP, SWITCH ERR and SIMPIT LOST have no master source yet and stay OFF. In the panel's demo mode, DEMO / AUDIO / DEBUG reflect the panel's own settings and the remaining tiles cycle for inspection.</w:t>
+        <w:t xml:space="preserve">), but it does not yet read every switch behind them. DEMO, WARP, AUDIO, AUTOPILOT, DEBUG, THRTL PREC and ENG ARM follow live master state. THRTL ENA, TRIM and INPUT PREC follow master variables that no panel handler sets yet, so they stay at their defaults. SWITCH ERR and SIMPIT LOST have no master source yet and stay OFF. In the panel's demo mode, DEMO / AUDIO / DEBUG reflect the panel's own settings and the remaining tiles cycle for inspection.</w:t>
       </w:r>
     </w:p>
     <w:tbl>
